--- a/templates/PLANTILLA PROTOCOLO INDIVIDUAL.docx
+++ b/templates/PLANTILLA PROTOCOLO INDIVIDUAL.docx
@@ -20,7 +20,7 @@
         <w:ind w:right="0" w:firstLine="0" w:left="0"/>
         <w:jc w:val="left"/>
         <w:rPr>
-          <w:rFonts w:ascii="Arial" w:hAnsi="Arial" w:eastAsia="Arial" w:cs="Arial"/>
+          <w:rFonts w:ascii="Times New Roman" w:hAnsi="Times New Roman" w:eastAsia="Times New Roman" w:cs="Times New Roman"/>
           <w:b w:val="0"/>
           <w:i w:val="0"/>
           <w:smallCaps w:val="0"/>
@@ -40,7 +40,7 @@
       </w:r>
       <w:r>
         <w:rPr>
-          <w:rFonts w:ascii="Arial" w:hAnsi="Arial" w:eastAsia="Arial" w:cs="Arial"/>
+          <w:rFonts w:ascii="Times New Roman" w:hAnsi="Times New Roman" w:eastAsia="Times New Roman" w:cs="Times New Roman"/>
           <w:b w:val="0"/>
           <w:i w:val="0"/>
           <w:smallCaps w:val="0"/>
@@ -92,7 +92,7 @@
               <w:ind/>
               <w:jc w:val="center"/>
               <w:rPr>
-                <w:rFonts w:ascii="Arial" w:hAnsi="Arial" w:eastAsia="Arial" w:cs="Arial"/>
+                <w:rFonts w:ascii="Times New Roman" w:hAnsi="Times New Roman" w:eastAsia="Times New Roman" w:cs="Times New Roman"/>
                 <w:b/>
                 <w:color w:val="002060"/>
                 <w:sz w:val="28"/>
@@ -105,7 +105,7 @@
             <w:bookmarkEnd w:id="0"/>
             <w:r>
               <w:rPr>
-                <w:rFonts w:ascii="Arial" w:hAnsi="Arial" w:eastAsia="Arial" w:cs="Arial"/>
+                <w:rFonts w:ascii="Times New Roman" w:hAnsi="Times New Roman" w:eastAsia="Times New Roman" w:cs="Times New Roman"/>
                 <w:b/>
                 <w:color w:val="002060"/>
                 <w:sz w:val="28"/>
@@ -116,7 +116,7 @@
             </w:r>
             <w:r>
               <w:rPr>
-                <w:rFonts w:ascii="Arial" w:hAnsi="Arial" w:eastAsia="Arial" w:cs="Arial"/>
+                <w:rFonts w:ascii="Times New Roman" w:hAnsi="Times New Roman" w:eastAsia="Times New Roman" w:cs="Times New Roman"/>
                 <w:b/>
                 <w:color w:val="002060"/>
                 <w:sz w:val="28"/>
@@ -141,14 +141,14 @@
               <w:ind/>
               <w:jc w:val="both"/>
               <w:rPr>
-                <w:rFonts w:ascii="Arial" w:hAnsi="Arial" w:eastAsia="Arial" w:cs="Arial"/>
+                <w:rFonts w:ascii="Times New Roman" w:hAnsi="Times New Roman" w:eastAsia="Times New Roman" w:cs="Times New Roman"/>
                 <w:b/>
                 <w:bCs/>
               </w:rPr>
             </w:pPr>
             <w:r>
               <w:rPr>
-                <w:rFonts w:ascii="Arial" w:hAnsi="Arial" w:eastAsia="Arial" w:cs="Arial"/>
+                <w:rFonts w:ascii="Times New Roman" w:hAnsi="Times New Roman" w:eastAsia="Times New Roman" w:cs="Times New Roman"/>
                 <w:b/>
                 <w:bCs/>
                 <w:rtl w:val="0"/>
@@ -157,7 +157,7 @@
             </w:r>
             <w:r>
               <w:rPr>
-                <w:rFonts w:ascii="Arial" w:hAnsi="Arial" w:eastAsia="Arial" w:cs="Arial"/>
+                <w:rFonts w:ascii="Times New Roman" w:hAnsi="Times New Roman" w:eastAsia="Times New Roman" w:cs="Times New Roman"/>
                 <w:b/>
                 <w:bCs/>
               </w:rPr>
@@ -180,14 +180,14 @@
               <w:ind/>
               <w:jc w:val="both"/>
               <w:rPr>
-                <w:rFonts w:ascii="Arial" w:hAnsi="Arial" w:eastAsia="Arial" w:cs="Arial"/>
+                <w:rFonts w:ascii="Times New Roman" w:hAnsi="Times New Roman" w:eastAsia="Times New Roman" w:cs="Times New Roman"/>
                 <w:b/>
                 <w:bCs/>
               </w:rPr>
             </w:pPr>
             <w:r>
               <w:rPr>
-                <w:rFonts w:ascii="Arial" w:hAnsi="Arial" w:eastAsia="Arial" w:cs="Arial"/>
+                <w:rFonts w:ascii="Times New Roman" w:hAnsi="Times New Roman" w:eastAsia="Times New Roman" w:cs="Times New Roman"/>
                 <w:b/>
                 <w:bCs/>
                 <w:rtl w:val="0"/>
@@ -196,7 +196,7 @@
             </w:r>
             <w:r>
               <w:rPr>
-                <w:rFonts w:ascii="Arial" w:hAnsi="Arial" w:eastAsia="Arial" w:cs="Arial"/>
+                <w:rFonts w:ascii="Times New Roman" w:hAnsi="Times New Roman" w:eastAsia="Times New Roman" w:cs="Times New Roman"/>
                 <w:b/>
                 <w:bCs/>
               </w:rPr>
@@ -219,14 +219,14 @@
               <w:ind/>
               <w:jc w:val="both"/>
               <w:rPr>
-                <w:rFonts w:ascii="Arial" w:hAnsi="Arial" w:eastAsia="Arial" w:cs="Arial"/>
+                <w:rFonts w:ascii="Times New Roman" w:hAnsi="Times New Roman" w:eastAsia="Times New Roman" w:cs="Times New Roman"/>
                 <w:b/>
                 <w:bCs/>
               </w:rPr>
             </w:pPr>
             <w:r>
               <w:rPr>
-                <w:rFonts w:ascii="Arial" w:hAnsi="Arial" w:eastAsia="Arial" w:cs="Arial"/>
+                <w:rFonts w:ascii="Times New Roman" w:hAnsi="Times New Roman" w:eastAsia="Times New Roman" w:cs="Times New Roman"/>
                 <w:b/>
                 <w:bCs/>
                 <w:rtl w:val="0"/>
@@ -235,7 +235,7 @@
             </w:r>
             <w:r>
               <w:rPr>
-                <w:rFonts w:ascii="Arial" w:hAnsi="Arial" w:eastAsia="Arial" w:cs="Arial"/>
+                <w:rFonts w:ascii="Times New Roman" w:hAnsi="Times New Roman" w:eastAsia="Times New Roman" w:cs="Times New Roman"/>
                 <w:b/>
                 <w:bCs/>
               </w:rPr>
@@ -258,14 +258,14 @@
               <w:ind/>
               <w:jc w:val="both"/>
               <w:rPr>
-                <w:rFonts w:ascii="Arial" w:hAnsi="Arial" w:eastAsia="Arial" w:cs="Arial"/>
+                <w:rFonts w:ascii="Times New Roman" w:hAnsi="Times New Roman" w:eastAsia="Times New Roman" w:cs="Times New Roman"/>
                 <w:b/>
                 <w:bCs/>
               </w:rPr>
             </w:pPr>
             <w:r>
               <w:rPr>
-                <w:rFonts w:ascii="Arial" w:hAnsi="Arial" w:eastAsia="Arial" w:cs="Arial"/>
+                <w:rFonts w:ascii="Times New Roman" w:hAnsi="Times New Roman" w:eastAsia="Times New Roman" w:cs="Times New Roman"/>
                 <w:b/>
                 <w:bCs/>
                 <w:rtl w:val="0"/>
@@ -274,7 +274,7 @@
             </w:r>
             <w:r>
               <w:rPr>
-                <w:rFonts w:ascii="Arial" w:hAnsi="Arial" w:eastAsia="Arial" w:cs="Arial"/>
+                <w:rFonts w:ascii="Times New Roman" w:hAnsi="Times New Roman" w:eastAsia="Times New Roman" w:cs="Times New Roman"/>
                 <w:b/>
                 <w:bCs/>
                 <w:rtl w:val="0"/>
@@ -284,7 +284,7 @@
             </w:r>
             <w:r>
               <w:rPr>
-                <w:rFonts w:ascii="Arial" w:hAnsi="Arial" w:eastAsia="Arial" w:cs="Arial"/>
+                <w:rFonts w:ascii="Times New Roman" w:hAnsi="Times New Roman" w:eastAsia="Times New Roman" w:cs="Times New Roman"/>
                 <w:b/>
                 <w:bCs/>
               </w:rPr>
@@ -308,14 +308,14 @@
               <w:ind/>
               <w:jc w:val="both"/>
               <w:rPr>
-                <w:rFonts w:ascii="Arial" w:hAnsi="Arial" w:eastAsia="Arial" w:cs="Arial"/>
+                <w:rFonts w:ascii="Times New Roman" w:hAnsi="Times New Roman" w:eastAsia="Times New Roman" w:cs="Times New Roman"/>
                 <w:b/>
                 <w:bCs/>
               </w:rPr>
             </w:pPr>
             <w:r>
               <w:rPr>
-                <w:rFonts w:ascii="Arial" w:hAnsi="Arial" w:eastAsia="Arial" w:cs="Arial"/>
+                <w:rFonts w:ascii="Times New Roman" w:hAnsi="Times New Roman" w:eastAsia="Times New Roman" w:cs="Times New Roman"/>
                 <w:b/>
                 <w:bCs/>
                 <w:rtl w:val="0"/>
@@ -324,7 +324,7 @@
             </w:r>
             <w:r>
               <w:rPr>
-                <w:rFonts w:ascii="Arial" w:hAnsi="Arial" w:eastAsia="Arial" w:cs="Arial"/>
+                <w:rFonts w:ascii="Times New Roman" w:hAnsi="Times New Roman" w:eastAsia="Times New Roman" w:cs="Times New Roman"/>
                 <w:b/>
                 <w:bCs/>
                 <w:rtl w:val="0"/>
@@ -334,7 +334,7 @@
             </w:r>
             <w:r>
               <w:rPr>
-                <w:rFonts w:ascii="Arial" w:hAnsi="Arial" w:eastAsia="Arial" w:cs="Arial"/>
+                <w:rFonts w:ascii="Times New Roman" w:hAnsi="Times New Roman" w:eastAsia="Times New Roman" w:cs="Times New Roman"/>
                 <w:b/>
                 <w:bCs/>
               </w:rPr>
@@ -357,14 +357,14 @@
               <w:ind/>
               <w:jc w:val="both"/>
               <w:rPr>
-                <w:rFonts w:ascii="Arial" w:hAnsi="Arial" w:eastAsia="Arial" w:cs="Arial"/>
+                <w:rFonts w:ascii="Times New Roman" w:hAnsi="Times New Roman" w:eastAsia="Times New Roman" w:cs="Times New Roman"/>
                 <w:b/>
                 <w:bCs/>
               </w:rPr>
             </w:pPr>
             <w:r>
               <w:rPr>
-                <w:rFonts w:ascii="Arial" w:hAnsi="Arial" w:eastAsia="Arial" w:cs="Arial"/>
+                <w:rFonts w:ascii="Times New Roman" w:hAnsi="Times New Roman" w:eastAsia="Times New Roman" w:cs="Times New Roman"/>
                 <w:b/>
                 <w:bCs/>
                 <w:rtl w:val="0"/>
@@ -373,7 +373,7 @@
             </w:r>
             <w:r>
               <w:rPr>
-                <w:rFonts w:ascii="Arial" w:hAnsi="Arial" w:eastAsia="Arial" w:cs="Arial"/>
+                <w:rFonts w:ascii="Times New Roman" w:hAnsi="Times New Roman" w:eastAsia="Times New Roman" w:cs="Times New Roman"/>
                 <w:b/>
                 <w:bCs/>
                 <w:rtl w:val="0"/>
@@ -383,7 +383,7 @@
             </w:r>
             <w:r>
               <w:rPr>
-                <w:rFonts w:ascii="Arial" w:hAnsi="Arial" w:eastAsia="Arial" w:cs="Arial"/>
+                <w:rFonts w:ascii="Times New Roman" w:hAnsi="Times New Roman" w:eastAsia="Times New Roman" w:cs="Times New Roman"/>
                 <w:b/>
                 <w:bCs/>
               </w:rPr>
@@ -406,14 +406,14 @@
               <w:ind/>
               <w:jc w:val="both"/>
               <w:rPr>
-                <w:rFonts w:ascii="Arial" w:hAnsi="Arial" w:eastAsia="Arial" w:cs="Arial"/>
+                <w:rFonts w:ascii="Times New Roman" w:hAnsi="Times New Roman" w:eastAsia="Times New Roman" w:cs="Times New Roman"/>
                 <w:b/>
                 <w:bCs/>
               </w:rPr>
             </w:pPr>
             <w:r>
               <w:rPr>
-                <w:rFonts w:ascii="Arial" w:hAnsi="Arial" w:eastAsia="Arial" w:cs="Arial"/>
+                <w:rFonts w:ascii="Times New Roman" w:hAnsi="Times New Roman" w:eastAsia="Times New Roman" w:cs="Times New Roman"/>
                 <w:b/>
                 <w:bCs/>
                 <w:rtl w:val="0"/>
@@ -422,7 +422,7 @@
             </w:r>
             <w:r>
               <w:rPr>
-                <w:rFonts w:ascii="Arial" w:hAnsi="Arial" w:eastAsia="Arial" w:cs="Arial"/>
+                <w:rFonts w:ascii="Times New Roman" w:hAnsi="Times New Roman" w:eastAsia="Times New Roman" w:cs="Times New Roman"/>
                 <w:b/>
                 <w:bCs/>
               </w:rPr>
@@ -445,14 +445,14 @@
               <w:ind/>
               <w:jc w:val="both"/>
               <w:rPr>
-                <w:rFonts w:ascii="Arial" w:hAnsi="Arial" w:eastAsia="Arial" w:cs="Arial"/>
+                <w:rFonts w:ascii="Times New Roman" w:hAnsi="Times New Roman" w:eastAsia="Times New Roman" w:cs="Times New Roman"/>
                 <w:b/>
                 <w:bCs/>
               </w:rPr>
             </w:pPr>
             <w:r>
               <w:rPr>
-                <w:rFonts w:ascii="Arial" w:hAnsi="Arial" w:eastAsia="Arial" w:cs="Arial"/>
+                <w:rFonts w:ascii="Times New Roman" w:hAnsi="Times New Roman" w:eastAsia="Times New Roman" w:cs="Times New Roman"/>
                 <w:b/>
                 <w:bCs/>
                 <w:rtl w:val="0"/>
@@ -461,7 +461,7 @@
             </w:r>
             <w:r>
               <w:rPr>
-                <w:rFonts w:ascii="Arial" w:hAnsi="Arial" w:eastAsia="Arial" w:cs="Arial"/>
+                <w:rFonts w:ascii="Times New Roman" w:hAnsi="Times New Roman" w:eastAsia="Times New Roman" w:cs="Times New Roman"/>
                 <w:b/>
                 <w:bCs/>
               </w:rPr>
@@ -484,14 +484,14 @@
               <w:ind/>
               <w:jc w:val="both"/>
               <w:rPr>
-                <w:rFonts w:ascii="Arial" w:hAnsi="Arial" w:eastAsia="Arial" w:cs="Arial"/>
+                <w:rFonts w:ascii="Times New Roman" w:hAnsi="Times New Roman" w:eastAsia="Times New Roman" w:cs="Times New Roman"/>
                 <w:b/>
                 <w:bCs/>
               </w:rPr>
             </w:pPr>
             <w:r>
               <w:rPr>
-                <w:rFonts w:ascii="Arial" w:hAnsi="Arial" w:eastAsia="Arial" w:cs="Arial"/>
+                <w:rFonts w:ascii="Times New Roman" w:hAnsi="Times New Roman" w:eastAsia="Times New Roman" w:cs="Times New Roman"/>
                 <w:b/>
                 <w:bCs/>
                 <w:rtl w:val="0"/>
@@ -500,7 +500,7 @@
             </w:r>
             <w:r>
               <w:rPr>
-                <w:rFonts w:ascii="Arial" w:hAnsi="Arial" w:eastAsia="Arial" w:cs="Arial"/>
+                <w:rFonts w:ascii="Times New Roman" w:hAnsi="Times New Roman" w:eastAsia="Times New Roman" w:cs="Times New Roman"/>
                 <w:b/>
                 <w:bCs/>
               </w:rPr>
@@ -516,7 +516,7 @@
         <w:ind/>
         <w:jc w:val="center"/>
         <w:rPr>
-          <w:rFonts w:ascii="Arial" w:hAnsi="Arial" w:eastAsia="Arial" w:cs="Arial"/>
+          <w:rFonts w:ascii="Times New Roman" w:hAnsi="Times New Roman" w:eastAsia="Times New Roman" w:cs="Times New Roman"/>
           <w:b/>
           <w:color w:val="1f3864"/>
         </w:rPr>
@@ -528,7 +528,7 @@
       </w:r>
       <w:r>
         <w:rPr>
-          <w:rFonts w:ascii="Arial" w:hAnsi="Arial" w:eastAsia="Arial" w:cs="Arial"/>
+          <w:rFonts w:ascii="Times New Roman" w:hAnsi="Times New Roman" w:eastAsia="Times New Roman" w:cs="Times New Roman"/>
           <w:b/>
           <w:color w:val="1f3864"/>
         </w:rPr>
@@ -541,7 +541,7 @@
         <w:ind/>
         <w:jc w:val="center"/>
         <w:rPr>
-          <w:rFonts w:ascii="Arial" w:hAnsi="Arial" w:eastAsia="Arial" w:cs="Arial"/>
+          <w:rFonts w:ascii="Times New Roman" w:hAnsi="Times New Roman" w:eastAsia="Times New Roman" w:cs="Times New Roman"/>
           <w:color w:val="1f3864"/>
         </w:rPr>
       </w:pPr>
@@ -552,7 +552,7 @@
       </w:r>
       <w:r>
         <w:rPr>
-          <w:rFonts w:ascii="Arial" w:hAnsi="Arial" w:eastAsia="Arial" w:cs="Arial"/>
+          <w:rFonts w:ascii="Times New Roman" w:hAnsi="Times New Roman" w:eastAsia="Times New Roman" w:cs="Times New Roman"/>
           <w:color w:val="1f3864"/>
         </w:rPr>
       </w:r>
@@ -563,7 +563,7 @@
         <w:spacing/>
         <w:ind/>
         <w:rPr>
-          <w:rFonts w:ascii="Arial" w:hAnsi="Arial" w:eastAsia="Arial" w:cs="Arial"/>
+          <w:rFonts w:ascii="Times New Roman" w:hAnsi="Times New Roman" w:eastAsia="Times New Roman" w:cs="Times New Roman"/>
           <w:color w:val="1f3864"/>
           <w:sz w:val="32"/>
           <w:szCs w:val="32"/>
@@ -571,7 +571,7 @@
       </w:pPr>
       <w:r>
         <w:rPr>
-          <w:rFonts w:ascii="Arial" w:hAnsi="Arial" w:eastAsia="Arial" w:cs="Arial"/>
+          <w:rFonts w:ascii="Times New Roman" w:hAnsi="Times New Roman" w:eastAsia="Times New Roman" w:cs="Times New Roman"/>
           <w:b/>
           <w:color w:val="1f3864"/>
           <w:sz w:val="32"/>
@@ -582,7 +582,7 @@
       </w:r>
       <w:r>
         <w:rPr>
-          <w:rFonts w:ascii="Arial" w:hAnsi="Arial" w:eastAsia="Arial" w:cs="Arial"/>
+          <w:rFonts w:ascii="Times New Roman" w:hAnsi="Times New Roman" w:eastAsia="Times New Roman" w:cs="Times New Roman"/>
           <w:color w:val="1f3864"/>
           <w:sz w:val="32"/>
           <w:szCs w:val="32"/>
@@ -592,7 +592,7 @@
       </w:r>
       <w:r>
         <w:rPr>
-          <w:rFonts w:ascii="Arial" w:hAnsi="Arial" w:eastAsia="Arial" w:cs="Arial"/>
+          <w:rFonts w:ascii="Times New Roman" w:hAnsi="Times New Roman" w:eastAsia="Times New Roman" w:cs="Times New Roman"/>
           <w:b/>
           <w:color w:val="ff0000"/>
           <w:sz w:val="36"/>
@@ -603,7 +603,7 @@
       </w:r>
       <w:r>
         <w:rPr>
-          <w:rFonts w:ascii="Arial" w:hAnsi="Arial" w:eastAsia="Arial" w:cs="Arial"/>
+          <w:rFonts w:ascii="Times New Roman" w:hAnsi="Times New Roman" w:eastAsia="Times New Roman" w:cs="Times New Roman"/>
           <w:color w:val="1f3864"/>
           <w:sz w:val="32"/>
           <w:szCs w:val="32"/>
@@ -613,7 +613,7 @@
       </w:r>
       <w:r>
         <w:rPr>
-          <w:rFonts w:ascii="Arial" w:hAnsi="Arial" w:eastAsia="Arial" w:cs="Arial"/>
+          <w:rFonts w:ascii="Times New Roman" w:hAnsi="Times New Roman" w:eastAsia="Times New Roman" w:cs="Times New Roman"/>
           <w:color w:val="1f3864"/>
           <w:sz w:val="32"/>
           <w:szCs w:val="32"/>
@@ -627,7 +627,7 @@
         <w:ind/>
         <w:jc w:val="center"/>
         <w:rPr>
-          <w:rFonts w:ascii="Arial" w:hAnsi="Arial" w:eastAsia="Arial" w:cs="Arial"/>
+          <w:rFonts w:ascii="Times New Roman" w:hAnsi="Times New Roman" w:eastAsia="Times New Roman" w:cs="Times New Roman"/>
           <w:b/>
           <w:color w:val="1f3864"/>
         </w:rPr>
@@ -639,7 +639,7 @@
       </w:r>
       <w:r>
         <w:rPr>
-          <w:rFonts w:ascii="Arial" w:hAnsi="Arial" w:eastAsia="Arial" w:cs="Arial"/>
+          <w:rFonts w:ascii="Times New Roman" w:hAnsi="Times New Roman" w:eastAsia="Times New Roman" w:cs="Times New Roman"/>
           <w:b/>
           <w:color w:val="1f3864"/>
         </w:rPr>
@@ -652,7 +652,7 @@
         <w:ind/>
         <w:jc w:val="center"/>
         <w:rPr>
-          <w:rFonts w:ascii="Arial" w:hAnsi="Arial" w:eastAsia="Arial" w:cs="Arial"/>
+          <w:rFonts w:ascii="Times New Roman" w:hAnsi="Times New Roman" w:eastAsia="Times New Roman" w:cs="Times New Roman"/>
           <w:b/>
           <w:color w:val="1f3864"/>
         </w:rPr>
@@ -664,7 +664,7 @@
       </w:r>
       <w:r>
         <w:rPr>
-          <w:rFonts w:ascii="Arial" w:hAnsi="Arial" w:eastAsia="Arial" w:cs="Arial"/>
+          <w:rFonts w:ascii="Times New Roman" w:hAnsi="Times New Roman" w:eastAsia="Times New Roman" w:cs="Times New Roman"/>
           <w:b/>
           <w:color w:val="1f3864"/>
         </w:rPr>
@@ -1102,7 +1102,7 @@
       <w:rPr>
         <w:sz w:val="24"/>
         <w:szCs w:val="24"/>
-        <w:lang w:val="es-CO" w:eastAsia="zh-CN" w:bidi="ar-SA"/>
+        <w:lang w:val="es-CO" w:eastAsia="Times New Roman" w:bidi="ar-SA"/>
       </w:rPr>
     </w:rPrDefault>
     <w:pPrDefault>
@@ -1536,7 +1536,7 @@
     </w:tblStylePr>
     <w:tblStylePr w:type="firstCol">
       <w:rPr>
-        <w:rFonts w:ascii="Arial" w:hAnsi="Arial"/>
+        <w:rFonts w:ascii="Times New Roman" w:hAnsi="Times New Roman"/>
         <w:b/>
         <w:color w:val="404040"/>
         <w:sz w:val="22"/>
@@ -1555,7 +1555,7 @@
     </w:tblStylePr>
     <w:tblStylePr w:type="firstRow">
       <w:rPr>
-        <w:rFonts w:ascii="Arial" w:hAnsi="Arial"/>
+        <w:rFonts w:ascii="Times New Roman" w:hAnsi="Times New Roman"/>
         <w:b/>
         <w:color w:val="404040"/>
         <w:sz w:val="22"/>
@@ -1574,7 +1574,7 @@
     </w:tblStylePr>
     <w:tblStylePr w:type="lastCol">
       <w:rPr>
-        <w:rFonts w:ascii="Arial" w:hAnsi="Arial"/>
+        <w:rFonts w:ascii="Times New Roman" w:hAnsi="Times New Roman"/>
         <w:b/>
         <w:color w:val="404040"/>
         <w:sz w:val="22"/>
@@ -1593,7 +1593,7 @@
     </w:tblStylePr>
     <w:tblStylePr w:type="lastRow">
       <w:rPr>
-        <w:rFonts w:ascii="Arial" w:hAnsi="Arial"/>
+        <w:rFonts w:ascii="Times New Roman" w:hAnsi="Times New Roman"/>
         <w:b/>
         <w:color w:val="404040"/>
         <w:sz w:val="22"/>
@@ -1766,7 +1766,7 @@
     </w:tblStylePr>
     <w:tblStylePr w:type="firstCol">
       <w:rPr>
-        <w:rFonts w:ascii="Arial" w:hAnsi="Arial"/>
+        <w:rFonts w:ascii="Times New Roman" w:hAnsi="Times New Roman"/>
         <w:b/>
         <w:color w:val="404040"/>
         <w:sz w:val="22"/>
@@ -1785,7 +1785,7 @@
     </w:tblStylePr>
     <w:tblStylePr w:type="firstRow">
       <w:rPr>
-        <w:rFonts w:ascii="Arial" w:hAnsi="Arial"/>
+        <w:rFonts w:ascii="Times New Roman" w:hAnsi="Times New Roman"/>
         <w:b/>
         <w:color w:val="404040"/>
         <w:sz w:val="22"/>
@@ -1807,7 +1807,7 @@
     </w:tblStylePr>
     <w:tblStylePr w:type="lastCol">
       <w:rPr>
-        <w:rFonts w:ascii="Arial" w:hAnsi="Arial"/>
+        <w:rFonts w:ascii="Times New Roman" w:hAnsi="Times New Roman"/>
         <w:b/>
         <w:color w:val="404040"/>
         <w:sz w:val="22"/>
@@ -1826,7 +1826,7 @@
     </w:tblStylePr>
     <w:tblStylePr w:type="lastRow">
       <w:rPr>
-        <w:rFonts w:ascii="Arial" w:hAnsi="Arial"/>
+        <w:rFonts w:ascii="Times New Roman" w:hAnsi="Times New Roman"/>
         <w:b/>
         <w:color w:val="404040"/>
         <w:sz w:val="22"/>
@@ -1929,7 +1929,7 @@
     </w:tcPr>
     <w:tblStylePr w:type="band1Horz">
       <w:rPr>
-        <w:rFonts w:ascii="Arial" w:hAnsi="Arial"/>
+        <w:rFonts w:ascii="Times New Roman" w:hAnsi="Times New Roman"/>
         <w:color w:val="404040"/>
         <w:sz w:val="22"/>
       </w:rPr>
@@ -1948,7 +1948,7 @@
     </w:tblStylePr>
     <w:tblStylePr w:type="band1Vert">
       <w:rPr>
-        <w:rFonts w:ascii="Arial" w:hAnsi="Arial"/>
+        <w:rFonts w:ascii="Times New Roman" w:hAnsi="Times New Roman"/>
         <w:color w:val="404040"/>
         <w:sz w:val="22"/>
       </w:rPr>
@@ -2159,7 +2159,7 @@
     </w:tcPr>
     <w:tblStylePr w:type="band1Horz">
       <w:rPr>
-        <w:rFonts w:ascii="Arial" w:hAnsi="Arial"/>
+        <w:rFonts w:ascii="Times New Roman" w:hAnsi="Times New Roman"/>
         <w:color w:val="404040"/>
         <w:sz w:val="22"/>
       </w:rPr>
@@ -2178,7 +2178,7 @@
     </w:tblStylePr>
     <w:tblStylePr w:type="band1Vert">
       <w:rPr>
-        <w:rFonts w:ascii="Arial" w:hAnsi="Arial"/>
+        <w:rFonts w:ascii="Times New Roman" w:hAnsi="Times New Roman"/>
         <w:color w:val="404040"/>
         <w:sz w:val="22"/>
       </w:rPr>
@@ -2375,7 +2375,7 @@
     </w:tcPr>
     <w:tblStylePr w:type="band1Horz">
       <w:rPr>
-        <w:rFonts w:ascii="Arial" w:hAnsi="Arial"/>
+        <w:rFonts w:ascii="Times New Roman" w:hAnsi="Times New Roman"/>
         <w:color w:val="404040"/>
         <w:sz w:val="22"/>
       </w:rPr>
@@ -2394,7 +2394,7 @@
     </w:tblStylePr>
     <w:tblStylePr w:type="band1Vert">
       <w:rPr>
-        <w:rFonts w:ascii="Arial" w:hAnsi="Arial"/>
+        <w:rFonts w:ascii="Times New Roman" w:hAnsi="Times New Roman"/>
         <w:color w:val="404040"/>
         <w:sz w:val="22"/>
       </w:rPr>
@@ -2615,7 +2615,7 @@
     </w:tcPr>
     <w:tblStylePr w:type="band1Horz">
       <w:rPr>
-        <w:rFonts w:ascii="Arial" w:hAnsi="Arial"/>
+        <w:rFonts w:ascii="Times New Roman" w:hAnsi="Times New Roman"/>
         <w:color w:val="404040"/>
         <w:sz w:val="22"/>
       </w:rPr>
@@ -2838,7 +2838,7 @@
     </w:tcPr>
     <w:tblStylePr w:type="band1Horz">
       <w:rPr>
-        <w:rFonts w:ascii="Arial" w:hAnsi="Arial"/>
+        <w:rFonts w:ascii="Times New Roman" w:hAnsi="Times New Roman"/>
         <w:color w:val="404040"/>
         <w:sz w:val="22"/>
       </w:rPr>
@@ -3061,7 +3061,7 @@
     </w:tcPr>
     <w:tblStylePr w:type="band1Horz">
       <w:rPr>
-        <w:rFonts w:ascii="Arial" w:hAnsi="Arial"/>
+        <w:rFonts w:ascii="Times New Roman" w:hAnsi="Times New Roman"/>
         <w:color w:val="404040"/>
         <w:sz w:val="22"/>
       </w:rPr>
@@ -3284,7 +3284,7 @@
     </w:tcPr>
     <w:tblStylePr w:type="band1Horz">
       <w:rPr>
-        <w:rFonts w:ascii="Arial" w:hAnsi="Arial"/>
+        <w:rFonts w:ascii="Times New Roman" w:hAnsi="Times New Roman"/>
         <w:color w:val="404040"/>
         <w:sz w:val="22"/>
       </w:rPr>
@@ -3507,7 +3507,7 @@
     </w:tcPr>
     <w:tblStylePr w:type="band1Horz">
       <w:rPr>
-        <w:rFonts w:ascii="Arial" w:hAnsi="Arial"/>
+        <w:rFonts w:ascii="Times New Roman" w:hAnsi="Times New Roman"/>
         <w:color w:val="404040"/>
         <w:sz w:val="22"/>
       </w:rPr>
@@ -3730,7 +3730,7 @@
     </w:tcPr>
     <w:tblStylePr w:type="band1Horz">
       <w:rPr>
-        <w:rFonts w:ascii="Arial" w:hAnsi="Arial"/>
+        <w:rFonts w:ascii="Times New Roman" w:hAnsi="Times New Roman"/>
         <w:color w:val="404040"/>
         <w:sz w:val="22"/>
       </w:rPr>
@@ -3953,7 +3953,7 @@
     </w:tcPr>
     <w:tblStylePr w:type="band1Horz">
       <w:rPr>
-        <w:rFonts w:ascii="Arial" w:hAnsi="Arial"/>
+        <w:rFonts w:ascii="Times New Roman" w:hAnsi="Times New Roman"/>
         <w:color w:val="404040"/>
         <w:sz w:val="22"/>
       </w:rPr>
@@ -4173,7 +4173,7 @@
     </w:tcPr>
     <w:tblStylePr w:type="band1Horz">
       <w:rPr>
-        <w:rFonts w:ascii="Arial" w:hAnsi="Arial"/>
+        <w:rFonts w:ascii="Times New Roman" w:hAnsi="Times New Roman"/>
         <w:color w:val="404040"/>
         <w:sz w:val="22"/>
       </w:rPr>
@@ -4192,7 +4192,7 @@
     </w:tblStylePr>
     <w:tblStylePr w:type="band1Vert">
       <w:rPr>
-        <w:rFonts w:ascii="Arial" w:hAnsi="Arial"/>
+        <w:rFonts w:ascii="Times New Roman" w:hAnsi="Times New Roman"/>
         <w:color w:val="404040"/>
         <w:sz w:val="22"/>
       </w:rPr>
@@ -4405,7 +4405,7 @@
     </w:tcPr>
     <w:tblStylePr w:type="band1Horz">
       <w:rPr>
-        <w:rFonts w:ascii="Arial" w:hAnsi="Arial"/>
+        <w:rFonts w:ascii="Times New Roman" w:hAnsi="Times New Roman"/>
         <w:color w:val="404040"/>
         <w:sz w:val="22"/>
       </w:rPr>
@@ -4424,7 +4424,7 @@
     </w:tblStylePr>
     <w:tblStylePr w:type="band1Vert">
       <w:rPr>
-        <w:rFonts w:ascii="Arial" w:hAnsi="Arial"/>
+        <w:rFonts w:ascii="Times New Roman" w:hAnsi="Times New Roman"/>
         <w:color w:val="404040"/>
         <w:sz w:val="22"/>
       </w:rPr>
@@ -4637,7 +4637,7 @@
     </w:tcPr>
     <w:tblStylePr w:type="band1Horz">
       <w:rPr>
-        <w:rFonts w:ascii="Arial" w:hAnsi="Arial"/>
+        <w:rFonts w:ascii="Times New Roman" w:hAnsi="Times New Roman"/>
         <w:color w:val="404040"/>
         <w:sz w:val="22"/>
       </w:rPr>
@@ -4656,7 +4656,7 @@
     </w:tblStylePr>
     <w:tblStylePr w:type="band1Vert">
       <w:rPr>
-        <w:rFonts w:ascii="Arial" w:hAnsi="Arial"/>
+        <w:rFonts w:ascii="Times New Roman" w:hAnsi="Times New Roman"/>
         <w:color w:val="404040"/>
         <w:sz w:val="22"/>
       </w:rPr>
@@ -4869,7 +4869,7 @@
     </w:tcPr>
     <w:tblStylePr w:type="band1Horz">
       <w:rPr>
-        <w:rFonts w:ascii="Arial" w:hAnsi="Arial"/>
+        <w:rFonts w:ascii="Times New Roman" w:hAnsi="Times New Roman"/>
         <w:color w:val="404040"/>
         <w:sz w:val="22"/>
       </w:rPr>
@@ -4888,7 +4888,7 @@
     </w:tblStylePr>
     <w:tblStylePr w:type="band1Vert">
       <w:rPr>
-        <w:rFonts w:ascii="Arial" w:hAnsi="Arial"/>
+        <w:rFonts w:ascii="Times New Roman" w:hAnsi="Times New Roman"/>
         <w:color w:val="404040"/>
         <w:sz w:val="22"/>
       </w:rPr>
@@ -5101,7 +5101,7 @@
     </w:tcPr>
     <w:tblStylePr w:type="band1Horz">
       <w:rPr>
-        <w:rFonts w:ascii="Arial" w:hAnsi="Arial"/>
+        <w:rFonts w:ascii="Times New Roman" w:hAnsi="Times New Roman"/>
         <w:color w:val="404040"/>
         <w:sz w:val="22"/>
       </w:rPr>
@@ -5120,7 +5120,7 @@
     </w:tblStylePr>
     <w:tblStylePr w:type="band1Vert">
       <w:rPr>
-        <w:rFonts w:ascii="Arial" w:hAnsi="Arial"/>
+        <w:rFonts w:ascii="Times New Roman" w:hAnsi="Times New Roman"/>
         <w:color w:val="404040"/>
         <w:sz w:val="22"/>
       </w:rPr>
@@ -5333,7 +5333,7 @@
     </w:tcPr>
     <w:tblStylePr w:type="band1Horz">
       <w:rPr>
-        <w:rFonts w:ascii="Arial" w:hAnsi="Arial"/>
+        <w:rFonts w:ascii="Times New Roman" w:hAnsi="Times New Roman"/>
         <w:color w:val="404040"/>
         <w:sz w:val="22"/>
       </w:rPr>
@@ -5352,7 +5352,7 @@
     </w:tblStylePr>
     <w:tblStylePr w:type="band1Vert">
       <w:rPr>
-        <w:rFonts w:ascii="Arial" w:hAnsi="Arial"/>
+        <w:rFonts w:ascii="Times New Roman" w:hAnsi="Times New Roman"/>
         <w:color w:val="404040"/>
         <w:sz w:val="22"/>
       </w:rPr>
@@ -5565,7 +5565,7 @@
     </w:tcPr>
     <w:tblStylePr w:type="band1Horz">
       <w:rPr>
-        <w:rFonts w:ascii="Arial" w:hAnsi="Arial"/>
+        <w:rFonts w:ascii="Times New Roman" w:hAnsi="Times New Roman"/>
         <w:color w:val="404040"/>
         <w:sz w:val="22"/>
       </w:rPr>
@@ -5584,7 +5584,7 @@
     </w:tblStylePr>
     <w:tblStylePr w:type="band1Vert">
       <w:rPr>
-        <w:rFonts w:ascii="Arial" w:hAnsi="Arial"/>
+        <w:rFonts w:ascii="Times New Roman" w:hAnsi="Times New Roman"/>
         <w:color w:val="404040"/>
         <w:sz w:val="22"/>
       </w:rPr>
@@ -5797,7 +5797,7 @@
     </w:tcPr>
     <w:tblStylePr w:type="band1Horz">
       <w:rPr>
-        <w:rFonts w:ascii="Arial" w:hAnsi="Arial"/>
+        <w:rFonts w:ascii="Times New Roman" w:hAnsi="Times New Roman"/>
         <w:color w:val="404040"/>
         <w:sz w:val="22"/>
       </w:rPr>
@@ -5816,7 +5816,7 @@
     </w:tblStylePr>
     <w:tblStylePr w:type="band1Vert">
       <w:rPr>
-        <w:rFonts w:ascii="Arial" w:hAnsi="Arial"/>
+        <w:rFonts w:ascii="Times New Roman" w:hAnsi="Times New Roman"/>
         <w:color w:val="404040"/>
         <w:sz w:val="22"/>
       </w:rPr>
@@ -6042,7 +6042,7 @@
     </w:tcPr>
     <w:tblStylePr w:type="band1Horz">
       <w:rPr>
-        <w:rFonts w:ascii="Arial" w:hAnsi="Arial"/>
+        <w:rFonts w:ascii="Times New Roman" w:hAnsi="Times New Roman"/>
         <w:color w:val="404040"/>
         <w:sz w:val="22"/>
       </w:rPr>
@@ -6061,7 +6061,7 @@
     </w:tblStylePr>
     <w:tblStylePr w:type="band1Vert">
       <w:rPr>
-        <w:rFonts w:ascii="Arial" w:hAnsi="Arial"/>
+        <w:rFonts w:ascii="Times New Roman" w:hAnsi="Times New Roman"/>
         <w:color w:val="404040"/>
         <w:sz w:val="22"/>
       </w:rPr>
@@ -6287,7 +6287,7 @@
     </w:tcPr>
     <w:tblStylePr w:type="band1Horz">
       <w:rPr>
-        <w:rFonts w:ascii="Arial" w:hAnsi="Arial"/>
+        <w:rFonts w:ascii="Times New Roman" w:hAnsi="Times New Roman"/>
         <w:color w:val="404040"/>
         <w:sz w:val="22"/>
       </w:rPr>
@@ -6306,7 +6306,7 @@
     </w:tblStylePr>
     <w:tblStylePr w:type="band1Vert">
       <w:rPr>
-        <w:rFonts w:ascii="Arial" w:hAnsi="Arial"/>
+        <w:rFonts w:ascii="Times New Roman" w:hAnsi="Times New Roman"/>
         <w:color w:val="404040"/>
         <w:sz w:val="22"/>
       </w:rPr>
@@ -6532,7 +6532,7 @@
     </w:tcPr>
     <w:tblStylePr w:type="band1Horz">
       <w:rPr>
-        <w:rFonts w:ascii="Arial" w:hAnsi="Arial"/>
+        <w:rFonts w:ascii="Times New Roman" w:hAnsi="Times New Roman"/>
         <w:color w:val="404040"/>
         <w:sz w:val="22"/>
       </w:rPr>
@@ -6551,7 +6551,7 @@
     </w:tblStylePr>
     <w:tblStylePr w:type="band1Vert">
       <w:rPr>
-        <w:rFonts w:ascii="Arial" w:hAnsi="Arial"/>
+        <w:rFonts w:ascii="Times New Roman" w:hAnsi="Times New Roman"/>
         <w:color w:val="404040"/>
         <w:sz w:val="22"/>
       </w:rPr>
@@ -6777,7 +6777,7 @@
     </w:tcPr>
     <w:tblStylePr w:type="band1Horz">
       <w:rPr>
-        <w:rFonts w:ascii="Arial" w:hAnsi="Arial"/>
+        <w:rFonts w:ascii="Times New Roman" w:hAnsi="Times New Roman"/>
         <w:color w:val="404040"/>
         <w:sz w:val="22"/>
       </w:rPr>
@@ -6796,7 +6796,7 @@
     </w:tblStylePr>
     <w:tblStylePr w:type="band1Vert">
       <w:rPr>
-        <w:rFonts w:ascii="Arial" w:hAnsi="Arial"/>
+        <w:rFonts w:ascii="Times New Roman" w:hAnsi="Times New Roman"/>
         <w:color w:val="404040"/>
         <w:sz w:val="22"/>
       </w:rPr>
@@ -7022,7 +7022,7 @@
     </w:tcPr>
     <w:tblStylePr w:type="band1Horz">
       <w:rPr>
-        <w:rFonts w:ascii="Arial" w:hAnsi="Arial"/>
+        <w:rFonts w:ascii="Times New Roman" w:hAnsi="Times New Roman"/>
         <w:color w:val="404040"/>
         <w:sz w:val="22"/>
       </w:rPr>
@@ -7041,7 +7041,7 @@
     </w:tblStylePr>
     <w:tblStylePr w:type="band1Vert">
       <w:rPr>
-        <w:rFonts w:ascii="Arial" w:hAnsi="Arial"/>
+        <w:rFonts w:ascii="Times New Roman" w:hAnsi="Times New Roman"/>
         <w:color w:val="404040"/>
         <w:sz w:val="22"/>
       </w:rPr>
@@ -7267,7 +7267,7 @@
     </w:tcPr>
     <w:tblStylePr w:type="band1Horz">
       <w:rPr>
-        <w:rFonts w:ascii="Arial" w:hAnsi="Arial"/>
+        <w:rFonts w:ascii="Times New Roman" w:hAnsi="Times New Roman"/>
         <w:color w:val="404040"/>
         <w:sz w:val="22"/>
       </w:rPr>
@@ -7286,7 +7286,7 @@
     </w:tblStylePr>
     <w:tblStylePr w:type="band1Vert">
       <w:rPr>
-        <w:rFonts w:ascii="Arial" w:hAnsi="Arial"/>
+        <w:rFonts w:ascii="Times New Roman" w:hAnsi="Times New Roman"/>
         <w:color w:val="404040"/>
         <w:sz w:val="22"/>
       </w:rPr>
@@ -7515,7 +7515,7 @@
     </w:tcPr>
     <w:tblStylePr w:type="band1Horz">
       <w:rPr>
-        <w:rFonts w:ascii="Arial" w:hAnsi="Arial"/>
+        <w:rFonts w:ascii="Times New Roman" w:hAnsi="Times New Roman"/>
         <w:color w:val="404040"/>
         <w:sz w:val="22"/>
       </w:rPr>
@@ -7534,7 +7534,7 @@
     </w:tblStylePr>
     <w:tblStylePr w:type="band1Vert">
       <w:rPr>
-        <w:rFonts w:ascii="Arial" w:hAnsi="Arial"/>
+        <w:rFonts w:ascii="Times New Roman" w:hAnsi="Times New Roman"/>
         <w:color w:val="404040"/>
         <w:sz w:val="22"/>
       </w:rPr>
@@ -7596,7 +7596,7 @@
     </w:tblStylePr>
     <w:tblStylePr w:type="firstRow">
       <w:rPr>
-        <w:rFonts w:ascii="Arial" w:hAnsi="Arial"/>
+        <w:rFonts w:ascii="Times New Roman" w:hAnsi="Times New Roman"/>
         <w:b/>
         <w:color w:val="ffffff"/>
         <w:sz w:val="22"/>
@@ -7748,7 +7748,7 @@
     </w:tcPr>
     <w:tblStylePr w:type="band1Horz">
       <w:rPr>
-        <w:rFonts w:ascii="Arial" w:hAnsi="Arial"/>
+        <w:rFonts w:ascii="Times New Roman" w:hAnsi="Times New Roman"/>
         <w:color w:val="404040"/>
         <w:sz w:val="22"/>
       </w:rPr>
@@ -7767,7 +7767,7 @@
     </w:tblStylePr>
     <w:tblStylePr w:type="band1Vert">
       <w:rPr>
-        <w:rFonts w:ascii="Arial" w:hAnsi="Arial"/>
+        <w:rFonts w:ascii="Times New Roman" w:hAnsi="Times New Roman"/>
         <w:color w:val="404040"/>
         <w:sz w:val="22"/>
       </w:rPr>
@@ -7829,7 +7829,7 @@
     </w:tblStylePr>
     <w:tblStylePr w:type="firstRow">
       <w:rPr>
-        <w:rFonts w:ascii="Arial" w:hAnsi="Arial"/>
+        <w:rFonts w:ascii="Times New Roman" w:hAnsi="Times New Roman"/>
         <w:b/>
         <w:color w:val="ffffff"/>
         <w:sz w:val="22"/>
@@ -7981,7 +7981,7 @@
     </w:tcPr>
     <w:tblStylePr w:type="band1Horz">
       <w:rPr>
-        <w:rFonts w:ascii="Arial" w:hAnsi="Arial"/>
+        <w:rFonts w:ascii="Times New Roman" w:hAnsi="Times New Roman"/>
         <w:color w:val="404040"/>
         <w:sz w:val="22"/>
       </w:rPr>
@@ -8000,7 +8000,7 @@
     </w:tblStylePr>
     <w:tblStylePr w:type="band1Vert">
       <w:rPr>
-        <w:rFonts w:ascii="Arial" w:hAnsi="Arial"/>
+        <w:rFonts w:ascii="Times New Roman" w:hAnsi="Times New Roman"/>
         <w:color w:val="404040"/>
         <w:sz w:val="22"/>
       </w:rPr>
@@ -8062,7 +8062,7 @@
     </w:tblStylePr>
     <w:tblStylePr w:type="firstRow">
       <w:rPr>
-        <w:rFonts w:ascii="Arial" w:hAnsi="Arial"/>
+        <w:rFonts w:ascii="Times New Roman" w:hAnsi="Times New Roman"/>
         <w:b/>
         <w:color w:val="ffffff"/>
         <w:sz w:val="22"/>
@@ -8214,7 +8214,7 @@
     </w:tcPr>
     <w:tblStylePr w:type="band1Horz">
       <w:rPr>
-        <w:rFonts w:ascii="Arial" w:hAnsi="Arial"/>
+        <w:rFonts w:ascii="Times New Roman" w:hAnsi="Times New Roman"/>
         <w:color w:val="404040"/>
         <w:sz w:val="22"/>
       </w:rPr>
@@ -8233,7 +8233,7 @@
     </w:tblStylePr>
     <w:tblStylePr w:type="band1Vert">
       <w:rPr>
-        <w:rFonts w:ascii="Arial" w:hAnsi="Arial"/>
+        <w:rFonts w:ascii="Times New Roman" w:hAnsi="Times New Roman"/>
         <w:color w:val="404040"/>
         <w:sz w:val="22"/>
       </w:rPr>
@@ -8295,7 +8295,7 @@
     </w:tblStylePr>
     <w:tblStylePr w:type="firstRow">
       <w:rPr>
-        <w:rFonts w:ascii="Arial" w:hAnsi="Arial"/>
+        <w:rFonts w:ascii="Times New Roman" w:hAnsi="Times New Roman"/>
         <w:b/>
         <w:color w:val="ffffff"/>
         <w:sz w:val="22"/>
@@ -8447,7 +8447,7 @@
     </w:tcPr>
     <w:tblStylePr w:type="band1Horz">
       <w:rPr>
-        <w:rFonts w:ascii="Arial" w:hAnsi="Arial"/>
+        <w:rFonts w:ascii="Times New Roman" w:hAnsi="Times New Roman"/>
         <w:color w:val="404040"/>
         <w:sz w:val="22"/>
       </w:rPr>
@@ -8466,7 +8466,7 @@
     </w:tblStylePr>
     <w:tblStylePr w:type="band1Vert">
       <w:rPr>
-        <w:rFonts w:ascii="Arial" w:hAnsi="Arial"/>
+        <w:rFonts w:ascii="Times New Roman" w:hAnsi="Times New Roman"/>
         <w:color w:val="404040"/>
         <w:sz w:val="22"/>
       </w:rPr>
@@ -8528,7 +8528,7 @@
     </w:tblStylePr>
     <w:tblStylePr w:type="firstRow">
       <w:rPr>
-        <w:rFonts w:ascii="Arial" w:hAnsi="Arial"/>
+        <w:rFonts w:ascii="Times New Roman" w:hAnsi="Times New Roman"/>
         <w:b/>
         <w:color w:val="ffffff"/>
         <w:sz w:val="22"/>
@@ -8680,7 +8680,7 @@
     </w:tcPr>
     <w:tblStylePr w:type="band1Horz">
       <w:rPr>
-        <w:rFonts w:ascii="Arial" w:hAnsi="Arial"/>
+        <w:rFonts w:ascii="Times New Roman" w:hAnsi="Times New Roman"/>
         <w:color w:val="404040"/>
         <w:sz w:val="22"/>
       </w:rPr>
@@ -8699,7 +8699,7 @@
     </w:tblStylePr>
     <w:tblStylePr w:type="band1Vert">
       <w:rPr>
-        <w:rFonts w:ascii="Arial" w:hAnsi="Arial"/>
+        <w:rFonts w:ascii="Times New Roman" w:hAnsi="Times New Roman"/>
         <w:color w:val="404040"/>
         <w:sz w:val="22"/>
       </w:rPr>
@@ -8761,7 +8761,7 @@
     </w:tblStylePr>
     <w:tblStylePr w:type="firstRow">
       <w:rPr>
-        <w:rFonts w:ascii="Arial" w:hAnsi="Arial"/>
+        <w:rFonts w:ascii="Times New Roman" w:hAnsi="Times New Roman"/>
         <w:b/>
         <w:color w:val="ffffff"/>
         <w:sz w:val="22"/>
@@ -8913,7 +8913,7 @@
     </w:tcPr>
     <w:tblStylePr w:type="band1Horz">
       <w:rPr>
-        <w:rFonts w:ascii="Arial" w:hAnsi="Arial"/>
+        <w:rFonts w:ascii="Times New Roman" w:hAnsi="Times New Roman"/>
         <w:color w:val="404040"/>
         <w:sz w:val="22"/>
       </w:rPr>
@@ -8932,7 +8932,7 @@
     </w:tblStylePr>
     <w:tblStylePr w:type="band1Vert">
       <w:rPr>
-        <w:rFonts w:ascii="Arial" w:hAnsi="Arial"/>
+        <w:rFonts w:ascii="Times New Roman" w:hAnsi="Times New Roman"/>
         <w:color w:val="404040"/>
         <w:sz w:val="22"/>
       </w:rPr>
@@ -8994,7 +8994,7 @@
     </w:tblStylePr>
     <w:tblStylePr w:type="firstRow">
       <w:rPr>
-        <w:rFonts w:ascii="Arial" w:hAnsi="Arial"/>
+        <w:rFonts w:ascii="Times New Roman" w:hAnsi="Times New Roman"/>
         <w:b/>
         <w:color w:val="ffffff"/>
         <w:sz w:val="22"/>
@@ -9201,7 +9201,7 @@
     </w:tblStylePr>
     <w:tblStylePr w:type="firstCol">
       <w:rPr>
-        <w:rFonts w:ascii="Arial" w:hAnsi="Arial"/>
+        <w:rFonts w:ascii="Times New Roman" w:hAnsi="Times New Roman"/>
         <w:b/>
         <w:color w:val="ffffff"/>
         <w:sz w:val="22"/>
@@ -9221,7 +9221,7 @@
     </w:tblStylePr>
     <w:tblStylePr w:type="firstRow">
       <w:rPr>
-        <w:rFonts w:ascii="Arial" w:hAnsi="Arial"/>
+        <w:rFonts w:ascii="Times New Roman" w:hAnsi="Times New Roman"/>
         <w:b/>
         <w:color w:val="ffffff"/>
         <w:sz w:val="22"/>
@@ -9241,7 +9241,7 @@
     </w:tblStylePr>
     <w:tblStylePr w:type="lastCol">
       <w:rPr>
-        <w:rFonts w:ascii="Arial" w:hAnsi="Arial"/>
+        <w:rFonts w:ascii="Times New Roman" w:hAnsi="Times New Roman"/>
         <w:b/>
         <w:color w:val="ffffff"/>
         <w:sz w:val="22"/>
@@ -9261,7 +9261,7 @@
     </w:tblStylePr>
     <w:tblStylePr w:type="lastRow">
       <w:rPr>
-        <w:rFonts w:ascii="Arial" w:hAnsi="Arial"/>
+        <w:rFonts w:ascii="Times New Roman" w:hAnsi="Times New Roman"/>
         <w:b/>
         <w:color w:val="ffffff"/>
         <w:sz w:val="22"/>
@@ -9429,7 +9429,7 @@
     </w:tblStylePr>
     <w:tblStylePr w:type="firstCol">
       <w:rPr>
-        <w:rFonts w:ascii="Arial" w:hAnsi="Arial"/>
+        <w:rFonts w:ascii="Times New Roman" w:hAnsi="Times New Roman"/>
         <w:b/>
         <w:color w:val="ffffff"/>
         <w:sz w:val="22"/>
@@ -9449,7 +9449,7 @@
     </w:tblStylePr>
     <w:tblStylePr w:type="firstRow">
       <w:rPr>
-        <w:rFonts w:ascii="Arial" w:hAnsi="Arial"/>
+        <w:rFonts w:ascii="Times New Roman" w:hAnsi="Times New Roman"/>
         <w:b/>
         <w:color w:val="ffffff"/>
         <w:sz w:val="22"/>
@@ -9469,7 +9469,7 @@
     </w:tblStylePr>
     <w:tblStylePr w:type="lastCol">
       <w:rPr>
-        <w:rFonts w:ascii="Arial" w:hAnsi="Arial"/>
+        <w:rFonts w:ascii="Times New Roman" w:hAnsi="Times New Roman"/>
         <w:b/>
         <w:color w:val="ffffff"/>
         <w:sz w:val="22"/>
@@ -9489,7 +9489,7 @@
     </w:tblStylePr>
     <w:tblStylePr w:type="lastRow">
       <w:rPr>
-        <w:rFonts w:ascii="Arial" w:hAnsi="Arial"/>
+        <w:rFonts w:ascii="Times New Roman" w:hAnsi="Times New Roman"/>
         <w:b/>
         <w:color w:val="ffffff"/>
         <w:sz w:val="22"/>
@@ -9657,7 +9657,7 @@
     </w:tblStylePr>
     <w:tblStylePr w:type="firstCol">
       <w:rPr>
-        <w:rFonts w:ascii="Arial" w:hAnsi="Arial"/>
+        <w:rFonts w:ascii="Times New Roman" w:hAnsi="Times New Roman"/>
         <w:b/>
         <w:color w:val="ffffff"/>
         <w:sz w:val="22"/>
@@ -9677,7 +9677,7 @@
     </w:tblStylePr>
     <w:tblStylePr w:type="firstRow">
       <w:rPr>
-        <w:rFonts w:ascii="Arial" w:hAnsi="Arial"/>
+        <w:rFonts w:ascii="Times New Roman" w:hAnsi="Times New Roman"/>
         <w:b/>
         <w:color w:val="ffffff"/>
         <w:sz w:val="22"/>
@@ -9697,7 +9697,7 @@
     </w:tblStylePr>
     <w:tblStylePr w:type="lastCol">
       <w:rPr>
-        <w:rFonts w:ascii="Arial" w:hAnsi="Arial"/>
+        <w:rFonts w:ascii="Times New Roman" w:hAnsi="Times New Roman"/>
         <w:b/>
         <w:color w:val="ffffff"/>
         <w:sz w:val="22"/>
@@ -9717,7 +9717,7 @@
     </w:tblStylePr>
     <w:tblStylePr w:type="lastRow">
       <w:rPr>
-        <w:rFonts w:ascii="Arial" w:hAnsi="Arial"/>
+        <w:rFonts w:ascii="Times New Roman" w:hAnsi="Times New Roman"/>
         <w:b/>
         <w:color w:val="ffffff"/>
         <w:sz w:val="22"/>
@@ -9885,7 +9885,7 @@
     </w:tblStylePr>
     <w:tblStylePr w:type="firstCol">
       <w:rPr>
-        <w:rFonts w:ascii="Arial" w:hAnsi="Arial"/>
+        <w:rFonts w:ascii="Times New Roman" w:hAnsi="Times New Roman"/>
         <w:b/>
         <w:color w:val="ffffff"/>
         <w:sz w:val="22"/>
@@ -9905,7 +9905,7 @@
     </w:tblStylePr>
     <w:tblStylePr w:type="firstRow">
       <w:rPr>
-        <w:rFonts w:ascii="Arial" w:hAnsi="Arial"/>
+        <w:rFonts w:ascii="Times New Roman" w:hAnsi="Times New Roman"/>
         <w:b/>
         <w:color w:val="ffffff"/>
         <w:sz w:val="22"/>
@@ -9925,7 +9925,7 @@
     </w:tblStylePr>
     <w:tblStylePr w:type="lastCol">
       <w:rPr>
-        <w:rFonts w:ascii="Arial" w:hAnsi="Arial"/>
+        <w:rFonts w:ascii="Times New Roman" w:hAnsi="Times New Roman"/>
         <w:b/>
         <w:color w:val="ffffff"/>
         <w:sz w:val="22"/>
@@ -9945,7 +9945,7 @@
     </w:tblStylePr>
     <w:tblStylePr w:type="lastRow">
       <w:rPr>
-        <w:rFonts w:ascii="Arial" w:hAnsi="Arial"/>
+        <w:rFonts w:ascii="Times New Roman" w:hAnsi="Times New Roman"/>
         <w:b/>
         <w:color w:val="ffffff"/>
         <w:sz w:val="22"/>
@@ -10113,7 +10113,7 @@
     </w:tblStylePr>
     <w:tblStylePr w:type="firstCol">
       <w:rPr>
-        <w:rFonts w:ascii="Arial" w:hAnsi="Arial"/>
+        <w:rFonts w:ascii="Times New Roman" w:hAnsi="Times New Roman"/>
         <w:b/>
         <w:color w:val="ffffff"/>
         <w:sz w:val="22"/>
@@ -10133,7 +10133,7 @@
     </w:tblStylePr>
     <w:tblStylePr w:type="firstRow">
       <w:rPr>
-        <w:rFonts w:ascii="Arial" w:hAnsi="Arial"/>
+        <w:rFonts w:ascii="Times New Roman" w:hAnsi="Times New Roman"/>
         <w:b/>
         <w:color w:val="ffffff"/>
         <w:sz w:val="22"/>
@@ -10153,7 +10153,7 @@
     </w:tblStylePr>
     <w:tblStylePr w:type="lastCol">
       <w:rPr>
-        <w:rFonts w:ascii="Arial" w:hAnsi="Arial"/>
+        <w:rFonts w:ascii="Times New Roman" w:hAnsi="Times New Roman"/>
         <w:b/>
         <w:color w:val="ffffff"/>
         <w:sz w:val="22"/>
@@ -10173,7 +10173,7 @@
     </w:tblStylePr>
     <w:tblStylePr w:type="lastRow">
       <w:rPr>
-        <w:rFonts w:ascii="Arial" w:hAnsi="Arial"/>
+        <w:rFonts w:ascii="Times New Roman" w:hAnsi="Times New Roman"/>
         <w:b/>
         <w:color w:val="ffffff"/>
         <w:sz w:val="22"/>
@@ -10341,7 +10341,7 @@
     </w:tblStylePr>
     <w:tblStylePr w:type="firstCol">
       <w:rPr>
-        <w:rFonts w:ascii="Arial" w:hAnsi="Arial"/>
+        <w:rFonts w:ascii="Times New Roman" w:hAnsi="Times New Roman"/>
         <w:b/>
         <w:color w:val="ffffff"/>
         <w:sz w:val="22"/>
@@ -10361,7 +10361,7 @@
     </w:tblStylePr>
     <w:tblStylePr w:type="firstRow">
       <w:rPr>
-        <w:rFonts w:ascii="Arial" w:hAnsi="Arial"/>
+        <w:rFonts w:ascii="Times New Roman" w:hAnsi="Times New Roman"/>
         <w:b/>
         <w:color w:val="ffffff"/>
         <w:sz w:val="22"/>
@@ -10381,7 +10381,7 @@
     </w:tblStylePr>
     <w:tblStylePr w:type="lastCol">
       <w:rPr>
-        <w:rFonts w:ascii="Arial" w:hAnsi="Arial"/>
+        <w:rFonts w:ascii="Times New Roman" w:hAnsi="Times New Roman"/>
         <w:b/>
         <w:color w:val="ffffff"/>
         <w:sz w:val="22"/>
@@ -10401,7 +10401,7 @@
     </w:tblStylePr>
     <w:tblStylePr w:type="lastRow">
       <w:rPr>
-        <w:rFonts w:ascii="Arial" w:hAnsi="Arial"/>
+        <w:rFonts w:ascii="Times New Roman" w:hAnsi="Times New Roman"/>
         <w:b/>
         <w:color w:val="ffffff"/>
         <w:sz w:val="22"/>
@@ -10569,7 +10569,7 @@
     </w:tblStylePr>
     <w:tblStylePr w:type="firstCol">
       <w:rPr>
-        <w:rFonts w:ascii="Arial" w:hAnsi="Arial"/>
+        <w:rFonts w:ascii="Times New Roman" w:hAnsi="Times New Roman"/>
         <w:b/>
         <w:color w:val="ffffff"/>
         <w:sz w:val="22"/>
@@ -10589,7 +10589,7 @@
     </w:tblStylePr>
     <w:tblStylePr w:type="firstRow">
       <w:rPr>
-        <w:rFonts w:ascii="Arial" w:hAnsi="Arial"/>
+        <w:rFonts w:ascii="Times New Roman" w:hAnsi="Times New Roman"/>
         <w:b/>
         <w:color w:val="ffffff"/>
         <w:sz w:val="22"/>
@@ -10609,7 +10609,7 @@
     </w:tblStylePr>
     <w:tblStylePr w:type="lastCol">
       <w:rPr>
-        <w:rFonts w:ascii="Arial" w:hAnsi="Arial"/>
+        <w:rFonts w:ascii="Times New Roman" w:hAnsi="Times New Roman"/>
         <w:b/>
         <w:color w:val="ffffff"/>
         <w:sz w:val="22"/>
@@ -10629,7 +10629,7 @@
     </w:tblStylePr>
     <w:tblStylePr w:type="lastRow">
       <w:rPr>
-        <w:rFonts w:ascii="Arial" w:hAnsi="Arial"/>
+        <w:rFonts w:ascii="Times New Roman" w:hAnsi="Times New Roman"/>
         <w:b/>
         <w:color w:val="ffffff"/>
         <w:sz w:val="22"/>
@@ -10742,7 +10742,7 @@
     </w:tcPr>
     <w:tblStylePr w:type="band1Horz">
       <w:rPr>
-        <w:rFonts w:ascii="Arial" w:hAnsi="Arial"/>
+        <w:rFonts w:ascii="Times New Roman" w:hAnsi="Times New Roman"/>
         <w:color w:val="404040" w:themeColor="text1" w:themeTint="80" w:themeShade="95"/>
         <w:sz w:val="22"/>
       </w:rPr>
@@ -10775,7 +10775,7 @@
     </w:tblStylePr>
     <w:tblStylePr w:type="band2Horz">
       <w:rPr>
-        <w:rFonts w:ascii="Arial" w:hAnsi="Arial"/>
+        <w:rFonts w:ascii="Times New Roman" w:hAnsi="Times New Roman"/>
         <w:color w:val="404040" w:themeColor="text1" w:themeTint="80" w:themeShade="95"/>
         <w:sz w:val="22"/>
       </w:rPr>
@@ -10928,7 +10928,7 @@
     </w:tblStylePr>
     <w:tblStylePr w:type="wholeTable">
       <w:rPr>
-        <w:rFonts w:ascii="Arial" w:hAnsi="Arial"/>
+        <w:rFonts w:ascii="Times New Roman" w:hAnsi="Times New Roman"/>
         <w:color w:val="404040" w:themeColor="text1" w:themeTint="80" w:themeShade="95"/>
         <w:sz w:val="22"/>
       </w:rPr>
@@ -10972,7 +10972,7 @@
     </w:tcPr>
     <w:tblStylePr w:type="band1Horz">
       <w:rPr>
-        <w:rFonts w:ascii="Arial" w:hAnsi="Arial"/>
+        <w:rFonts w:ascii="Times New Roman" w:hAnsi="Times New Roman"/>
         <w:color w:val="404040" w:themeColor="accent1" w:themeTint="80" w:themeShade="95"/>
         <w:sz w:val="22"/>
       </w:rPr>
@@ -11005,7 +11005,7 @@
     </w:tblStylePr>
     <w:tblStylePr w:type="band2Horz">
       <w:rPr>
-        <w:rFonts w:ascii="Arial" w:hAnsi="Arial"/>
+        <w:rFonts w:ascii="Times New Roman" w:hAnsi="Times New Roman"/>
         <w:color w:val="404040" w:themeColor="accent1" w:themeTint="80" w:themeShade="95"/>
         <w:sz w:val="22"/>
       </w:rPr>
@@ -11158,7 +11158,7 @@
     </w:tblStylePr>
     <w:tblStylePr w:type="wholeTable">
       <w:rPr>
-        <w:rFonts w:ascii="Arial" w:hAnsi="Arial"/>
+        <w:rFonts w:ascii="Times New Roman" w:hAnsi="Times New Roman"/>
         <w:color w:val="404040" w:themeColor="accent1" w:themeTint="80" w:themeShade="95"/>
         <w:sz w:val="22"/>
       </w:rPr>
@@ -11202,7 +11202,7 @@
     </w:tcPr>
     <w:tblStylePr w:type="band1Horz">
       <w:rPr>
-        <w:rFonts w:ascii="Arial" w:hAnsi="Arial"/>
+        <w:rFonts w:ascii="Times New Roman" w:hAnsi="Times New Roman"/>
         <w:color w:val="404040" w:themeColor="accent2" w:themeTint="97" w:themeShade="95"/>
         <w:sz w:val="22"/>
       </w:rPr>
@@ -11235,7 +11235,7 @@
     </w:tblStylePr>
     <w:tblStylePr w:type="band2Horz">
       <w:rPr>
-        <w:rFonts w:ascii="Arial" w:hAnsi="Arial"/>
+        <w:rFonts w:ascii="Times New Roman" w:hAnsi="Times New Roman"/>
         <w:color w:val="404040" w:themeColor="accent2" w:themeTint="97" w:themeShade="95"/>
         <w:sz w:val="22"/>
       </w:rPr>
@@ -11388,7 +11388,7 @@
     </w:tblStylePr>
     <w:tblStylePr w:type="wholeTable">
       <w:rPr>
-        <w:rFonts w:ascii="Arial" w:hAnsi="Arial"/>
+        <w:rFonts w:ascii="Times New Roman" w:hAnsi="Times New Roman"/>
         <w:color w:val="404040" w:themeColor="accent2" w:themeTint="97" w:themeShade="95"/>
         <w:sz w:val="22"/>
       </w:rPr>
@@ -11432,7 +11432,7 @@
     </w:tcPr>
     <w:tblStylePr w:type="band1Horz">
       <w:rPr>
-        <w:rFonts w:ascii="Arial" w:hAnsi="Arial"/>
+        <w:rFonts w:ascii="Times New Roman" w:hAnsi="Times New Roman"/>
         <w:color w:val="404040" w:themeColor="accent3" w:themeTint="FE" w:themeShade="95"/>
         <w:sz w:val="22"/>
       </w:rPr>
@@ -11465,7 +11465,7 @@
     </w:tblStylePr>
     <w:tblStylePr w:type="band2Horz">
       <w:rPr>
-        <w:rFonts w:ascii="Arial" w:hAnsi="Arial"/>
+        <w:rFonts w:ascii="Times New Roman" w:hAnsi="Times New Roman"/>
         <w:color w:val="404040" w:themeColor="accent3" w:themeTint="FE" w:themeShade="95"/>
         <w:sz w:val="22"/>
       </w:rPr>
@@ -11618,7 +11618,7 @@
     </w:tblStylePr>
     <w:tblStylePr w:type="wholeTable">
       <w:rPr>
-        <w:rFonts w:ascii="Arial" w:hAnsi="Arial"/>
+        <w:rFonts w:ascii="Times New Roman" w:hAnsi="Times New Roman"/>
         <w:color w:val="404040" w:themeColor="accent3" w:themeTint="FE" w:themeShade="95"/>
         <w:sz w:val="22"/>
       </w:rPr>
@@ -11662,7 +11662,7 @@
     </w:tcPr>
     <w:tblStylePr w:type="band1Horz">
       <w:rPr>
-        <w:rFonts w:ascii="Arial" w:hAnsi="Arial"/>
+        <w:rFonts w:ascii="Times New Roman" w:hAnsi="Times New Roman"/>
         <w:color w:val="404040" w:themeColor="accent4" w:themeTint="9A" w:themeShade="95"/>
         <w:sz w:val="22"/>
       </w:rPr>
@@ -11695,7 +11695,7 @@
     </w:tblStylePr>
     <w:tblStylePr w:type="band2Horz">
       <w:rPr>
-        <w:rFonts w:ascii="Arial" w:hAnsi="Arial"/>
+        <w:rFonts w:ascii="Times New Roman" w:hAnsi="Times New Roman"/>
         <w:color w:val="404040" w:themeColor="accent4" w:themeTint="9A" w:themeShade="95"/>
         <w:sz w:val="22"/>
       </w:rPr>
@@ -11848,7 +11848,7 @@
     </w:tblStylePr>
     <w:tblStylePr w:type="wholeTable">
       <w:rPr>
-        <w:rFonts w:ascii="Arial" w:hAnsi="Arial"/>
+        <w:rFonts w:ascii="Times New Roman" w:hAnsi="Times New Roman"/>
         <w:color w:val="404040" w:themeColor="accent4" w:themeTint="9A" w:themeShade="95"/>
         <w:sz w:val="22"/>
       </w:rPr>
@@ -11892,7 +11892,7 @@
     </w:tcPr>
     <w:tblStylePr w:type="band1Horz">
       <w:rPr>
-        <w:rFonts w:ascii="Arial" w:hAnsi="Arial"/>
+        <w:rFonts w:ascii="Times New Roman" w:hAnsi="Times New Roman"/>
         <w:color w:val="404040" w:themeColor="accent5" w:themeShade="95"/>
         <w:sz w:val="22"/>
       </w:rPr>
@@ -11925,7 +11925,7 @@
     </w:tblStylePr>
     <w:tblStylePr w:type="band2Horz">
       <w:rPr>
-        <w:rFonts w:ascii="Arial" w:hAnsi="Arial"/>
+        <w:rFonts w:ascii="Times New Roman" w:hAnsi="Times New Roman"/>
         <w:color w:val="404040" w:themeColor="accent5" w:themeShade="95"/>
         <w:sz w:val="22"/>
       </w:rPr>
@@ -12078,7 +12078,7 @@
     </w:tblStylePr>
     <w:tblStylePr w:type="wholeTable">
       <w:rPr>
-        <w:rFonts w:ascii="Arial" w:hAnsi="Arial"/>
+        <w:rFonts w:ascii="Times New Roman" w:hAnsi="Times New Roman"/>
         <w:color w:val="404040" w:themeColor="accent5" w:themeShade="95"/>
         <w:sz w:val="22"/>
       </w:rPr>
@@ -12122,7 +12122,7 @@
     </w:tcPr>
     <w:tblStylePr w:type="band1Horz">
       <w:rPr>
-        <w:rFonts w:ascii="Arial" w:hAnsi="Arial"/>
+        <w:rFonts w:ascii="Times New Roman" w:hAnsi="Times New Roman"/>
         <w:color w:val="404040" w:themeColor="accent5" w:themeShade="95"/>
         <w:sz w:val="22"/>
       </w:rPr>
@@ -12155,7 +12155,7 @@
     </w:tblStylePr>
     <w:tblStylePr w:type="band2Horz">
       <w:rPr>
-        <w:rFonts w:ascii="Arial" w:hAnsi="Arial"/>
+        <w:rFonts w:ascii="Times New Roman" w:hAnsi="Times New Roman"/>
         <w:color w:val="404040" w:themeColor="accent5" w:themeShade="95"/>
         <w:sz w:val="22"/>
       </w:rPr>
@@ -12308,7 +12308,7 @@
     </w:tblStylePr>
     <w:tblStylePr w:type="wholeTable">
       <w:rPr>
-        <w:rFonts w:ascii="Arial" w:hAnsi="Arial"/>
+        <w:rFonts w:ascii="Times New Roman" w:hAnsi="Times New Roman"/>
         <w:color w:val="404040" w:themeColor="accent5" w:themeShade="95"/>
         <w:sz w:val="22"/>
       </w:rPr>
@@ -12350,7 +12350,7 @@
     </w:tcPr>
     <w:tblStylePr w:type="band1Horz">
       <w:rPr>
-        <w:rFonts w:ascii="Arial" w:hAnsi="Arial"/>
+        <w:rFonts w:ascii="Times New Roman" w:hAnsi="Times New Roman"/>
         <w:color w:val="4a4a4a" w:themeColor="text1" w:themeTint="80" w:themeShade="95"/>
         <w:sz w:val="22"/>
       </w:rPr>
@@ -12383,7 +12383,7 @@
     </w:tblStylePr>
     <w:tblStylePr w:type="band2Horz">
       <w:rPr>
-        <w:rFonts w:ascii="Arial" w:hAnsi="Arial"/>
+        <w:rFonts w:ascii="Times New Roman" w:hAnsi="Times New Roman"/>
         <w:color w:val="4a4a4a" w:themeColor="text1" w:themeTint="80" w:themeShade="95"/>
         <w:sz w:val="22"/>
       </w:rPr>
@@ -12414,7 +12414,7 @@
     </w:tblStylePr>
     <w:tblStylePr w:type="firstCol">
       <w:rPr>
-        <w:rFonts w:ascii="Arial" w:hAnsi="Arial"/>
+        <w:rFonts w:ascii="Times New Roman" w:hAnsi="Times New Roman"/>
         <w:i/>
         <w:color w:val="4a4a4a" w:themeColor="text1" w:themeTint="80" w:themeShade="95"/>
         <w:sz w:val="22"/>
@@ -12440,7 +12440,7 @@
     </w:tblStylePr>
     <w:tblStylePr w:type="firstRow">
       <w:rPr>
-        <w:rFonts w:ascii="Arial" w:hAnsi="Arial"/>
+        <w:rFonts w:ascii="Times New Roman" w:hAnsi="Times New Roman"/>
         <w:b/>
         <w:color w:val="4a4a4a" w:themeColor="text1" w:themeTint="80" w:themeShade="95"/>
         <w:sz w:val="22"/>
@@ -12465,7 +12465,7 @@
     </w:tblStylePr>
     <w:tblStylePr w:type="lastCol">
       <w:rPr>
-        <w:rFonts w:ascii="Arial" w:hAnsi="Arial"/>
+        <w:rFonts w:ascii="Times New Roman" w:hAnsi="Times New Roman"/>
         <w:i/>
         <w:color w:val="4a4a4a" w:themeColor="text1" w:themeTint="80" w:themeShade="95"/>
         <w:sz w:val="22"/>
@@ -12490,7 +12490,7 @@
     </w:tblStylePr>
     <w:tblStylePr w:type="lastRow">
       <w:rPr>
-        <w:rFonts w:ascii="Arial" w:hAnsi="Arial"/>
+        <w:rFonts w:ascii="Times New Roman" w:hAnsi="Times New Roman"/>
         <w:b/>
         <w:color w:val="4a4a4a" w:themeColor="text1" w:themeTint="80" w:themeShade="95"/>
         <w:sz w:val="22"/>
@@ -12604,7 +12604,7 @@
     </w:tcPr>
     <w:tblStylePr w:type="band1Horz">
       <w:rPr>
-        <w:rFonts w:ascii="Arial" w:hAnsi="Arial"/>
+        <w:rFonts w:ascii="Times New Roman" w:hAnsi="Times New Roman"/>
         <w:color w:val="3660ac" w:themeColor="accent1" w:themeTint="80" w:themeShade="95"/>
         <w:sz w:val="22"/>
       </w:rPr>
@@ -12637,7 +12637,7 @@
     </w:tblStylePr>
     <w:tblStylePr w:type="band2Horz">
       <w:rPr>
-        <w:rFonts w:ascii="Arial" w:hAnsi="Arial"/>
+        <w:rFonts w:ascii="Times New Roman" w:hAnsi="Times New Roman"/>
         <w:color w:val="3660ac" w:themeColor="accent1" w:themeTint="80" w:themeShade="95"/>
         <w:sz w:val="22"/>
       </w:rPr>
@@ -12668,7 +12668,7 @@
     </w:tblStylePr>
     <w:tblStylePr w:type="firstCol">
       <w:rPr>
-        <w:rFonts w:ascii="Arial" w:hAnsi="Arial"/>
+        <w:rFonts w:ascii="Times New Roman" w:hAnsi="Times New Roman"/>
         <w:i/>
         <w:color w:val="3660ac" w:themeColor="accent1" w:themeTint="80" w:themeShade="95"/>
         <w:sz w:val="22"/>
@@ -12694,7 +12694,7 @@
     </w:tblStylePr>
     <w:tblStylePr w:type="firstRow">
       <w:rPr>
-        <w:rFonts w:ascii="Arial" w:hAnsi="Arial"/>
+        <w:rFonts w:ascii="Times New Roman" w:hAnsi="Times New Roman"/>
         <w:b/>
         <w:color w:val="3660ac" w:themeColor="accent1" w:themeTint="80" w:themeShade="95"/>
         <w:sz w:val="22"/>
@@ -12719,7 +12719,7 @@
     </w:tblStylePr>
     <w:tblStylePr w:type="lastCol">
       <w:rPr>
-        <w:rFonts w:ascii="Arial" w:hAnsi="Arial"/>
+        <w:rFonts w:ascii="Times New Roman" w:hAnsi="Times New Roman"/>
         <w:i/>
         <w:color w:val="3660ac" w:themeColor="accent1" w:themeTint="80" w:themeShade="95"/>
         <w:sz w:val="22"/>
@@ -12744,7 +12744,7 @@
     </w:tblStylePr>
     <w:tblStylePr w:type="lastRow">
       <w:rPr>
-        <w:rFonts w:ascii="Arial" w:hAnsi="Arial"/>
+        <w:rFonts w:ascii="Times New Roman" w:hAnsi="Times New Roman"/>
         <w:b/>
         <w:color w:val="3660ac" w:themeColor="accent1" w:themeTint="80" w:themeShade="95"/>
         <w:sz w:val="22"/>
@@ -12858,7 +12858,7 @@
     </w:tcPr>
     <w:tblStylePr w:type="band1Horz">
       <w:rPr>
-        <w:rFonts w:ascii="Arial" w:hAnsi="Arial"/>
+        <w:rFonts w:ascii="Times New Roman" w:hAnsi="Times New Roman"/>
         <w:color w:val="cb5d12" w:themeColor="accent2" w:themeTint="97" w:themeShade="95"/>
         <w:sz w:val="22"/>
       </w:rPr>
@@ -12891,7 +12891,7 @@
     </w:tblStylePr>
     <w:tblStylePr w:type="band2Horz">
       <w:rPr>
-        <w:rFonts w:ascii="Arial" w:hAnsi="Arial"/>
+        <w:rFonts w:ascii="Times New Roman" w:hAnsi="Times New Roman"/>
         <w:color w:val="cb5d12" w:themeColor="accent2" w:themeTint="97" w:themeShade="95"/>
         <w:sz w:val="22"/>
       </w:rPr>
@@ -12922,7 +12922,7 @@
     </w:tblStylePr>
     <w:tblStylePr w:type="firstCol">
       <w:rPr>
-        <w:rFonts w:ascii="Arial" w:hAnsi="Arial"/>
+        <w:rFonts w:ascii="Times New Roman" w:hAnsi="Times New Roman"/>
         <w:i/>
         <w:color w:val="cb5d12" w:themeColor="accent2" w:themeTint="97" w:themeShade="95"/>
         <w:sz w:val="22"/>
@@ -12948,7 +12948,7 @@
     </w:tblStylePr>
     <w:tblStylePr w:type="firstRow">
       <w:rPr>
-        <w:rFonts w:ascii="Arial" w:hAnsi="Arial"/>
+        <w:rFonts w:ascii="Times New Roman" w:hAnsi="Times New Roman"/>
         <w:b/>
         <w:color w:val="cb5d12" w:themeColor="accent2" w:themeTint="97" w:themeShade="95"/>
         <w:sz w:val="22"/>
@@ -12973,7 +12973,7 @@
     </w:tblStylePr>
     <w:tblStylePr w:type="lastCol">
       <w:rPr>
-        <w:rFonts w:ascii="Arial" w:hAnsi="Arial"/>
+        <w:rFonts w:ascii="Times New Roman" w:hAnsi="Times New Roman"/>
         <w:i/>
         <w:color w:val="cb5d12" w:themeColor="accent2" w:themeTint="97" w:themeShade="95"/>
         <w:sz w:val="22"/>
@@ -12998,7 +12998,7 @@
     </w:tblStylePr>
     <w:tblStylePr w:type="lastRow">
       <w:rPr>
-        <w:rFonts w:ascii="Arial" w:hAnsi="Arial"/>
+        <w:rFonts w:ascii="Times New Roman" w:hAnsi="Times New Roman"/>
         <w:b/>
         <w:color w:val="cb5d12" w:themeColor="accent2" w:themeTint="97" w:themeShade="95"/>
         <w:sz w:val="22"/>
@@ -13112,7 +13112,7 @@
     </w:tcPr>
     <w:tblStylePr w:type="band1Horz">
       <w:rPr>
-        <w:rFonts w:ascii="Arial" w:hAnsi="Arial"/>
+        <w:rFonts w:ascii="Times New Roman" w:hAnsi="Times New Roman"/>
         <w:color w:val="616161" w:themeColor="accent3" w:themeTint="FE" w:themeShade="95"/>
         <w:sz w:val="22"/>
       </w:rPr>
@@ -13145,7 +13145,7 @@
     </w:tblStylePr>
     <w:tblStylePr w:type="band2Horz">
       <w:rPr>
-        <w:rFonts w:ascii="Arial" w:hAnsi="Arial"/>
+        <w:rFonts w:ascii="Times New Roman" w:hAnsi="Times New Roman"/>
         <w:color w:val="616161" w:themeColor="accent3" w:themeTint="FE" w:themeShade="95"/>
         <w:sz w:val="22"/>
       </w:rPr>
@@ -13176,7 +13176,7 @@
     </w:tblStylePr>
     <w:tblStylePr w:type="firstCol">
       <w:rPr>
-        <w:rFonts w:ascii="Arial" w:hAnsi="Arial"/>
+        <w:rFonts w:ascii="Times New Roman" w:hAnsi="Times New Roman"/>
         <w:i/>
         <w:color w:val="616161" w:themeColor="accent3" w:themeTint="FE" w:themeShade="95"/>
         <w:sz w:val="22"/>
@@ -13202,7 +13202,7 @@
     </w:tblStylePr>
     <w:tblStylePr w:type="firstRow">
       <w:rPr>
-        <w:rFonts w:ascii="Arial" w:hAnsi="Arial"/>
+        <w:rFonts w:ascii="Times New Roman" w:hAnsi="Times New Roman"/>
         <w:b/>
         <w:color w:val="616161" w:themeColor="accent3" w:themeTint="FE" w:themeShade="95"/>
         <w:sz w:val="22"/>
@@ -13227,7 +13227,7 @@
     </w:tblStylePr>
     <w:tblStylePr w:type="lastCol">
       <w:rPr>
-        <w:rFonts w:ascii="Arial" w:hAnsi="Arial"/>
+        <w:rFonts w:ascii="Times New Roman" w:hAnsi="Times New Roman"/>
         <w:i/>
         <w:color w:val="616161" w:themeColor="accent3" w:themeTint="FE" w:themeShade="95"/>
         <w:sz w:val="22"/>
@@ -13252,7 +13252,7 @@
     </w:tblStylePr>
     <w:tblStylePr w:type="lastRow">
       <w:rPr>
-        <w:rFonts w:ascii="Arial" w:hAnsi="Arial"/>
+        <w:rFonts w:ascii="Times New Roman" w:hAnsi="Times New Roman"/>
         <w:b/>
         <w:color w:val="616161" w:themeColor="accent3" w:themeTint="FE" w:themeShade="95"/>
         <w:sz w:val="22"/>
@@ -13366,7 +13366,7 @@
     </w:tcPr>
     <w:tblStylePr w:type="band1Horz">
       <w:rPr>
-        <w:rFonts w:ascii="Arial" w:hAnsi="Arial"/>
+        <w:rFonts w:ascii="Times New Roman" w:hAnsi="Times New Roman"/>
         <w:color w:val="d09d00" w:themeColor="accent4" w:themeTint="9A" w:themeShade="95"/>
         <w:sz w:val="22"/>
       </w:rPr>
@@ -13399,7 +13399,7 @@
     </w:tblStylePr>
     <w:tblStylePr w:type="band2Horz">
       <w:rPr>
-        <w:rFonts w:ascii="Arial" w:hAnsi="Arial"/>
+        <w:rFonts w:ascii="Times New Roman" w:hAnsi="Times New Roman"/>
         <w:color w:val="d09d00" w:themeColor="accent4" w:themeTint="9A" w:themeShade="95"/>
         <w:sz w:val="22"/>
       </w:rPr>
@@ -13430,7 +13430,7 @@
     </w:tblStylePr>
     <w:tblStylePr w:type="firstCol">
       <w:rPr>
-        <w:rFonts w:ascii="Arial" w:hAnsi="Arial"/>
+        <w:rFonts w:ascii="Times New Roman" w:hAnsi="Times New Roman"/>
         <w:i/>
         <w:color w:val="d09d00" w:themeColor="accent4" w:themeTint="9A" w:themeShade="95"/>
         <w:sz w:val="22"/>
@@ -13456,7 +13456,7 @@
     </w:tblStylePr>
     <w:tblStylePr w:type="firstRow">
       <w:rPr>
-        <w:rFonts w:ascii="Arial" w:hAnsi="Arial"/>
+        <w:rFonts w:ascii="Times New Roman" w:hAnsi="Times New Roman"/>
         <w:b/>
         <w:color w:val="d09d00" w:themeColor="accent4" w:themeTint="9A" w:themeShade="95"/>
         <w:sz w:val="22"/>
@@ -13481,7 +13481,7 @@
     </w:tblStylePr>
     <w:tblStylePr w:type="lastCol">
       <w:rPr>
-        <w:rFonts w:ascii="Arial" w:hAnsi="Arial"/>
+        <w:rFonts w:ascii="Times New Roman" w:hAnsi="Times New Roman"/>
         <w:i/>
         <w:color w:val="d09d00" w:themeColor="accent4" w:themeTint="9A" w:themeShade="95"/>
         <w:sz w:val="22"/>
@@ -13506,7 +13506,7 @@
     </w:tblStylePr>
     <w:tblStylePr w:type="lastRow">
       <w:rPr>
-        <w:rFonts w:ascii="Arial" w:hAnsi="Arial"/>
+        <w:rFonts w:ascii="Times New Roman" w:hAnsi="Times New Roman"/>
         <w:b/>
         <w:color w:val="d09d00" w:themeColor="accent4" w:themeTint="9A" w:themeShade="95"/>
         <w:sz w:val="22"/>
@@ -13620,7 +13620,7 @@
     </w:tcPr>
     <w:tblStylePr w:type="band1Horz">
       <w:rPr>
-        <w:rFonts w:ascii="Arial" w:hAnsi="Arial"/>
+        <w:rFonts w:ascii="Times New Roman" w:hAnsi="Times New Roman"/>
         <w:color w:val="245b8d" w:themeColor="accent5" w:themeShade="95"/>
         <w:sz w:val="22"/>
       </w:rPr>
@@ -13653,7 +13653,7 @@
     </w:tblStylePr>
     <w:tblStylePr w:type="band2Horz">
       <w:rPr>
-        <w:rFonts w:ascii="Arial" w:hAnsi="Arial"/>
+        <w:rFonts w:ascii="Times New Roman" w:hAnsi="Times New Roman"/>
         <w:color w:val="245b8d" w:themeColor="accent5" w:themeShade="95"/>
         <w:sz w:val="22"/>
       </w:rPr>
@@ -13684,7 +13684,7 @@
     </w:tblStylePr>
     <w:tblStylePr w:type="firstCol">
       <w:rPr>
-        <w:rFonts w:ascii="Arial" w:hAnsi="Arial"/>
+        <w:rFonts w:ascii="Times New Roman" w:hAnsi="Times New Roman"/>
         <w:i/>
         <w:color w:val="245b8d" w:themeColor="accent5" w:themeShade="95"/>
         <w:sz w:val="22"/>
@@ -13710,7 +13710,7 @@
     </w:tblStylePr>
     <w:tblStylePr w:type="firstRow">
       <w:rPr>
-        <w:rFonts w:ascii="Arial" w:hAnsi="Arial"/>
+        <w:rFonts w:ascii="Times New Roman" w:hAnsi="Times New Roman"/>
         <w:b/>
         <w:color w:val="245b8d" w:themeColor="accent5" w:themeShade="95"/>
         <w:sz w:val="22"/>
@@ -13735,7 +13735,7 @@
     </w:tblStylePr>
     <w:tblStylePr w:type="lastCol">
       <w:rPr>
-        <w:rFonts w:ascii="Arial" w:hAnsi="Arial"/>
+        <w:rFonts w:ascii="Times New Roman" w:hAnsi="Times New Roman"/>
         <w:i/>
         <w:color w:val="245b8d" w:themeColor="accent5" w:themeShade="95"/>
         <w:sz w:val="22"/>
@@ -13760,7 +13760,7 @@
     </w:tblStylePr>
     <w:tblStylePr w:type="lastRow">
       <w:rPr>
-        <w:rFonts w:ascii="Arial" w:hAnsi="Arial"/>
+        <w:rFonts w:ascii="Times New Roman" w:hAnsi="Times New Roman"/>
         <w:b/>
         <w:color w:val="245b8d" w:themeColor="accent5" w:themeShade="95"/>
         <w:sz w:val="22"/>
@@ -13874,7 +13874,7 @@
     </w:tcPr>
     <w:tblStylePr w:type="band1Horz">
       <w:rPr>
-        <w:rFonts w:ascii="Arial" w:hAnsi="Arial"/>
+        <w:rFonts w:ascii="Times New Roman" w:hAnsi="Times New Roman"/>
         <w:color w:val="416529" w:themeColor="accent6" w:themeShade="95"/>
         <w:sz w:val="22"/>
       </w:rPr>
@@ -13907,7 +13907,7 @@
     </w:tblStylePr>
     <w:tblStylePr w:type="band2Horz">
       <w:rPr>
-        <w:rFonts w:ascii="Arial" w:hAnsi="Arial"/>
+        <w:rFonts w:ascii="Times New Roman" w:hAnsi="Times New Roman"/>
         <w:color w:val="416529" w:themeColor="accent6" w:themeShade="95"/>
         <w:sz w:val="22"/>
       </w:rPr>
@@ -13938,7 +13938,7 @@
     </w:tblStylePr>
     <w:tblStylePr w:type="firstCol">
       <w:rPr>
-        <w:rFonts w:ascii="Arial" w:hAnsi="Arial"/>
+        <w:rFonts w:ascii="Times New Roman" w:hAnsi="Times New Roman"/>
         <w:i/>
         <w:color w:val="416529" w:themeColor="accent6" w:themeShade="95"/>
         <w:sz w:val="22"/>
@@ -13964,7 +13964,7 @@
     </w:tblStylePr>
     <w:tblStylePr w:type="firstRow">
       <w:rPr>
-        <w:rFonts w:ascii="Arial" w:hAnsi="Arial"/>
+        <w:rFonts w:ascii="Times New Roman" w:hAnsi="Times New Roman"/>
         <w:b/>
         <w:color w:val="416529" w:themeColor="accent6" w:themeShade="95"/>
         <w:sz w:val="22"/>
@@ -13989,7 +13989,7 @@
     </w:tblStylePr>
     <w:tblStylePr w:type="lastCol">
       <w:rPr>
-        <w:rFonts w:ascii="Arial" w:hAnsi="Arial"/>
+        <w:rFonts w:ascii="Times New Roman" w:hAnsi="Times New Roman"/>
         <w:i/>
         <w:color w:val="416529" w:themeColor="accent6" w:themeShade="95"/>
         <w:sz w:val="22"/>
@@ -14014,7 +14014,7 @@
     </w:tblStylePr>
     <w:tblStylePr w:type="lastRow">
       <w:rPr>
-        <w:rFonts w:ascii="Arial" w:hAnsi="Arial"/>
+        <w:rFonts w:ascii="Times New Roman" w:hAnsi="Times New Roman"/>
         <w:b/>
         <w:color w:val="416529" w:themeColor="accent6" w:themeShade="95"/>
         <w:sz w:val="22"/>
@@ -15639,7 +15639,7 @@
     </w:tcPr>
     <w:tblStylePr w:type="band1Horz">
       <w:rPr>
-        <w:rFonts w:ascii="Arial" w:hAnsi="Arial"/>
+        <w:rFonts w:ascii="Times New Roman" w:hAnsi="Times New Roman"/>
         <w:color w:val="404040"/>
         <w:sz w:val="22"/>
       </w:rPr>
@@ -15658,7 +15658,7 @@
     </w:tblStylePr>
     <w:tblStylePr w:type="band1Vert">
       <w:rPr>
-        <w:rFonts w:ascii="Arial" w:hAnsi="Arial"/>
+        <w:rFonts w:ascii="Times New Roman" w:hAnsi="Times New Roman"/>
         <w:color w:val="404040"/>
         <w:sz w:val="22"/>
       </w:rPr>
@@ -15703,7 +15703,7 @@
     </w:tblStylePr>
     <w:tblStylePr w:type="firstCol">
       <w:rPr>
-        <w:rFonts w:ascii="Arial" w:hAnsi="Arial"/>
+        <w:rFonts w:ascii="Times New Roman" w:hAnsi="Times New Roman"/>
         <w:b/>
         <w:color w:val="404040"/>
         <w:sz w:val="22"/>
@@ -15722,7 +15722,7 @@
     </w:tblStylePr>
     <w:tblStylePr w:type="firstRow">
       <w:rPr>
-        <w:rFonts w:ascii="Arial" w:hAnsi="Arial"/>
+        <w:rFonts w:ascii="Times New Roman" w:hAnsi="Times New Roman"/>
         <w:b/>
         <w:color w:val="404040"/>
         <w:sz w:val="22"/>
@@ -15746,7 +15746,7 @@
     </w:tblStylePr>
     <w:tblStylePr w:type="lastCol">
       <w:rPr>
-        <w:rFonts w:ascii="Arial" w:hAnsi="Arial"/>
+        <w:rFonts w:ascii="Times New Roman" w:hAnsi="Times New Roman"/>
         <w:b/>
         <w:color w:val="404040"/>
         <w:sz w:val="22"/>
@@ -15765,7 +15765,7 @@
     </w:tblStylePr>
     <w:tblStylePr w:type="lastRow">
       <w:rPr>
-        <w:rFonts w:ascii="Arial" w:hAnsi="Arial"/>
+        <w:rFonts w:ascii="Times New Roman" w:hAnsi="Times New Roman"/>
         <w:b/>
         <w:color w:val="404040"/>
         <w:sz w:val="22"/>
@@ -15877,7 +15877,7 @@
     </w:tcPr>
     <w:tblStylePr w:type="band1Horz">
       <w:rPr>
-        <w:rFonts w:ascii="Arial" w:hAnsi="Arial"/>
+        <w:rFonts w:ascii="Times New Roman" w:hAnsi="Times New Roman"/>
         <w:color w:val="404040"/>
         <w:sz w:val="22"/>
       </w:rPr>
@@ -15896,7 +15896,7 @@
     </w:tblStylePr>
     <w:tblStylePr w:type="band1Vert">
       <w:rPr>
-        <w:rFonts w:ascii="Arial" w:hAnsi="Arial"/>
+        <w:rFonts w:ascii="Times New Roman" w:hAnsi="Times New Roman"/>
         <w:color w:val="404040"/>
         <w:sz w:val="22"/>
       </w:rPr>
@@ -15941,7 +15941,7 @@
     </w:tblStylePr>
     <w:tblStylePr w:type="firstCol">
       <w:rPr>
-        <w:rFonts w:ascii="Arial" w:hAnsi="Arial"/>
+        <w:rFonts w:ascii="Times New Roman" w:hAnsi="Times New Roman"/>
         <w:b/>
         <w:color w:val="404040"/>
         <w:sz w:val="22"/>
@@ -15960,7 +15960,7 @@
     </w:tblStylePr>
     <w:tblStylePr w:type="firstRow">
       <w:rPr>
-        <w:rFonts w:ascii="Arial" w:hAnsi="Arial"/>
+        <w:rFonts w:ascii="Times New Roman" w:hAnsi="Times New Roman"/>
         <w:b/>
         <w:color w:val="404040"/>
         <w:sz w:val="22"/>
@@ -15984,7 +15984,7 @@
     </w:tblStylePr>
     <w:tblStylePr w:type="lastCol">
       <w:rPr>
-        <w:rFonts w:ascii="Arial" w:hAnsi="Arial"/>
+        <w:rFonts w:ascii="Times New Roman" w:hAnsi="Times New Roman"/>
         <w:b/>
         <w:color w:val="404040"/>
         <w:sz w:val="22"/>
@@ -16003,7 +16003,7 @@
     </w:tblStylePr>
     <w:tblStylePr w:type="lastRow">
       <w:rPr>
-        <w:rFonts w:ascii="Arial" w:hAnsi="Arial"/>
+        <w:rFonts w:ascii="Times New Roman" w:hAnsi="Times New Roman"/>
         <w:b/>
         <w:color w:val="404040"/>
         <w:sz w:val="22"/>
@@ -16115,7 +16115,7 @@
     </w:tcPr>
     <w:tblStylePr w:type="band1Horz">
       <w:rPr>
-        <w:rFonts w:ascii="Arial" w:hAnsi="Arial"/>
+        <w:rFonts w:ascii="Times New Roman" w:hAnsi="Times New Roman"/>
         <w:color w:val="404040"/>
         <w:sz w:val="22"/>
       </w:rPr>
@@ -16134,7 +16134,7 @@
     </w:tblStylePr>
     <w:tblStylePr w:type="band1Vert">
       <w:rPr>
-        <w:rFonts w:ascii="Arial" w:hAnsi="Arial"/>
+        <w:rFonts w:ascii="Times New Roman" w:hAnsi="Times New Roman"/>
         <w:color w:val="404040"/>
         <w:sz w:val="22"/>
       </w:rPr>
@@ -16179,7 +16179,7 @@
     </w:tblStylePr>
     <w:tblStylePr w:type="firstCol">
       <w:rPr>
-        <w:rFonts w:ascii="Arial" w:hAnsi="Arial"/>
+        <w:rFonts w:ascii="Times New Roman" w:hAnsi="Times New Roman"/>
         <w:b/>
         <w:color w:val="404040"/>
         <w:sz w:val="22"/>
@@ -16198,7 +16198,7 @@
     </w:tblStylePr>
     <w:tblStylePr w:type="firstRow">
       <w:rPr>
-        <w:rFonts w:ascii="Arial" w:hAnsi="Arial"/>
+        <w:rFonts w:ascii="Times New Roman" w:hAnsi="Times New Roman"/>
         <w:b/>
         <w:color w:val="404040"/>
         <w:sz w:val="22"/>
@@ -16222,7 +16222,7 @@
     </w:tblStylePr>
     <w:tblStylePr w:type="lastCol">
       <w:rPr>
-        <w:rFonts w:ascii="Arial" w:hAnsi="Arial"/>
+        <w:rFonts w:ascii="Times New Roman" w:hAnsi="Times New Roman"/>
         <w:b/>
         <w:color w:val="404040"/>
         <w:sz w:val="22"/>
@@ -16241,7 +16241,7 @@
     </w:tblStylePr>
     <w:tblStylePr w:type="lastRow">
       <w:rPr>
-        <w:rFonts w:ascii="Arial" w:hAnsi="Arial"/>
+        <w:rFonts w:ascii="Times New Roman" w:hAnsi="Times New Roman"/>
         <w:b/>
         <w:color w:val="404040"/>
         <w:sz w:val="22"/>
@@ -16353,7 +16353,7 @@
     </w:tcPr>
     <w:tblStylePr w:type="band1Horz">
       <w:rPr>
-        <w:rFonts w:ascii="Arial" w:hAnsi="Arial"/>
+        <w:rFonts w:ascii="Times New Roman" w:hAnsi="Times New Roman"/>
         <w:color w:val="404040"/>
         <w:sz w:val="22"/>
       </w:rPr>
@@ -16372,7 +16372,7 @@
     </w:tblStylePr>
     <w:tblStylePr w:type="band1Vert">
       <w:rPr>
-        <w:rFonts w:ascii="Arial" w:hAnsi="Arial"/>
+        <w:rFonts w:ascii="Times New Roman" w:hAnsi="Times New Roman"/>
         <w:color w:val="404040"/>
         <w:sz w:val="22"/>
       </w:rPr>
@@ -16417,7 +16417,7 @@
     </w:tblStylePr>
     <w:tblStylePr w:type="firstCol">
       <w:rPr>
-        <w:rFonts w:ascii="Arial" w:hAnsi="Arial"/>
+        <w:rFonts w:ascii="Times New Roman" w:hAnsi="Times New Roman"/>
         <w:b/>
         <w:color w:val="404040"/>
         <w:sz w:val="22"/>
@@ -16436,7 +16436,7 @@
     </w:tblStylePr>
     <w:tblStylePr w:type="firstRow">
       <w:rPr>
-        <w:rFonts w:ascii="Arial" w:hAnsi="Arial"/>
+        <w:rFonts w:ascii="Times New Roman" w:hAnsi="Times New Roman"/>
         <w:b/>
         <w:color w:val="404040"/>
         <w:sz w:val="22"/>
@@ -16460,7 +16460,7 @@
     </w:tblStylePr>
     <w:tblStylePr w:type="lastCol">
       <w:rPr>
-        <w:rFonts w:ascii="Arial" w:hAnsi="Arial"/>
+        <w:rFonts w:ascii="Times New Roman" w:hAnsi="Times New Roman"/>
         <w:b/>
         <w:color w:val="404040"/>
         <w:sz w:val="22"/>
@@ -16479,7 +16479,7 @@
     </w:tblStylePr>
     <w:tblStylePr w:type="lastRow">
       <w:rPr>
-        <w:rFonts w:ascii="Arial" w:hAnsi="Arial"/>
+        <w:rFonts w:ascii="Times New Roman" w:hAnsi="Times New Roman"/>
         <w:b/>
         <w:color w:val="404040"/>
         <w:sz w:val="22"/>
@@ -16591,7 +16591,7 @@
     </w:tcPr>
     <w:tblStylePr w:type="band1Horz">
       <w:rPr>
-        <w:rFonts w:ascii="Arial" w:hAnsi="Arial"/>
+        <w:rFonts w:ascii="Times New Roman" w:hAnsi="Times New Roman"/>
         <w:color w:val="404040"/>
         <w:sz w:val="22"/>
       </w:rPr>
@@ -16610,7 +16610,7 @@
     </w:tblStylePr>
     <w:tblStylePr w:type="band1Vert">
       <w:rPr>
-        <w:rFonts w:ascii="Arial" w:hAnsi="Arial"/>
+        <w:rFonts w:ascii="Times New Roman" w:hAnsi="Times New Roman"/>
         <w:color w:val="404040"/>
         <w:sz w:val="22"/>
       </w:rPr>
@@ -16655,7 +16655,7 @@
     </w:tblStylePr>
     <w:tblStylePr w:type="firstCol">
       <w:rPr>
-        <w:rFonts w:ascii="Arial" w:hAnsi="Arial"/>
+        <w:rFonts w:ascii="Times New Roman" w:hAnsi="Times New Roman"/>
         <w:b/>
         <w:color w:val="404040"/>
         <w:sz w:val="22"/>
@@ -16674,7 +16674,7 @@
     </w:tblStylePr>
     <w:tblStylePr w:type="firstRow">
       <w:rPr>
-        <w:rFonts w:ascii="Arial" w:hAnsi="Arial"/>
+        <w:rFonts w:ascii="Times New Roman" w:hAnsi="Times New Roman"/>
         <w:b/>
         <w:color w:val="404040"/>
         <w:sz w:val="22"/>
@@ -16698,7 +16698,7 @@
     </w:tblStylePr>
     <w:tblStylePr w:type="lastCol">
       <w:rPr>
-        <w:rFonts w:ascii="Arial" w:hAnsi="Arial"/>
+        <w:rFonts w:ascii="Times New Roman" w:hAnsi="Times New Roman"/>
         <w:b/>
         <w:color w:val="404040"/>
         <w:sz w:val="22"/>
@@ -16717,7 +16717,7 @@
     </w:tblStylePr>
     <w:tblStylePr w:type="lastRow">
       <w:rPr>
-        <w:rFonts w:ascii="Arial" w:hAnsi="Arial"/>
+        <w:rFonts w:ascii="Times New Roman" w:hAnsi="Times New Roman"/>
         <w:b/>
         <w:color w:val="404040"/>
         <w:sz w:val="22"/>
@@ -16829,7 +16829,7 @@
     </w:tcPr>
     <w:tblStylePr w:type="band1Horz">
       <w:rPr>
-        <w:rFonts w:ascii="Arial" w:hAnsi="Arial"/>
+        <w:rFonts w:ascii="Times New Roman" w:hAnsi="Times New Roman"/>
         <w:color w:val="404040"/>
         <w:sz w:val="22"/>
       </w:rPr>
@@ -16848,7 +16848,7 @@
     </w:tblStylePr>
     <w:tblStylePr w:type="band1Vert">
       <w:rPr>
-        <w:rFonts w:ascii="Arial" w:hAnsi="Arial"/>
+        <w:rFonts w:ascii="Times New Roman" w:hAnsi="Times New Roman"/>
         <w:color w:val="404040"/>
         <w:sz w:val="22"/>
       </w:rPr>
@@ -16893,7 +16893,7 @@
     </w:tblStylePr>
     <w:tblStylePr w:type="firstCol">
       <w:rPr>
-        <w:rFonts w:ascii="Arial" w:hAnsi="Arial"/>
+        <w:rFonts w:ascii="Times New Roman" w:hAnsi="Times New Roman"/>
         <w:b/>
         <w:color w:val="404040"/>
         <w:sz w:val="22"/>
@@ -16912,7 +16912,7 @@
     </w:tblStylePr>
     <w:tblStylePr w:type="firstRow">
       <w:rPr>
-        <w:rFonts w:ascii="Arial" w:hAnsi="Arial"/>
+        <w:rFonts w:ascii="Times New Roman" w:hAnsi="Times New Roman"/>
         <w:b/>
         <w:color w:val="404040"/>
         <w:sz w:val="22"/>
@@ -16936,7 +16936,7 @@
     </w:tblStylePr>
     <w:tblStylePr w:type="lastCol">
       <w:rPr>
-        <w:rFonts w:ascii="Arial" w:hAnsi="Arial"/>
+        <w:rFonts w:ascii="Times New Roman" w:hAnsi="Times New Roman"/>
         <w:b/>
         <w:color w:val="404040"/>
         <w:sz w:val="22"/>
@@ -16955,7 +16955,7 @@
     </w:tblStylePr>
     <w:tblStylePr w:type="lastRow">
       <w:rPr>
-        <w:rFonts w:ascii="Arial" w:hAnsi="Arial"/>
+        <w:rFonts w:ascii="Times New Roman" w:hAnsi="Times New Roman"/>
         <w:b/>
         <w:color w:val="404040"/>
         <w:sz w:val="22"/>
@@ -17067,7 +17067,7 @@
     </w:tcPr>
     <w:tblStylePr w:type="band1Horz">
       <w:rPr>
-        <w:rFonts w:ascii="Arial" w:hAnsi="Arial"/>
+        <w:rFonts w:ascii="Times New Roman" w:hAnsi="Times New Roman"/>
         <w:color w:val="404040"/>
         <w:sz w:val="22"/>
       </w:rPr>
@@ -17086,7 +17086,7 @@
     </w:tblStylePr>
     <w:tblStylePr w:type="band1Vert">
       <w:rPr>
-        <w:rFonts w:ascii="Arial" w:hAnsi="Arial"/>
+        <w:rFonts w:ascii="Times New Roman" w:hAnsi="Times New Roman"/>
         <w:color w:val="404040"/>
         <w:sz w:val="22"/>
       </w:rPr>
@@ -17131,7 +17131,7 @@
     </w:tblStylePr>
     <w:tblStylePr w:type="firstCol">
       <w:rPr>
-        <w:rFonts w:ascii="Arial" w:hAnsi="Arial"/>
+        <w:rFonts w:ascii="Times New Roman" w:hAnsi="Times New Roman"/>
         <w:b/>
         <w:color w:val="404040"/>
         <w:sz w:val="22"/>
@@ -17150,7 +17150,7 @@
     </w:tblStylePr>
     <w:tblStylePr w:type="firstRow">
       <w:rPr>
-        <w:rFonts w:ascii="Arial" w:hAnsi="Arial"/>
+        <w:rFonts w:ascii="Times New Roman" w:hAnsi="Times New Roman"/>
         <w:b/>
         <w:color w:val="404040"/>
         <w:sz w:val="22"/>
@@ -17174,7 +17174,7 @@
     </w:tblStylePr>
     <w:tblStylePr w:type="lastCol">
       <w:rPr>
-        <w:rFonts w:ascii="Arial" w:hAnsi="Arial"/>
+        <w:rFonts w:ascii="Times New Roman" w:hAnsi="Times New Roman"/>
         <w:b/>
         <w:color w:val="404040"/>
         <w:sz w:val="22"/>
@@ -17193,7 +17193,7 @@
     </w:tblStylePr>
     <w:tblStylePr w:type="lastRow">
       <w:rPr>
-        <w:rFonts w:ascii="Arial" w:hAnsi="Arial"/>
+        <w:rFonts w:ascii="Times New Roman" w:hAnsi="Times New Roman"/>
         <w:b/>
         <w:color w:val="404040"/>
         <w:sz w:val="22"/>
@@ -17306,7 +17306,7 @@
     </w:tcPr>
     <w:tblStylePr w:type="band1Horz">
       <w:rPr>
-        <w:rFonts w:ascii="Arial" w:hAnsi="Arial"/>
+        <w:rFonts w:ascii="Times New Roman" w:hAnsi="Times New Roman"/>
         <w:color w:val="404040"/>
         <w:sz w:val="22"/>
       </w:rPr>
@@ -17327,7 +17327,7 @@
     </w:tblStylePr>
     <w:tblStylePr w:type="band1Vert">
       <w:rPr>
-        <w:rFonts w:ascii="Arial" w:hAnsi="Arial"/>
+        <w:rFonts w:ascii="Times New Roman" w:hAnsi="Times New Roman"/>
         <w:color w:val="404040"/>
         <w:sz w:val="22"/>
       </w:rPr>
@@ -17391,7 +17391,7 @@
     </w:tblStylePr>
     <w:tblStylePr w:type="firstRow">
       <w:rPr>
-        <w:rFonts w:ascii="Arial" w:hAnsi="Arial"/>
+        <w:rFonts w:ascii="Times New Roman" w:hAnsi="Times New Roman"/>
         <w:b/>
         <w:color w:val="ffffff"/>
         <w:sz w:val="22"/>
@@ -17534,7 +17534,7 @@
     </w:tcPr>
     <w:tblStylePr w:type="band1Horz">
       <w:rPr>
-        <w:rFonts w:ascii="Arial" w:hAnsi="Arial"/>
+        <w:rFonts w:ascii="Times New Roman" w:hAnsi="Times New Roman"/>
         <w:color w:val="404040"/>
         <w:sz w:val="22"/>
       </w:rPr>
@@ -17555,7 +17555,7 @@
     </w:tblStylePr>
     <w:tblStylePr w:type="band1Vert">
       <w:rPr>
-        <w:rFonts w:ascii="Arial" w:hAnsi="Arial"/>
+        <w:rFonts w:ascii="Times New Roman" w:hAnsi="Times New Roman"/>
         <w:color w:val="404040"/>
         <w:sz w:val="22"/>
       </w:rPr>
@@ -17619,7 +17619,7 @@
     </w:tblStylePr>
     <w:tblStylePr w:type="firstRow">
       <w:rPr>
-        <w:rFonts w:ascii="Arial" w:hAnsi="Arial"/>
+        <w:rFonts w:ascii="Times New Roman" w:hAnsi="Times New Roman"/>
         <w:b/>
         <w:color w:val="ffffff"/>
         <w:sz w:val="22"/>
@@ -17762,7 +17762,7 @@
     </w:tcPr>
     <w:tblStylePr w:type="band1Horz">
       <w:rPr>
-        <w:rFonts w:ascii="Arial" w:hAnsi="Arial"/>
+        <w:rFonts w:ascii="Times New Roman" w:hAnsi="Times New Roman"/>
         <w:color w:val="404040"/>
         <w:sz w:val="22"/>
       </w:rPr>
@@ -17783,7 +17783,7 @@
     </w:tblStylePr>
     <w:tblStylePr w:type="band1Vert">
       <w:rPr>
-        <w:rFonts w:ascii="Arial" w:hAnsi="Arial"/>
+        <w:rFonts w:ascii="Times New Roman" w:hAnsi="Times New Roman"/>
         <w:color w:val="404040"/>
         <w:sz w:val="22"/>
       </w:rPr>
@@ -17847,7 +17847,7 @@
     </w:tblStylePr>
     <w:tblStylePr w:type="firstRow">
       <w:rPr>
-        <w:rFonts w:ascii="Arial" w:hAnsi="Arial"/>
+        <w:rFonts w:ascii="Times New Roman" w:hAnsi="Times New Roman"/>
         <w:b/>
         <w:color w:val="ffffff"/>
         <w:sz w:val="22"/>
@@ -17990,7 +17990,7 @@
     </w:tcPr>
     <w:tblStylePr w:type="band1Horz">
       <w:rPr>
-        <w:rFonts w:ascii="Arial" w:hAnsi="Arial"/>
+        <w:rFonts w:ascii="Times New Roman" w:hAnsi="Times New Roman"/>
         <w:color w:val="404040"/>
         <w:sz w:val="22"/>
       </w:rPr>
@@ -18011,7 +18011,7 @@
     </w:tblStylePr>
     <w:tblStylePr w:type="band1Vert">
       <w:rPr>
-        <w:rFonts w:ascii="Arial" w:hAnsi="Arial"/>
+        <w:rFonts w:ascii="Times New Roman" w:hAnsi="Times New Roman"/>
         <w:color w:val="404040"/>
         <w:sz w:val="22"/>
       </w:rPr>
@@ -18075,7 +18075,7 @@
     </w:tblStylePr>
     <w:tblStylePr w:type="firstRow">
       <w:rPr>
-        <w:rFonts w:ascii="Arial" w:hAnsi="Arial"/>
+        <w:rFonts w:ascii="Times New Roman" w:hAnsi="Times New Roman"/>
         <w:b/>
         <w:color w:val="ffffff"/>
         <w:sz w:val="22"/>
@@ -18218,7 +18218,7 @@
     </w:tcPr>
     <w:tblStylePr w:type="band1Horz">
       <w:rPr>
-        <w:rFonts w:ascii="Arial" w:hAnsi="Arial"/>
+        <w:rFonts w:ascii="Times New Roman" w:hAnsi="Times New Roman"/>
         <w:color w:val="404040"/>
         <w:sz w:val="22"/>
       </w:rPr>
@@ -18239,7 +18239,7 @@
     </w:tblStylePr>
     <w:tblStylePr w:type="band1Vert">
       <w:rPr>
-        <w:rFonts w:ascii="Arial" w:hAnsi="Arial"/>
+        <w:rFonts w:ascii="Times New Roman" w:hAnsi="Times New Roman"/>
         <w:color w:val="404040"/>
         <w:sz w:val="22"/>
       </w:rPr>
@@ -18303,7 +18303,7 @@
     </w:tblStylePr>
     <w:tblStylePr w:type="firstRow">
       <w:rPr>
-        <w:rFonts w:ascii="Arial" w:hAnsi="Arial"/>
+        <w:rFonts w:ascii="Times New Roman" w:hAnsi="Times New Roman"/>
         <w:b/>
         <w:color w:val="ffffff"/>
         <w:sz w:val="22"/>
@@ -18446,7 +18446,7 @@
     </w:tcPr>
     <w:tblStylePr w:type="band1Horz">
       <w:rPr>
-        <w:rFonts w:ascii="Arial" w:hAnsi="Arial"/>
+        <w:rFonts w:ascii="Times New Roman" w:hAnsi="Times New Roman"/>
         <w:color w:val="404040"/>
         <w:sz w:val="22"/>
       </w:rPr>
@@ -18467,7 +18467,7 @@
     </w:tblStylePr>
     <w:tblStylePr w:type="band1Vert">
       <w:rPr>
-        <w:rFonts w:ascii="Arial" w:hAnsi="Arial"/>
+        <w:rFonts w:ascii="Times New Roman" w:hAnsi="Times New Roman"/>
         <w:color w:val="404040"/>
         <w:sz w:val="22"/>
       </w:rPr>
@@ -18531,7 +18531,7 @@
     </w:tblStylePr>
     <w:tblStylePr w:type="firstRow">
       <w:rPr>
-        <w:rFonts w:ascii="Arial" w:hAnsi="Arial"/>
+        <w:rFonts w:ascii="Times New Roman" w:hAnsi="Times New Roman"/>
         <w:b/>
         <w:color w:val="ffffff"/>
         <w:sz w:val="22"/>
@@ -18674,7 +18674,7 @@
     </w:tcPr>
     <w:tblStylePr w:type="band1Horz">
       <w:rPr>
-        <w:rFonts w:ascii="Arial" w:hAnsi="Arial"/>
+        <w:rFonts w:ascii="Times New Roman" w:hAnsi="Times New Roman"/>
         <w:color w:val="404040"/>
         <w:sz w:val="22"/>
       </w:rPr>
@@ -18695,7 +18695,7 @@
     </w:tblStylePr>
     <w:tblStylePr w:type="band1Vert">
       <w:rPr>
-        <w:rFonts w:ascii="Arial" w:hAnsi="Arial"/>
+        <w:rFonts w:ascii="Times New Roman" w:hAnsi="Times New Roman"/>
         <w:color w:val="404040"/>
         <w:sz w:val="22"/>
       </w:rPr>
@@ -18759,7 +18759,7 @@
     </w:tblStylePr>
     <w:tblStylePr w:type="firstRow">
       <w:rPr>
-        <w:rFonts w:ascii="Arial" w:hAnsi="Arial"/>
+        <w:rFonts w:ascii="Times New Roman" w:hAnsi="Times New Roman"/>
         <w:b/>
         <w:color w:val="ffffff"/>
         <w:sz w:val="22"/>
@@ -18903,7 +18903,7 @@
     </w:tcPr>
     <w:tblStylePr w:type="band1Horz">
       <w:rPr>
-        <w:rFonts w:ascii="Arial" w:hAnsi="Arial"/>
+        <w:rFonts w:ascii="Times New Roman" w:hAnsi="Times New Roman"/>
         <w:color w:val="404040"/>
         <w:sz w:val="22"/>
       </w:rPr>
@@ -18922,7 +18922,7 @@
     </w:tblStylePr>
     <w:tblStylePr w:type="band1Vert">
       <w:rPr>
-        <w:rFonts w:ascii="Arial" w:hAnsi="Arial"/>
+        <w:rFonts w:ascii="Times New Roman" w:hAnsi="Times New Roman"/>
         <w:color w:val="404040"/>
         <w:sz w:val="22"/>
       </w:rPr>
@@ -18984,7 +18984,7 @@
     </w:tblStylePr>
     <w:tblStylePr w:type="firstRow">
       <w:rPr>
-        <w:rFonts w:ascii="Arial" w:hAnsi="Arial"/>
+        <w:rFonts w:ascii="Times New Roman" w:hAnsi="Times New Roman"/>
         <w:b/>
         <w:color w:val="ffffff"/>
         <w:sz w:val="22"/>
@@ -19128,7 +19128,7 @@
     </w:tcPr>
     <w:tblStylePr w:type="band1Horz">
       <w:rPr>
-        <w:rFonts w:ascii="Arial" w:hAnsi="Arial"/>
+        <w:rFonts w:ascii="Times New Roman" w:hAnsi="Times New Roman"/>
         <w:color w:val="404040"/>
         <w:sz w:val="22"/>
       </w:rPr>
@@ -19147,7 +19147,7 @@
     </w:tblStylePr>
     <w:tblStylePr w:type="band1Vert">
       <w:rPr>
-        <w:rFonts w:ascii="Arial" w:hAnsi="Arial"/>
+        <w:rFonts w:ascii="Times New Roman" w:hAnsi="Times New Roman"/>
         <w:color w:val="404040"/>
         <w:sz w:val="22"/>
       </w:rPr>
@@ -19209,7 +19209,7 @@
     </w:tblStylePr>
     <w:tblStylePr w:type="firstRow">
       <w:rPr>
-        <w:rFonts w:ascii="Arial" w:hAnsi="Arial"/>
+        <w:rFonts w:ascii="Times New Roman" w:hAnsi="Times New Roman"/>
         <w:b/>
         <w:color w:val="ffffff"/>
         <w:sz w:val="22"/>
@@ -19353,7 +19353,7 @@
     </w:tcPr>
     <w:tblStylePr w:type="band1Horz">
       <w:rPr>
-        <w:rFonts w:ascii="Arial" w:hAnsi="Arial"/>
+        <w:rFonts w:ascii="Times New Roman" w:hAnsi="Times New Roman"/>
         <w:color w:val="404040"/>
         <w:sz w:val="22"/>
       </w:rPr>
@@ -19372,7 +19372,7 @@
     </w:tblStylePr>
     <w:tblStylePr w:type="band1Vert">
       <w:rPr>
-        <w:rFonts w:ascii="Arial" w:hAnsi="Arial"/>
+        <w:rFonts w:ascii="Times New Roman" w:hAnsi="Times New Roman"/>
         <w:color w:val="404040"/>
         <w:sz w:val="22"/>
       </w:rPr>
@@ -19434,7 +19434,7 @@
     </w:tblStylePr>
     <w:tblStylePr w:type="firstRow">
       <w:rPr>
-        <w:rFonts w:ascii="Arial" w:hAnsi="Arial"/>
+        <w:rFonts w:ascii="Times New Roman" w:hAnsi="Times New Roman"/>
         <w:b/>
         <w:color w:val="ffffff"/>
         <w:sz w:val="22"/>
@@ -19578,7 +19578,7 @@
     </w:tcPr>
     <w:tblStylePr w:type="band1Horz">
       <w:rPr>
-        <w:rFonts w:ascii="Arial" w:hAnsi="Arial"/>
+        <w:rFonts w:ascii="Times New Roman" w:hAnsi="Times New Roman"/>
         <w:color w:val="404040"/>
         <w:sz w:val="22"/>
       </w:rPr>
@@ -19597,7 +19597,7 @@
     </w:tblStylePr>
     <w:tblStylePr w:type="band1Vert">
       <w:rPr>
-        <w:rFonts w:ascii="Arial" w:hAnsi="Arial"/>
+        <w:rFonts w:ascii="Times New Roman" w:hAnsi="Times New Roman"/>
         <w:color w:val="404040"/>
         <w:sz w:val="22"/>
       </w:rPr>
@@ -19659,7 +19659,7 @@
     </w:tblStylePr>
     <w:tblStylePr w:type="firstRow">
       <w:rPr>
-        <w:rFonts w:ascii="Arial" w:hAnsi="Arial"/>
+        <w:rFonts w:ascii="Times New Roman" w:hAnsi="Times New Roman"/>
         <w:b/>
         <w:color w:val="ffffff"/>
         <w:sz w:val="22"/>
@@ -19803,7 +19803,7 @@
     </w:tcPr>
     <w:tblStylePr w:type="band1Horz">
       <w:rPr>
-        <w:rFonts w:ascii="Arial" w:hAnsi="Arial"/>
+        <w:rFonts w:ascii="Times New Roman" w:hAnsi="Times New Roman"/>
         <w:color w:val="404040"/>
         <w:sz w:val="22"/>
       </w:rPr>
@@ -19822,7 +19822,7 @@
     </w:tblStylePr>
     <w:tblStylePr w:type="band1Vert">
       <w:rPr>
-        <w:rFonts w:ascii="Arial" w:hAnsi="Arial"/>
+        <w:rFonts w:ascii="Times New Roman" w:hAnsi="Times New Roman"/>
         <w:color w:val="404040"/>
         <w:sz w:val="22"/>
       </w:rPr>
@@ -19884,7 +19884,7 @@
     </w:tblStylePr>
     <w:tblStylePr w:type="firstRow">
       <w:rPr>
-        <w:rFonts w:ascii="Arial" w:hAnsi="Arial"/>
+        <w:rFonts w:ascii="Times New Roman" w:hAnsi="Times New Roman"/>
         <w:b/>
         <w:color w:val="ffffff"/>
         <w:sz w:val="22"/>
@@ -20028,7 +20028,7 @@
     </w:tcPr>
     <w:tblStylePr w:type="band1Horz">
       <w:rPr>
-        <w:rFonts w:ascii="Arial" w:hAnsi="Arial"/>
+        <w:rFonts w:ascii="Times New Roman" w:hAnsi="Times New Roman"/>
         <w:color w:val="404040"/>
         <w:sz w:val="22"/>
       </w:rPr>
@@ -20047,7 +20047,7 @@
     </w:tblStylePr>
     <w:tblStylePr w:type="band1Vert">
       <w:rPr>
-        <w:rFonts w:ascii="Arial" w:hAnsi="Arial"/>
+        <w:rFonts w:ascii="Times New Roman" w:hAnsi="Times New Roman"/>
         <w:color w:val="404040"/>
         <w:sz w:val="22"/>
       </w:rPr>
@@ -20109,7 +20109,7 @@
     </w:tblStylePr>
     <w:tblStylePr w:type="firstRow">
       <w:rPr>
-        <w:rFonts w:ascii="Arial" w:hAnsi="Arial"/>
+        <w:rFonts w:ascii="Times New Roman" w:hAnsi="Times New Roman"/>
         <w:b/>
         <w:color w:val="ffffff"/>
         <w:sz w:val="22"/>
@@ -20253,7 +20253,7 @@
     </w:tcPr>
     <w:tblStylePr w:type="band1Horz">
       <w:rPr>
-        <w:rFonts w:ascii="Arial" w:hAnsi="Arial"/>
+        <w:rFonts w:ascii="Times New Roman" w:hAnsi="Times New Roman"/>
         <w:color w:val="404040"/>
         <w:sz w:val="22"/>
       </w:rPr>
@@ -20272,7 +20272,7 @@
     </w:tblStylePr>
     <w:tblStylePr w:type="band1Vert">
       <w:rPr>
-        <w:rFonts w:ascii="Arial" w:hAnsi="Arial"/>
+        <w:rFonts w:ascii="Times New Roman" w:hAnsi="Times New Roman"/>
         <w:color w:val="404040"/>
         <w:sz w:val="22"/>
       </w:rPr>
@@ -20334,7 +20334,7 @@
     </w:tblStylePr>
     <w:tblStylePr w:type="firstRow">
       <w:rPr>
-        <w:rFonts w:ascii="Arial" w:hAnsi="Arial"/>
+        <w:rFonts w:ascii="Times New Roman" w:hAnsi="Times New Roman"/>
         <w:b/>
         <w:color w:val="ffffff"/>
         <w:sz w:val="22"/>
@@ -20545,7 +20545,7 @@
     </w:tblStylePr>
     <w:tblStylePr w:type="firstCol">
       <w:rPr>
-        <w:rFonts w:ascii="Arial" w:hAnsi="Arial"/>
+        <w:rFonts w:ascii="Times New Roman" w:hAnsi="Times New Roman"/>
         <w:b/>
         <w:color w:val="ffffff" w:themeColor="light1"/>
         <w:sz w:val="22"/>
@@ -20567,7 +20567,7 @@
     </w:tblStylePr>
     <w:tblStylePr w:type="firstRow">
       <w:rPr>
-        <w:rFonts w:ascii="Arial" w:hAnsi="Arial"/>
+        <w:rFonts w:ascii="Times New Roman" w:hAnsi="Times New Roman"/>
         <w:b/>
         <w:color w:val="ffffff" w:themeColor="light1"/>
         <w:sz w:val="22"/>
@@ -20606,7 +20606,7 @@
     </w:tblStylePr>
     <w:tblStylePr w:type="lastRow">
       <w:rPr>
-        <w:rFonts w:ascii="Arial" w:hAnsi="Arial"/>
+        <w:rFonts w:ascii="Times New Roman" w:hAnsi="Times New Roman"/>
         <w:b/>
         <w:color w:val="ffffff" w:themeColor="light1"/>
         <w:sz w:val="22"/>
@@ -20677,7 +20677,7 @@
     </w:tblStylePr>
     <w:tblStylePr w:type="wholeTable">
       <w:rPr>
-        <w:rFonts w:ascii="Arial" w:hAnsi="Arial"/>
+        <w:rFonts w:ascii="Times New Roman" w:hAnsi="Times New Roman"/>
         <w:color w:val="ffffff" w:themeColor="light1"/>
         <w:sz w:val="22"/>
       </w:rPr>
@@ -20787,7 +20787,7 @@
     </w:tblStylePr>
     <w:tblStylePr w:type="firstCol">
       <w:rPr>
-        <w:rFonts w:ascii="Arial" w:hAnsi="Arial"/>
+        <w:rFonts w:ascii="Times New Roman" w:hAnsi="Times New Roman"/>
         <w:b/>
         <w:color w:val="ffffff" w:themeColor="light1"/>
         <w:sz w:val="22"/>
@@ -20809,7 +20809,7 @@
     </w:tblStylePr>
     <w:tblStylePr w:type="firstRow">
       <w:rPr>
-        <w:rFonts w:ascii="Arial" w:hAnsi="Arial"/>
+        <w:rFonts w:ascii="Times New Roman" w:hAnsi="Times New Roman"/>
         <w:b/>
         <w:color w:val="ffffff" w:themeColor="light1"/>
         <w:sz w:val="22"/>
@@ -20848,7 +20848,7 @@
     </w:tblStylePr>
     <w:tblStylePr w:type="lastRow">
       <w:rPr>
-        <w:rFonts w:ascii="Arial" w:hAnsi="Arial"/>
+        <w:rFonts w:ascii="Times New Roman" w:hAnsi="Times New Roman"/>
         <w:b/>
         <w:color w:val="ffffff" w:themeColor="light1"/>
         <w:sz w:val="22"/>
@@ -20919,7 +20919,7 @@
     </w:tblStylePr>
     <w:tblStylePr w:type="wholeTable">
       <w:rPr>
-        <w:rFonts w:ascii="Arial" w:hAnsi="Arial"/>
+        <w:rFonts w:ascii="Times New Roman" w:hAnsi="Times New Roman"/>
         <w:color w:val="ffffff" w:themeColor="light1"/>
         <w:sz w:val="22"/>
       </w:rPr>
@@ -21029,7 +21029,7 @@
     </w:tblStylePr>
     <w:tblStylePr w:type="firstCol">
       <w:rPr>
-        <w:rFonts w:ascii="Arial" w:hAnsi="Arial"/>
+        <w:rFonts w:ascii="Times New Roman" w:hAnsi="Times New Roman"/>
         <w:b/>
         <w:color w:val="ffffff" w:themeColor="light1"/>
         <w:sz w:val="22"/>
@@ -21051,7 +21051,7 @@
     </w:tblStylePr>
     <w:tblStylePr w:type="firstRow">
       <w:rPr>
-        <w:rFonts w:ascii="Arial" w:hAnsi="Arial"/>
+        <w:rFonts w:ascii="Times New Roman" w:hAnsi="Times New Roman"/>
         <w:b/>
         <w:color w:val="ffffff" w:themeColor="light1"/>
         <w:sz w:val="22"/>
@@ -21090,7 +21090,7 @@
     </w:tblStylePr>
     <w:tblStylePr w:type="lastRow">
       <w:rPr>
-        <w:rFonts w:ascii="Arial" w:hAnsi="Arial"/>
+        <w:rFonts w:ascii="Times New Roman" w:hAnsi="Times New Roman"/>
         <w:b/>
         <w:color w:val="ffffff" w:themeColor="light1"/>
         <w:sz w:val="22"/>
@@ -21161,7 +21161,7 @@
     </w:tblStylePr>
     <w:tblStylePr w:type="wholeTable">
       <w:rPr>
-        <w:rFonts w:ascii="Arial" w:hAnsi="Arial"/>
+        <w:rFonts w:ascii="Times New Roman" w:hAnsi="Times New Roman"/>
         <w:color w:val="ffffff" w:themeColor="light1"/>
         <w:sz w:val="22"/>
       </w:rPr>
@@ -21271,7 +21271,7 @@
     </w:tblStylePr>
     <w:tblStylePr w:type="firstCol">
       <w:rPr>
-        <w:rFonts w:ascii="Arial" w:hAnsi="Arial"/>
+        <w:rFonts w:ascii="Times New Roman" w:hAnsi="Times New Roman"/>
         <w:b/>
         <w:color w:val="ffffff" w:themeColor="light1"/>
         <w:sz w:val="22"/>
@@ -21293,7 +21293,7 @@
     </w:tblStylePr>
     <w:tblStylePr w:type="firstRow">
       <w:rPr>
-        <w:rFonts w:ascii="Arial" w:hAnsi="Arial"/>
+        <w:rFonts w:ascii="Times New Roman" w:hAnsi="Times New Roman"/>
         <w:b/>
         <w:color w:val="ffffff" w:themeColor="light1"/>
         <w:sz w:val="22"/>
@@ -21332,7 +21332,7 @@
     </w:tblStylePr>
     <w:tblStylePr w:type="lastRow">
       <w:rPr>
-        <w:rFonts w:ascii="Arial" w:hAnsi="Arial"/>
+        <w:rFonts w:ascii="Times New Roman" w:hAnsi="Times New Roman"/>
         <w:b/>
         <w:color w:val="ffffff" w:themeColor="light1"/>
         <w:sz w:val="22"/>
@@ -21403,7 +21403,7 @@
     </w:tblStylePr>
     <w:tblStylePr w:type="wholeTable">
       <w:rPr>
-        <w:rFonts w:ascii="Arial" w:hAnsi="Arial"/>
+        <w:rFonts w:ascii="Times New Roman" w:hAnsi="Times New Roman"/>
         <w:color w:val="ffffff" w:themeColor="light1"/>
         <w:sz w:val="22"/>
       </w:rPr>
@@ -21513,7 +21513,7 @@
     </w:tblStylePr>
     <w:tblStylePr w:type="firstCol">
       <w:rPr>
-        <w:rFonts w:ascii="Arial" w:hAnsi="Arial"/>
+        <w:rFonts w:ascii="Times New Roman" w:hAnsi="Times New Roman"/>
         <w:b/>
         <w:color w:val="ffffff" w:themeColor="light1"/>
         <w:sz w:val="22"/>
@@ -21535,7 +21535,7 @@
     </w:tblStylePr>
     <w:tblStylePr w:type="firstRow">
       <w:rPr>
-        <w:rFonts w:ascii="Arial" w:hAnsi="Arial"/>
+        <w:rFonts w:ascii="Times New Roman" w:hAnsi="Times New Roman"/>
         <w:b/>
         <w:color w:val="ffffff" w:themeColor="light1"/>
         <w:sz w:val="22"/>
@@ -21574,7 +21574,7 @@
     </w:tblStylePr>
     <w:tblStylePr w:type="lastRow">
       <w:rPr>
-        <w:rFonts w:ascii="Arial" w:hAnsi="Arial"/>
+        <w:rFonts w:ascii="Times New Roman" w:hAnsi="Times New Roman"/>
         <w:b/>
         <w:color w:val="ffffff" w:themeColor="light1"/>
         <w:sz w:val="22"/>
@@ -21645,7 +21645,7 @@
     </w:tblStylePr>
     <w:tblStylePr w:type="wholeTable">
       <w:rPr>
-        <w:rFonts w:ascii="Arial" w:hAnsi="Arial"/>
+        <w:rFonts w:ascii="Times New Roman" w:hAnsi="Times New Roman"/>
         <w:color w:val="ffffff" w:themeColor="light1"/>
         <w:sz w:val="22"/>
       </w:rPr>
@@ -21755,7 +21755,7 @@
     </w:tblStylePr>
     <w:tblStylePr w:type="firstCol">
       <w:rPr>
-        <w:rFonts w:ascii="Arial" w:hAnsi="Arial"/>
+        <w:rFonts w:ascii="Times New Roman" w:hAnsi="Times New Roman"/>
         <w:b/>
         <w:color w:val="ffffff" w:themeColor="light1"/>
         <w:sz w:val="22"/>
@@ -21777,7 +21777,7 @@
     </w:tblStylePr>
     <w:tblStylePr w:type="firstRow">
       <w:rPr>
-        <w:rFonts w:ascii="Arial" w:hAnsi="Arial"/>
+        <w:rFonts w:ascii="Times New Roman" w:hAnsi="Times New Roman"/>
         <w:b/>
         <w:color w:val="ffffff" w:themeColor="light1"/>
         <w:sz w:val="22"/>
@@ -21816,7 +21816,7 @@
     </w:tblStylePr>
     <w:tblStylePr w:type="lastRow">
       <w:rPr>
-        <w:rFonts w:ascii="Arial" w:hAnsi="Arial"/>
+        <w:rFonts w:ascii="Times New Roman" w:hAnsi="Times New Roman"/>
         <w:b/>
         <w:color w:val="ffffff" w:themeColor="light1"/>
         <w:sz w:val="22"/>
@@ -21887,7 +21887,7 @@
     </w:tblStylePr>
     <w:tblStylePr w:type="wholeTable">
       <w:rPr>
-        <w:rFonts w:ascii="Arial" w:hAnsi="Arial"/>
+        <w:rFonts w:ascii="Times New Roman" w:hAnsi="Times New Roman"/>
         <w:color w:val="ffffff" w:themeColor="light1"/>
         <w:sz w:val="22"/>
       </w:rPr>
@@ -21997,7 +21997,7 @@
     </w:tblStylePr>
     <w:tblStylePr w:type="firstCol">
       <w:rPr>
-        <w:rFonts w:ascii="Arial" w:hAnsi="Arial"/>
+        <w:rFonts w:ascii="Times New Roman" w:hAnsi="Times New Roman"/>
         <w:b/>
         <w:color w:val="ffffff" w:themeColor="light1"/>
         <w:sz w:val="22"/>
@@ -22019,7 +22019,7 @@
     </w:tblStylePr>
     <w:tblStylePr w:type="firstRow">
       <w:rPr>
-        <w:rFonts w:ascii="Arial" w:hAnsi="Arial"/>
+        <w:rFonts w:ascii="Times New Roman" w:hAnsi="Times New Roman"/>
         <w:b/>
         <w:color w:val="ffffff" w:themeColor="light1"/>
         <w:sz w:val="22"/>
@@ -22058,7 +22058,7 @@
     </w:tblStylePr>
     <w:tblStylePr w:type="lastRow">
       <w:rPr>
-        <w:rFonts w:ascii="Arial" w:hAnsi="Arial"/>
+        <w:rFonts w:ascii="Times New Roman" w:hAnsi="Times New Roman"/>
         <w:b/>
         <w:color w:val="ffffff" w:themeColor="light1"/>
         <w:sz w:val="22"/>
@@ -22129,7 +22129,7 @@
     </w:tblStylePr>
     <w:tblStylePr w:type="wholeTable">
       <w:rPr>
-        <w:rFonts w:ascii="Arial" w:hAnsi="Arial"/>
+        <w:rFonts w:ascii="Times New Roman" w:hAnsi="Times New Roman"/>
         <w:color w:val="ffffff" w:themeColor="light1"/>
         <w:sz w:val="22"/>
       </w:rPr>
@@ -22169,7 +22169,7 @@
     </w:tcPr>
     <w:tblStylePr w:type="band1Horz">
       <w:rPr>
-        <w:rFonts w:ascii="Arial" w:hAnsi="Arial"/>
+        <w:rFonts w:ascii="Times New Roman" w:hAnsi="Times New Roman"/>
         <w:color w:val="404040" w:themeColor="text1"/>
         <w:sz w:val="22"/>
       </w:rPr>
@@ -22202,7 +22202,7 @@
     </w:tblStylePr>
     <w:tblStylePr w:type="band2Horz">
       <w:rPr>
-        <w:rFonts w:ascii="Arial" w:hAnsi="Arial"/>
+        <w:rFonts w:ascii="Times New Roman" w:hAnsi="Times New Roman"/>
         <w:color w:val="404040" w:themeColor="text1"/>
         <w:sz w:val="22"/>
       </w:rPr>
@@ -22392,7 +22392,7 @@
     </w:tcPr>
     <w:tblStylePr w:type="band1Horz">
       <w:rPr>
-        <w:rFonts w:ascii="Arial" w:hAnsi="Arial"/>
+        <w:rFonts w:ascii="Times New Roman" w:hAnsi="Times New Roman"/>
         <w:color w:val="404040" w:themeColor="accent1" w:themeShade="95"/>
         <w:sz w:val="22"/>
       </w:rPr>
@@ -22425,7 +22425,7 @@
     </w:tblStylePr>
     <w:tblStylePr w:type="band2Horz">
       <w:rPr>
-        <w:rFonts w:ascii="Arial" w:hAnsi="Arial"/>
+        <w:rFonts w:ascii="Times New Roman" w:hAnsi="Times New Roman"/>
         <w:color w:val="404040" w:themeColor="accent1" w:themeShade="95"/>
         <w:sz w:val="22"/>
       </w:rPr>
@@ -22615,7 +22615,7 @@
     </w:tcPr>
     <w:tblStylePr w:type="band1Horz">
       <w:rPr>
-        <w:rFonts w:ascii="Arial" w:hAnsi="Arial"/>
+        <w:rFonts w:ascii="Times New Roman" w:hAnsi="Times New Roman"/>
         <w:color w:val="404040" w:themeColor="accent2" w:themeTint="97" w:themeShade="95"/>
         <w:sz w:val="22"/>
       </w:rPr>
@@ -22648,7 +22648,7 @@
     </w:tblStylePr>
     <w:tblStylePr w:type="band2Horz">
       <w:rPr>
-        <w:rFonts w:ascii="Arial" w:hAnsi="Arial"/>
+        <w:rFonts w:ascii="Times New Roman" w:hAnsi="Times New Roman"/>
         <w:color w:val="404040" w:themeColor="accent2" w:themeTint="97" w:themeShade="95"/>
         <w:sz w:val="22"/>
       </w:rPr>
@@ -22838,7 +22838,7 @@
     </w:tcPr>
     <w:tblStylePr w:type="band1Horz">
       <w:rPr>
-        <w:rFonts w:ascii="Arial" w:hAnsi="Arial"/>
+        <w:rFonts w:ascii="Times New Roman" w:hAnsi="Times New Roman"/>
         <w:color w:val="404040" w:themeColor="accent3" w:themeTint="98" w:themeShade="95"/>
         <w:sz w:val="22"/>
       </w:rPr>
@@ -22871,7 +22871,7 @@
     </w:tblStylePr>
     <w:tblStylePr w:type="band2Horz">
       <w:rPr>
-        <w:rFonts w:ascii="Arial" w:hAnsi="Arial"/>
+        <w:rFonts w:ascii="Times New Roman" w:hAnsi="Times New Roman"/>
         <w:color w:val="404040" w:themeColor="accent3" w:themeTint="98" w:themeShade="95"/>
         <w:sz w:val="22"/>
       </w:rPr>
@@ -23061,7 +23061,7 @@
     </w:tcPr>
     <w:tblStylePr w:type="band1Horz">
       <w:rPr>
-        <w:rFonts w:ascii="Arial" w:hAnsi="Arial"/>
+        <w:rFonts w:ascii="Times New Roman" w:hAnsi="Times New Roman"/>
         <w:color w:val="404040" w:themeColor="accent4" w:themeTint="9A" w:themeShade="95"/>
         <w:sz w:val="22"/>
       </w:rPr>
@@ -23094,7 +23094,7 @@
     </w:tblStylePr>
     <w:tblStylePr w:type="band2Horz">
       <w:rPr>
-        <w:rFonts w:ascii="Arial" w:hAnsi="Arial"/>
+        <w:rFonts w:ascii="Times New Roman" w:hAnsi="Times New Roman"/>
         <w:color w:val="404040" w:themeColor="accent4" w:themeTint="9A" w:themeShade="95"/>
         <w:sz w:val="22"/>
       </w:rPr>
@@ -23284,7 +23284,7 @@
     </w:tcPr>
     <w:tblStylePr w:type="band1Horz">
       <w:rPr>
-        <w:rFonts w:ascii="Arial" w:hAnsi="Arial"/>
+        <w:rFonts w:ascii="Times New Roman" w:hAnsi="Times New Roman"/>
         <w:color w:val="404040" w:themeColor="accent5" w:themeTint="9A" w:themeShade="95"/>
         <w:sz w:val="22"/>
       </w:rPr>
@@ -23317,7 +23317,7 @@
     </w:tblStylePr>
     <w:tblStylePr w:type="band2Horz">
       <w:rPr>
-        <w:rFonts w:ascii="Arial" w:hAnsi="Arial"/>
+        <w:rFonts w:ascii="Times New Roman" w:hAnsi="Times New Roman"/>
         <w:color w:val="404040" w:themeColor="accent5" w:themeTint="9A" w:themeShade="95"/>
         <w:sz w:val="22"/>
       </w:rPr>
@@ -23507,7 +23507,7 @@
     </w:tcPr>
     <w:tblStylePr w:type="band1Horz">
       <w:rPr>
-        <w:rFonts w:ascii="Arial" w:hAnsi="Arial"/>
+        <w:rFonts w:ascii="Times New Roman" w:hAnsi="Times New Roman"/>
         <w:color w:val="404040" w:themeColor="accent6" w:themeTint="98" w:themeShade="95"/>
         <w:sz w:val="22"/>
       </w:rPr>
@@ -23540,7 +23540,7 @@
     </w:tblStylePr>
     <w:tblStylePr w:type="band2Horz">
       <w:rPr>
-        <w:rFonts w:ascii="Arial" w:hAnsi="Arial"/>
+        <w:rFonts w:ascii="Times New Roman" w:hAnsi="Times New Roman"/>
         <w:color w:val="404040" w:themeColor="accent6" w:themeTint="98" w:themeShade="95"/>
         <w:sz w:val="22"/>
       </w:rPr>
@@ -23729,7 +23729,7 @@
     </w:tcPr>
     <w:tblStylePr w:type="band1Horz">
       <w:rPr>
-        <w:rFonts w:ascii="Arial" w:hAnsi="Arial"/>
+        <w:rFonts w:ascii="Times New Roman" w:hAnsi="Times New Roman"/>
         <w:color w:val="4a4a4a" w:themeColor="text1" w:themeTint="80" w:themeShade="95"/>
         <w:sz w:val="22"/>
       </w:rPr>
@@ -23762,7 +23762,7 @@
     </w:tblStylePr>
     <w:tblStylePr w:type="band2Horz">
       <w:rPr>
-        <w:rFonts w:ascii="Arial" w:hAnsi="Arial"/>
+        <w:rFonts w:ascii="Times New Roman" w:hAnsi="Times New Roman"/>
         <w:color w:val="4a4a4a" w:themeColor="text1" w:themeTint="80" w:themeShade="95"/>
         <w:sz w:val="22"/>
       </w:rPr>
@@ -23793,7 +23793,7 @@
     </w:tblStylePr>
     <w:tblStylePr w:type="firstCol">
       <w:rPr>
-        <w:rFonts w:ascii="Arial" w:hAnsi="Arial"/>
+        <w:rFonts w:ascii="Times New Roman" w:hAnsi="Times New Roman"/>
         <w:i/>
         <w:color w:val="4a4a4a" w:themeColor="text1" w:themeTint="80" w:themeShade="95"/>
         <w:sz w:val="22"/>
@@ -23819,7 +23819,7 @@
     </w:tblStylePr>
     <w:tblStylePr w:type="firstRow">
       <w:rPr>
-        <w:rFonts w:ascii="Arial" w:hAnsi="Arial"/>
+        <w:rFonts w:ascii="Times New Roman" w:hAnsi="Times New Roman"/>
         <w:i/>
         <w:color w:val="4a4a4a" w:themeColor="text1" w:themeTint="80" w:themeShade="95"/>
         <w:sz w:val="22"/>
@@ -23844,7 +23844,7 @@
     </w:tblStylePr>
     <w:tblStylePr w:type="lastCol">
       <w:rPr>
-        <w:rFonts w:ascii="Arial" w:hAnsi="Arial"/>
+        <w:rFonts w:ascii="Times New Roman" w:hAnsi="Times New Roman"/>
         <w:i/>
         <w:color w:val="4a4a4a" w:themeColor="text1" w:themeTint="80" w:themeShade="95"/>
         <w:sz w:val="22"/>
@@ -23869,7 +23869,7 @@
     </w:tblStylePr>
     <w:tblStylePr w:type="lastRow">
       <w:rPr>
-        <w:rFonts w:ascii="Arial" w:hAnsi="Arial"/>
+        <w:rFonts w:ascii="Times New Roman" w:hAnsi="Times New Roman"/>
         <w:i/>
         <w:color w:val="4a4a4a" w:themeColor="text1" w:themeTint="80" w:themeShade="95"/>
         <w:sz w:val="22"/>
@@ -23946,7 +23946,7 @@
     </w:tblStylePr>
     <w:tblStylePr w:type="wholeTable">
       <w:rPr>
-        <w:rFonts w:ascii="Arial" w:hAnsi="Arial"/>
+        <w:rFonts w:ascii="Times New Roman" w:hAnsi="Times New Roman"/>
         <w:color w:val="4a4a4a" w:themeColor="text1" w:themeTint="80" w:themeShade="95"/>
         <w:sz w:val="22"/>
       </w:rPr>
@@ -23985,7 +23985,7 @@
     </w:tcPr>
     <w:tblStylePr w:type="band1Horz">
       <w:rPr>
-        <w:rFonts w:ascii="Arial" w:hAnsi="Arial"/>
+        <w:rFonts w:ascii="Times New Roman" w:hAnsi="Times New Roman"/>
         <w:color w:val="254275" w:themeColor="accent1" w:themeShade="95"/>
         <w:sz w:val="22"/>
       </w:rPr>
@@ -24018,7 +24018,7 @@
     </w:tblStylePr>
     <w:tblStylePr w:type="band2Horz">
       <w:rPr>
-        <w:rFonts w:ascii="Arial" w:hAnsi="Arial"/>
+        <w:rFonts w:ascii="Times New Roman" w:hAnsi="Times New Roman"/>
         <w:color w:val="254275" w:themeColor="accent1" w:themeShade="95"/>
         <w:sz w:val="22"/>
       </w:rPr>
@@ -24049,7 +24049,7 @@
     </w:tblStylePr>
     <w:tblStylePr w:type="firstCol">
       <w:rPr>
-        <w:rFonts w:ascii="Arial" w:hAnsi="Arial"/>
+        <w:rFonts w:ascii="Times New Roman" w:hAnsi="Times New Roman"/>
         <w:i/>
         <w:color w:val="254275" w:themeColor="accent1" w:themeShade="95"/>
         <w:sz w:val="22"/>
@@ -24075,7 +24075,7 @@
     </w:tblStylePr>
     <w:tblStylePr w:type="firstRow">
       <w:rPr>
-        <w:rFonts w:ascii="Arial" w:hAnsi="Arial"/>
+        <w:rFonts w:ascii="Times New Roman" w:hAnsi="Times New Roman"/>
         <w:i/>
         <w:color w:val="254275" w:themeColor="accent1" w:themeShade="95"/>
         <w:sz w:val="22"/>
@@ -24100,7 +24100,7 @@
     </w:tblStylePr>
     <w:tblStylePr w:type="lastCol">
       <w:rPr>
-        <w:rFonts w:ascii="Arial" w:hAnsi="Arial"/>
+        <w:rFonts w:ascii="Times New Roman" w:hAnsi="Times New Roman"/>
         <w:i/>
         <w:color w:val="254275" w:themeColor="accent1" w:themeShade="95"/>
         <w:sz w:val="22"/>
@@ -24125,7 +24125,7 @@
     </w:tblStylePr>
     <w:tblStylePr w:type="lastRow">
       <w:rPr>
-        <w:rFonts w:ascii="Arial" w:hAnsi="Arial"/>
+        <w:rFonts w:ascii="Times New Roman" w:hAnsi="Times New Roman"/>
         <w:i/>
         <w:color w:val="254275" w:themeColor="accent1" w:themeShade="95"/>
         <w:sz w:val="22"/>
@@ -24202,7 +24202,7 @@
     </w:tblStylePr>
     <w:tblStylePr w:type="wholeTable">
       <w:rPr>
-        <w:rFonts w:ascii="Arial" w:hAnsi="Arial"/>
+        <w:rFonts w:ascii="Times New Roman" w:hAnsi="Times New Roman"/>
         <w:color w:val="254275" w:themeColor="accent1" w:themeShade="95"/>
         <w:sz w:val="22"/>
       </w:rPr>
@@ -24241,7 +24241,7 @@
     </w:tcPr>
     <w:tblStylePr w:type="band1Horz">
       <w:rPr>
-        <w:rFonts w:ascii="Arial" w:hAnsi="Arial"/>
+        <w:rFonts w:ascii="Times New Roman" w:hAnsi="Times New Roman"/>
         <w:color w:val="cb5d12" w:themeColor="accent2" w:themeTint="97" w:themeShade="95"/>
         <w:sz w:val="22"/>
       </w:rPr>
@@ -24274,7 +24274,7 @@
     </w:tblStylePr>
     <w:tblStylePr w:type="band2Horz">
       <w:rPr>
-        <w:rFonts w:ascii="Arial" w:hAnsi="Arial"/>
+        <w:rFonts w:ascii="Times New Roman" w:hAnsi="Times New Roman"/>
         <w:color w:val="cb5d12" w:themeColor="accent2" w:themeTint="97" w:themeShade="95"/>
         <w:sz w:val="22"/>
       </w:rPr>
@@ -24305,7 +24305,7 @@
     </w:tblStylePr>
     <w:tblStylePr w:type="firstCol">
       <w:rPr>
-        <w:rFonts w:ascii="Arial" w:hAnsi="Arial"/>
+        <w:rFonts w:ascii="Times New Roman" w:hAnsi="Times New Roman"/>
         <w:i/>
         <w:color w:val="cb5d12" w:themeColor="accent2" w:themeTint="97" w:themeShade="95"/>
         <w:sz w:val="22"/>
@@ -24331,7 +24331,7 @@
     </w:tblStylePr>
     <w:tblStylePr w:type="firstRow">
       <w:rPr>
-        <w:rFonts w:ascii="Arial" w:hAnsi="Arial"/>
+        <w:rFonts w:ascii="Times New Roman" w:hAnsi="Times New Roman"/>
         <w:i/>
         <w:color w:val="cb5d12" w:themeColor="accent2" w:themeTint="97" w:themeShade="95"/>
         <w:sz w:val="22"/>
@@ -24356,7 +24356,7 @@
     </w:tblStylePr>
     <w:tblStylePr w:type="lastCol">
       <w:rPr>
-        <w:rFonts w:ascii="Arial" w:hAnsi="Arial"/>
+        <w:rFonts w:ascii="Times New Roman" w:hAnsi="Times New Roman"/>
         <w:i/>
         <w:color w:val="cb5d12" w:themeColor="accent2" w:themeTint="97" w:themeShade="95"/>
         <w:sz w:val="22"/>
@@ -24381,7 +24381,7 @@
     </w:tblStylePr>
     <w:tblStylePr w:type="lastRow">
       <w:rPr>
-        <w:rFonts w:ascii="Arial" w:hAnsi="Arial"/>
+        <w:rFonts w:ascii="Times New Roman" w:hAnsi="Times New Roman"/>
         <w:i/>
         <w:color w:val="cb5d12" w:themeColor="accent2" w:themeTint="97" w:themeShade="95"/>
         <w:sz w:val="22"/>
@@ -24458,7 +24458,7 @@
     </w:tblStylePr>
     <w:tblStylePr w:type="wholeTable">
       <w:rPr>
-        <w:rFonts w:ascii="Arial" w:hAnsi="Arial"/>
+        <w:rFonts w:ascii="Times New Roman" w:hAnsi="Times New Roman"/>
         <w:color w:val="cb5d12" w:themeColor="accent2" w:themeTint="97" w:themeShade="95"/>
         <w:sz w:val="22"/>
       </w:rPr>
@@ -24497,7 +24497,7 @@
     </w:tcPr>
     <w:tblStylePr w:type="band1Horz">
       <w:rPr>
-        <w:rFonts w:ascii="Arial" w:hAnsi="Arial"/>
+        <w:rFonts w:ascii="Times New Roman" w:hAnsi="Times New Roman"/>
         <w:color w:val="767676" w:themeColor="accent3" w:themeTint="98" w:themeShade="95"/>
         <w:sz w:val="22"/>
       </w:rPr>
@@ -24530,7 +24530,7 @@
     </w:tblStylePr>
     <w:tblStylePr w:type="band2Horz">
       <w:rPr>
-        <w:rFonts w:ascii="Arial" w:hAnsi="Arial"/>
+        <w:rFonts w:ascii="Times New Roman" w:hAnsi="Times New Roman"/>
         <w:color w:val="767676" w:themeColor="accent3" w:themeTint="98" w:themeShade="95"/>
         <w:sz w:val="22"/>
       </w:rPr>
@@ -24561,7 +24561,7 @@
     </w:tblStylePr>
     <w:tblStylePr w:type="firstCol">
       <w:rPr>
-        <w:rFonts w:ascii="Arial" w:hAnsi="Arial"/>
+        <w:rFonts w:ascii="Times New Roman" w:hAnsi="Times New Roman"/>
         <w:i/>
         <w:color w:val="767676" w:themeColor="accent3" w:themeTint="98" w:themeShade="95"/>
         <w:sz w:val="22"/>
@@ -24587,7 +24587,7 @@
     </w:tblStylePr>
     <w:tblStylePr w:type="firstRow">
       <w:rPr>
-        <w:rFonts w:ascii="Arial" w:hAnsi="Arial"/>
+        <w:rFonts w:ascii="Times New Roman" w:hAnsi="Times New Roman"/>
         <w:i/>
         <w:color w:val="767676" w:themeColor="accent3" w:themeTint="98" w:themeShade="95"/>
         <w:sz w:val="22"/>
@@ -24612,7 +24612,7 @@
     </w:tblStylePr>
     <w:tblStylePr w:type="lastCol">
       <w:rPr>
-        <w:rFonts w:ascii="Arial" w:hAnsi="Arial"/>
+        <w:rFonts w:ascii="Times New Roman" w:hAnsi="Times New Roman"/>
         <w:i/>
         <w:color w:val="767676" w:themeColor="accent3" w:themeTint="98" w:themeShade="95"/>
         <w:sz w:val="22"/>
@@ -24637,7 +24637,7 @@
     </w:tblStylePr>
     <w:tblStylePr w:type="lastRow">
       <w:rPr>
-        <w:rFonts w:ascii="Arial" w:hAnsi="Arial"/>
+        <w:rFonts w:ascii="Times New Roman" w:hAnsi="Times New Roman"/>
         <w:i/>
         <w:color w:val="767676" w:themeColor="accent3" w:themeTint="98" w:themeShade="95"/>
         <w:sz w:val="22"/>
@@ -24714,7 +24714,7 @@
     </w:tblStylePr>
     <w:tblStylePr w:type="wholeTable">
       <w:rPr>
-        <w:rFonts w:ascii="Arial" w:hAnsi="Arial"/>
+        <w:rFonts w:ascii="Times New Roman" w:hAnsi="Times New Roman"/>
         <w:color w:val="767676" w:themeColor="accent3" w:themeTint="98" w:themeShade="95"/>
         <w:sz w:val="22"/>
       </w:rPr>
@@ -24753,7 +24753,7 @@
     </w:tcPr>
     <w:tblStylePr w:type="band1Horz">
       <w:rPr>
-        <w:rFonts w:ascii="Arial" w:hAnsi="Arial"/>
+        <w:rFonts w:ascii="Times New Roman" w:hAnsi="Times New Roman"/>
         <w:color w:val="d09d00" w:themeColor="accent4" w:themeTint="9A" w:themeShade="95"/>
         <w:sz w:val="22"/>
       </w:rPr>
@@ -24786,7 +24786,7 @@
     </w:tblStylePr>
     <w:tblStylePr w:type="band2Horz">
       <w:rPr>
-        <w:rFonts w:ascii="Arial" w:hAnsi="Arial"/>
+        <w:rFonts w:ascii="Times New Roman" w:hAnsi="Times New Roman"/>
         <w:color w:val="d09d00" w:themeColor="accent4" w:themeTint="9A" w:themeShade="95"/>
         <w:sz w:val="22"/>
       </w:rPr>
@@ -24817,7 +24817,7 @@
     </w:tblStylePr>
     <w:tblStylePr w:type="firstCol">
       <w:rPr>
-        <w:rFonts w:ascii="Arial" w:hAnsi="Arial"/>
+        <w:rFonts w:ascii="Times New Roman" w:hAnsi="Times New Roman"/>
         <w:i/>
         <w:color w:val="d09d00" w:themeColor="accent4" w:themeTint="9A" w:themeShade="95"/>
         <w:sz w:val="22"/>
@@ -24843,7 +24843,7 @@
     </w:tblStylePr>
     <w:tblStylePr w:type="firstRow">
       <w:rPr>
-        <w:rFonts w:ascii="Arial" w:hAnsi="Arial"/>
+        <w:rFonts w:ascii="Times New Roman" w:hAnsi="Times New Roman"/>
         <w:i/>
         <w:color w:val="d09d00" w:themeColor="accent4" w:themeTint="9A" w:themeShade="95"/>
         <w:sz w:val="22"/>
@@ -24868,7 +24868,7 @@
     </w:tblStylePr>
     <w:tblStylePr w:type="lastCol">
       <w:rPr>
-        <w:rFonts w:ascii="Arial" w:hAnsi="Arial"/>
+        <w:rFonts w:ascii="Times New Roman" w:hAnsi="Times New Roman"/>
         <w:i/>
         <w:color w:val="d09d00" w:themeColor="accent4" w:themeTint="9A" w:themeShade="95"/>
         <w:sz w:val="22"/>
@@ -24893,7 +24893,7 @@
     </w:tblStylePr>
     <w:tblStylePr w:type="lastRow">
       <w:rPr>
-        <w:rFonts w:ascii="Arial" w:hAnsi="Arial"/>
+        <w:rFonts w:ascii="Times New Roman" w:hAnsi="Times New Roman"/>
         <w:i/>
         <w:color w:val="d09d00" w:themeColor="accent4" w:themeTint="9A" w:themeShade="95"/>
         <w:sz w:val="22"/>
@@ -24970,7 +24970,7 @@
     </w:tblStylePr>
     <w:tblStylePr w:type="wholeTable">
       <w:rPr>
-        <w:rFonts w:ascii="Arial" w:hAnsi="Arial"/>
+        <w:rFonts w:ascii="Times New Roman" w:hAnsi="Times New Roman"/>
         <w:color w:val="d09d00" w:themeColor="accent4" w:themeTint="9A" w:themeShade="95"/>
         <w:sz w:val="22"/>
       </w:rPr>
@@ -25009,7 +25009,7 @@
     </w:tcPr>
     <w:tblStylePr w:type="band1Horz">
       <w:rPr>
-        <w:rFonts w:ascii="Arial" w:hAnsi="Arial"/>
+        <w:rFonts w:ascii="Times New Roman" w:hAnsi="Times New Roman"/>
         <w:color w:val="2e74b3" w:themeColor="accent5" w:themeTint="9A" w:themeShade="95"/>
         <w:sz w:val="22"/>
       </w:rPr>
@@ -25042,7 +25042,7 @@
     </w:tblStylePr>
     <w:tblStylePr w:type="band2Horz">
       <w:rPr>
-        <w:rFonts w:ascii="Arial" w:hAnsi="Arial"/>
+        <w:rFonts w:ascii="Times New Roman" w:hAnsi="Times New Roman"/>
         <w:color w:val="2e74b3" w:themeColor="accent5" w:themeTint="9A" w:themeShade="95"/>
         <w:sz w:val="22"/>
       </w:rPr>
@@ -25073,7 +25073,7 @@
     </w:tblStylePr>
     <w:tblStylePr w:type="firstCol">
       <w:rPr>
-        <w:rFonts w:ascii="Arial" w:hAnsi="Arial"/>
+        <w:rFonts w:ascii="Times New Roman" w:hAnsi="Times New Roman"/>
         <w:i/>
         <w:color w:val="2e74b3" w:themeColor="accent5" w:themeTint="9A" w:themeShade="95"/>
         <w:sz w:val="22"/>
@@ -25099,7 +25099,7 @@
     </w:tblStylePr>
     <w:tblStylePr w:type="firstRow">
       <w:rPr>
-        <w:rFonts w:ascii="Arial" w:hAnsi="Arial"/>
+        <w:rFonts w:ascii="Times New Roman" w:hAnsi="Times New Roman"/>
         <w:i/>
         <w:color w:val="2e74b3" w:themeColor="accent5" w:themeTint="9A" w:themeShade="95"/>
         <w:sz w:val="22"/>
@@ -25124,7 +25124,7 @@
     </w:tblStylePr>
     <w:tblStylePr w:type="lastCol">
       <w:rPr>
-        <w:rFonts w:ascii="Arial" w:hAnsi="Arial"/>
+        <w:rFonts w:ascii="Times New Roman" w:hAnsi="Times New Roman"/>
         <w:i/>
         <w:color w:val="2e74b3" w:themeColor="accent5" w:themeTint="9A" w:themeShade="95"/>
         <w:sz w:val="22"/>
@@ -25149,7 +25149,7 @@
     </w:tblStylePr>
     <w:tblStylePr w:type="lastRow">
       <w:rPr>
-        <w:rFonts w:ascii="Arial" w:hAnsi="Arial"/>
+        <w:rFonts w:ascii="Times New Roman" w:hAnsi="Times New Roman"/>
         <w:i/>
         <w:color w:val="2e74b3" w:themeColor="accent5" w:themeTint="9A" w:themeShade="95"/>
         <w:sz w:val="22"/>
@@ -25226,7 +25226,7 @@
     </w:tblStylePr>
     <w:tblStylePr w:type="wholeTable">
       <w:rPr>
-        <w:rFonts w:ascii="Arial" w:hAnsi="Arial"/>
+        <w:rFonts w:ascii="Times New Roman" w:hAnsi="Times New Roman"/>
         <w:color w:val="2e74b3" w:themeColor="accent5" w:themeTint="9A" w:themeShade="95"/>
         <w:sz w:val="22"/>
       </w:rPr>
@@ -25265,7 +25265,7 @@
     </w:tcPr>
     <w:tblStylePr w:type="band1Horz">
       <w:rPr>
-        <w:rFonts w:ascii="Arial" w:hAnsi="Arial"/>
+        <w:rFonts w:ascii="Times New Roman" w:hAnsi="Times New Roman"/>
         <w:color w:val="5e923c" w:themeColor="accent6" w:themeTint="98" w:themeShade="95"/>
         <w:sz w:val="22"/>
       </w:rPr>
@@ -25298,7 +25298,7 @@
     </w:tblStylePr>
     <w:tblStylePr w:type="band2Horz">
       <w:rPr>
-        <w:rFonts w:ascii="Arial" w:hAnsi="Arial"/>
+        <w:rFonts w:ascii="Times New Roman" w:hAnsi="Times New Roman"/>
         <w:color w:val="5e923c" w:themeColor="accent6" w:themeTint="98" w:themeShade="95"/>
         <w:sz w:val="22"/>
       </w:rPr>
@@ -25329,7 +25329,7 @@
     </w:tblStylePr>
     <w:tblStylePr w:type="firstCol">
       <w:rPr>
-        <w:rFonts w:ascii="Arial" w:hAnsi="Arial"/>
+        <w:rFonts w:ascii="Times New Roman" w:hAnsi="Times New Roman"/>
         <w:i/>
         <w:color w:val="5e923c" w:themeColor="accent6" w:themeTint="98" w:themeShade="95"/>
         <w:sz w:val="22"/>
@@ -25355,7 +25355,7 @@
     </w:tblStylePr>
     <w:tblStylePr w:type="firstRow">
       <w:rPr>
-        <w:rFonts w:ascii="Arial" w:hAnsi="Arial"/>
+        <w:rFonts w:ascii="Times New Roman" w:hAnsi="Times New Roman"/>
         <w:i/>
         <w:color w:val="5e923c" w:themeColor="accent6" w:themeTint="98" w:themeShade="95"/>
         <w:sz w:val="22"/>
@@ -25380,7 +25380,7 @@
     </w:tblStylePr>
     <w:tblStylePr w:type="lastCol">
       <w:rPr>
-        <w:rFonts w:ascii="Arial" w:hAnsi="Arial"/>
+        <w:rFonts w:ascii="Times New Roman" w:hAnsi="Times New Roman"/>
         <w:i/>
         <w:color w:val="5e923c" w:themeColor="accent6" w:themeTint="98" w:themeShade="95"/>
         <w:sz w:val="22"/>
@@ -25405,7 +25405,7 @@
     </w:tblStylePr>
     <w:tblStylePr w:type="lastRow">
       <w:rPr>
-        <w:rFonts w:ascii="Arial" w:hAnsi="Arial"/>
+        <w:rFonts w:ascii="Times New Roman" w:hAnsi="Times New Roman"/>
         <w:i/>
         <w:color w:val="5e923c" w:themeColor="accent6" w:themeTint="98" w:themeShade="95"/>
         <w:sz w:val="22"/>
@@ -25482,7 +25482,7 @@
     </w:tblStylePr>
     <w:tblStylePr w:type="wholeTable">
       <w:rPr>
-        <w:rFonts w:ascii="Arial" w:hAnsi="Arial"/>
+        <w:rFonts w:ascii="Times New Roman" w:hAnsi="Times New Roman"/>
         <w:color w:val="5e923c" w:themeColor="accent6" w:themeTint="98" w:themeShade="95"/>
         <w:sz w:val="22"/>
       </w:rPr>
@@ -25522,7 +25522,7 @@
     </w:tcPr>
     <w:tblStylePr w:type="band1Horz">
       <w:rPr>
-        <w:rFonts w:ascii="Arial" w:hAnsi="Arial"/>
+        <w:rFonts w:ascii="Times New Roman" w:hAnsi="Times New Roman"/>
         <w:color w:val="404040"/>
         <w:sz w:val="22"/>
       </w:rPr>
@@ -25540,7 +25540,7 @@
     </w:tblStylePr>
     <w:tblStylePr w:type="band1Vert">
       <w:rPr>
-        <w:rFonts w:ascii="Arial" w:hAnsi="Arial"/>
+        <w:rFonts w:ascii="Times New Roman" w:hAnsi="Times New Roman"/>
         <w:color w:val="404040"/>
         <w:sz w:val="22"/>
       </w:rPr>
@@ -25558,7 +25558,7 @@
     </w:tblStylePr>
     <w:tblStylePr w:type="band2Horz">
       <w:rPr>
-        <w:rFonts w:ascii="Arial" w:hAnsi="Arial"/>
+        <w:rFonts w:ascii="Times New Roman" w:hAnsi="Times New Roman"/>
         <w:color w:val="404040"/>
         <w:sz w:val="22"/>
       </w:rPr>
@@ -25577,7 +25577,7 @@
     </w:tblStylePr>
     <w:tblStylePr w:type="band2Vert">
       <w:rPr>
-        <w:rFonts w:ascii="Arial" w:hAnsi="Arial"/>
+        <w:rFonts w:ascii="Times New Roman" w:hAnsi="Times New Roman"/>
         <w:color w:val="404040"/>
         <w:sz w:val="22"/>
       </w:rPr>
@@ -25596,7 +25596,7 @@
     </w:tblStylePr>
     <w:tblStylePr w:type="firstCol">
       <w:rPr>
-        <w:rFonts w:ascii="Arial" w:hAnsi="Arial"/>
+        <w:rFonts w:ascii="Times New Roman" w:hAnsi="Times New Roman"/>
         <w:color w:val="f2f2f2"/>
         <w:sz w:val="22"/>
       </w:rPr>
@@ -25615,7 +25615,7 @@
     </w:tblStylePr>
     <w:tblStylePr w:type="firstRow">
       <w:rPr>
-        <w:rFonts w:ascii="Arial" w:hAnsi="Arial"/>
+        <w:rFonts w:ascii="Times New Roman" w:hAnsi="Times New Roman"/>
         <w:color w:val="f2f2f2"/>
         <w:sz w:val="22"/>
       </w:rPr>
@@ -25634,7 +25634,7 @@
     </w:tblStylePr>
     <w:tblStylePr w:type="lastCol">
       <w:rPr>
-        <w:rFonts w:ascii="Arial" w:hAnsi="Arial"/>
+        <w:rFonts w:ascii="Times New Roman" w:hAnsi="Times New Roman"/>
         <w:color w:val="f2f2f2"/>
         <w:sz w:val="22"/>
       </w:rPr>
@@ -25653,7 +25653,7 @@
     </w:tblStylePr>
     <w:tblStylePr w:type="lastRow">
       <w:rPr>
-        <w:rFonts w:ascii="Arial" w:hAnsi="Arial"/>
+        <w:rFonts w:ascii="Times New Roman" w:hAnsi="Times New Roman"/>
         <w:color w:val="f2f2f2"/>
         <w:sz w:val="22"/>
       </w:rPr>
@@ -25759,7 +25759,7 @@
     </w:tcPr>
     <w:tblStylePr w:type="band1Horz">
       <w:rPr>
-        <w:rFonts w:ascii="Arial" w:hAnsi="Arial"/>
+        <w:rFonts w:ascii="Times New Roman" w:hAnsi="Times New Roman"/>
         <w:color w:val="404040"/>
         <w:sz w:val="22"/>
       </w:rPr>
@@ -25777,7 +25777,7 @@
     </w:tblStylePr>
     <w:tblStylePr w:type="band1Vert">
       <w:rPr>
-        <w:rFonts w:ascii="Arial" w:hAnsi="Arial"/>
+        <w:rFonts w:ascii="Times New Roman" w:hAnsi="Times New Roman"/>
         <w:color w:val="404040"/>
         <w:sz w:val="22"/>
       </w:rPr>
@@ -25795,7 +25795,7 @@
     </w:tblStylePr>
     <w:tblStylePr w:type="band2Horz">
       <w:rPr>
-        <w:rFonts w:ascii="Arial" w:hAnsi="Arial"/>
+        <w:rFonts w:ascii="Times New Roman" w:hAnsi="Times New Roman"/>
         <w:color w:val="404040"/>
         <w:sz w:val="22"/>
       </w:rPr>
@@ -25814,7 +25814,7 @@
     </w:tblStylePr>
     <w:tblStylePr w:type="band2Vert">
       <w:rPr>
-        <w:rFonts w:ascii="Arial" w:hAnsi="Arial"/>
+        <w:rFonts w:ascii="Times New Roman" w:hAnsi="Times New Roman"/>
         <w:color w:val="404040"/>
         <w:sz w:val="22"/>
       </w:rPr>
@@ -25833,7 +25833,7 @@
     </w:tblStylePr>
     <w:tblStylePr w:type="firstCol">
       <w:rPr>
-        <w:rFonts w:ascii="Arial" w:hAnsi="Arial"/>
+        <w:rFonts w:ascii="Times New Roman" w:hAnsi="Times New Roman"/>
         <w:color w:val="f2f2f2"/>
         <w:sz w:val="22"/>
       </w:rPr>
@@ -25852,7 +25852,7 @@
     </w:tblStylePr>
     <w:tblStylePr w:type="firstRow">
       <w:rPr>
-        <w:rFonts w:ascii="Arial" w:hAnsi="Arial"/>
+        <w:rFonts w:ascii="Times New Roman" w:hAnsi="Times New Roman"/>
         <w:color w:val="f2f2f2"/>
         <w:sz w:val="22"/>
       </w:rPr>
@@ -25871,7 +25871,7 @@
     </w:tblStylePr>
     <w:tblStylePr w:type="lastCol">
       <w:rPr>
-        <w:rFonts w:ascii="Arial" w:hAnsi="Arial"/>
+        <w:rFonts w:ascii="Times New Roman" w:hAnsi="Times New Roman"/>
         <w:color w:val="f2f2f2"/>
         <w:sz w:val="22"/>
       </w:rPr>
@@ -25890,7 +25890,7 @@
     </w:tblStylePr>
     <w:tblStylePr w:type="lastRow">
       <w:rPr>
-        <w:rFonts w:ascii="Arial" w:hAnsi="Arial"/>
+        <w:rFonts w:ascii="Times New Roman" w:hAnsi="Times New Roman"/>
         <w:color w:val="f2f2f2"/>
         <w:sz w:val="22"/>
       </w:rPr>
@@ -25996,7 +25996,7 @@
     </w:tcPr>
     <w:tblStylePr w:type="band1Horz">
       <w:rPr>
-        <w:rFonts w:ascii="Arial" w:hAnsi="Arial"/>
+        <w:rFonts w:ascii="Times New Roman" w:hAnsi="Times New Roman"/>
         <w:color w:val="404040"/>
         <w:sz w:val="22"/>
       </w:rPr>
@@ -26014,7 +26014,7 @@
     </w:tblStylePr>
     <w:tblStylePr w:type="band1Vert">
       <w:rPr>
-        <w:rFonts w:ascii="Arial" w:hAnsi="Arial"/>
+        <w:rFonts w:ascii="Times New Roman" w:hAnsi="Times New Roman"/>
         <w:color w:val="404040"/>
         <w:sz w:val="22"/>
       </w:rPr>
@@ -26032,7 +26032,7 @@
     </w:tblStylePr>
     <w:tblStylePr w:type="band2Horz">
       <w:rPr>
-        <w:rFonts w:ascii="Arial" w:hAnsi="Arial"/>
+        <w:rFonts w:ascii="Times New Roman" w:hAnsi="Times New Roman"/>
         <w:color w:val="404040"/>
         <w:sz w:val="22"/>
       </w:rPr>
@@ -26051,7 +26051,7 @@
     </w:tblStylePr>
     <w:tblStylePr w:type="band2Vert">
       <w:rPr>
-        <w:rFonts w:ascii="Arial" w:hAnsi="Arial"/>
+        <w:rFonts w:ascii="Times New Roman" w:hAnsi="Times New Roman"/>
         <w:color w:val="404040"/>
         <w:sz w:val="22"/>
       </w:rPr>
@@ -26070,7 +26070,7 @@
     </w:tblStylePr>
     <w:tblStylePr w:type="firstCol">
       <w:rPr>
-        <w:rFonts w:ascii="Arial" w:hAnsi="Arial"/>
+        <w:rFonts w:ascii="Times New Roman" w:hAnsi="Times New Roman"/>
         <w:color w:val="f2f2f2"/>
         <w:sz w:val="22"/>
       </w:rPr>
@@ -26089,7 +26089,7 @@
     </w:tblStylePr>
     <w:tblStylePr w:type="firstRow">
       <w:rPr>
-        <w:rFonts w:ascii="Arial" w:hAnsi="Arial"/>
+        <w:rFonts w:ascii="Times New Roman" w:hAnsi="Times New Roman"/>
         <w:color w:val="f2f2f2"/>
         <w:sz w:val="22"/>
       </w:rPr>
@@ -26108,7 +26108,7 @@
     </w:tblStylePr>
     <w:tblStylePr w:type="lastCol">
       <w:rPr>
-        <w:rFonts w:ascii="Arial" w:hAnsi="Arial"/>
+        <w:rFonts w:ascii="Times New Roman" w:hAnsi="Times New Roman"/>
         <w:color w:val="f2f2f2"/>
         <w:sz w:val="22"/>
       </w:rPr>
@@ -26127,7 +26127,7 @@
     </w:tblStylePr>
     <w:tblStylePr w:type="lastRow">
       <w:rPr>
-        <w:rFonts w:ascii="Arial" w:hAnsi="Arial"/>
+        <w:rFonts w:ascii="Times New Roman" w:hAnsi="Times New Roman"/>
         <w:color w:val="f2f2f2"/>
         <w:sz w:val="22"/>
       </w:rPr>
@@ -26233,7 +26233,7 @@
     </w:tcPr>
     <w:tblStylePr w:type="band1Horz">
       <w:rPr>
-        <w:rFonts w:ascii="Arial" w:hAnsi="Arial"/>
+        <w:rFonts w:ascii="Times New Roman" w:hAnsi="Times New Roman"/>
         <w:color w:val="404040"/>
         <w:sz w:val="22"/>
       </w:rPr>
@@ -26251,7 +26251,7 @@
     </w:tblStylePr>
     <w:tblStylePr w:type="band1Vert">
       <w:rPr>
-        <w:rFonts w:ascii="Arial" w:hAnsi="Arial"/>
+        <w:rFonts w:ascii="Times New Roman" w:hAnsi="Times New Roman"/>
         <w:color w:val="404040"/>
         <w:sz w:val="22"/>
       </w:rPr>
@@ -26269,7 +26269,7 @@
     </w:tblStylePr>
     <w:tblStylePr w:type="band2Horz">
       <w:rPr>
-        <w:rFonts w:ascii="Arial" w:hAnsi="Arial"/>
+        <w:rFonts w:ascii="Times New Roman" w:hAnsi="Times New Roman"/>
         <w:color w:val="404040"/>
         <w:sz w:val="22"/>
       </w:rPr>
@@ -26288,7 +26288,7 @@
     </w:tblStylePr>
     <w:tblStylePr w:type="band2Vert">
       <w:rPr>
-        <w:rFonts w:ascii="Arial" w:hAnsi="Arial"/>
+        <w:rFonts w:ascii="Times New Roman" w:hAnsi="Times New Roman"/>
         <w:color w:val="404040"/>
         <w:sz w:val="22"/>
       </w:rPr>
@@ -26307,7 +26307,7 @@
     </w:tblStylePr>
     <w:tblStylePr w:type="firstCol">
       <w:rPr>
-        <w:rFonts w:ascii="Arial" w:hAnsi="Arial"/>
+        <w:rFonts w:ascii="Times New Roman" w:hAnsi="Times New Roman"/>
         <w:color w:val="f2f2f2"/>
         <w:sz w:val="22"/>
       </w:rPr>
@@ -26326,7 +26326,7 @@
     </w:tblStylePr>
     <w:tblStylePr w:type="firstRow">
       <w:rPr>
-        <w:rFonts w:ascii="Arial" w:hAnsi="Arial"/>
+        <w:rFonts w:ascii="Times New Roman" w:hAnsi="Times New Roman"/>
         <w:color w:val="f2f2f2"/>
         <w:sz w:val="22"/>
       </w:rPr>
@@ -26345,7 +26345,7 @@
     </w:tblStylePr>
     <w:tblStylePr w:type="lastCol">
       <w:rPr>
-        <w:rFonts w:ascii="Arial" w:hAnsi="Arial"/>
+        <w:rFonts w:ascii="Times New Roman" w:hAnsi="Times New Roman"/>
         <w:color w:val="f2f2f2"/>
         <w:sz w:val="22"/>
       </w:rPr>
@@ -26364,7 +26364,7 @@
     </w:tblStylePr>
     <w:tblStylePr w:type="lastRow">
       <w:rPr>
-        <w:rFonts w:ascii="Arial" w:hAnsi="Arial"/>
+        <w:rFonts w:ascii="Times New Roman" w:hAnsi="Times New Roman"/>
         <w:color w:val="f2f2f2"/>
         <w:sz w:val="22"/>
       </w:rPr>
@@ -26470,7 +26470,7 @@
     </w:tcPr>
     <w:tblStylePr w:type="band1Horz">
       <w:rPr>
-        <w:rFonts w:ascii="Arial" w:hAnsi="Arial"/>
+        <w:rFonts w:ascii="Times New Roman" w:hAnsi="Times New Roman"/>
         <w:color w:val="404040"/>
         <w:sz w:val="22"/>
       </w:rPr>
@@ -26488,7 +26488,7 @@
     </w:tblStylePr>
     <w:tblStylePr w:type="band1Vert">
       <w:rPr>
-        <w:rFonts w:ascii="Arial" w:hAnsi="Arial"/>
+        <w:rFonts w:ascii="Times New Roman" w:hAnsi="Times New Roman"/>
         <w:color w:val="404040"/>
         <w:sz w:val="22"/>
       </w:rPr>
@@ -26506,7 +26506,7 @@
     </w:tblStylePr>
     <w:tblStylePr w:type="band2Horz">
       <w:rPr>
-        <w:rFonts w:ascii="Arial" w:hAnsi="Arial"/>
+        <w:rFonts w:ascii="Times New Roman" w:hAnsi="Times New Roman"/>
         <w:color w:val="404040"/>
         <w:sz w:val="22"/>
       </w:rPr>
@@ -26525,7 +26525,7 @@
     </w:tblStylePr>
     <w:tblStylePr w:type="band2Vert">
       <w:rPr>
-        <w:rFonts w:ascii="Arial" w:hAnsi="Arial"/>
+        <w:rFonts w:ascii="Times New Roman" w:hAnsi="Times New Roman"/>
         <w:color w:val="404040"/>
         <w:sz w:val="22"/>
       </w:rPr>
@@ -26544,7 +26544,7 @@
     </w:tblStylePr>
     <w:tblStylePr w:type="firstCol">
       <w:rPr>
-        <w:rFonts w:ascii="Arial" w:hAnsi="Arial"/>
+        <w:rFonts w:ascii="Times New Roman" w:hAnsi="Times New Roman"/>
         <w:color w:val="f2f2f2"/>
         <w:sz w:val="22"/>
       </w:rPr>
@@ -26563,7 +26563,7 @@
     </w:tblStylePr>
     <w:tblStylePr w:type="firstRow">
       <w:rPr>
-        <w:rFonts w:ascii="Arial" w:hAnsi="Arial"/>
+        <w:rFonts w:ascii="Times New Roman" w:hAnsi="Times New Roman"/>
         <w:color w:val="f2f2f2"/>
         <w:sz w:val="22"/>
       </w:rPr>
@@ -26582,7 +26582,7 @@
     </w:tblStylePr>
     <w:tblStylePr w:type="lastCol">
       <w:rPr>
-        <w:rFonts w:ascii="Arial" w:hAnsi="Arial"/>
+        <w:rFonts w:ascii="Times New Roman" w:hAnsi="Times New Roman"/>
         <w:color w:val="f2f2f2"/>
         <w:sz w:val="22"/>
       </w:rPr>
@@ -26601,7 +26601,7 @@
     </w:tblStylePr>
     <w:tblStylePr w:type="lastRow">
       <w:rPr>
-        <w:rFonts w:ascii="Arial" w:hAnsi="Arial"/>
+        <w:rFonts w:ascii="Times New Roman" w:hAnsi="Times New Roman"/>
         <w:color w:val="f2f2f2"/>
         <w:sz w:val="22"/>
       </w:rPr>
@@ -26707,7 +26707,7 @@
     </w:tcPr>
     <w:tblStylePr w:type="band1Horz">
       <w:rPr>
-        <w:rFonts w:ascii="Arial" w:hAnsi="Arial"/>
+        <w:rFonts w:ascii="Times New Roman" w:hAnsi="Times New Roman"/>
         <w:color w:val="404040"/>
         <w:sz w:val="22"/>
       </w:rPr>
@@ -26725,7 +26725,7 @@
     </w:tblStylePr>
     <w:tblStylePr w:type="band1Vert">
       <w:rPr>
-        <w:rFonts w:ascii="Arial" w:hAnsi="Arial"/>
+        <w:rFonts w:ascii="Times New Roman" w:hAnsi="Times New Roman"/>
         <w:color w:val="404040"/>
         <w:sz w:val="22"/>
       </w:rPr>
@@ -26743,7 +26743,7 @@
     </w:tblStylePr>
     <w:tblStylePr w:type="band2Horz">
       <w:rPr>
-        <w:rFonts w:ascii="Arial" w:hAnsi="Arial"/>
+        <w:rFonts w:ascii="Times New Roman" w:hAnsi="Times New Roman"/>
         <w:color w:val="404040"/>
         <w:sz w:val="22"/>
       </w:rPr>
@@ -26762,7 +26762,7 @@
     </w:tblStylePr>
     <w:tblStylePr w:type="band2Vert">
       <w:rPr>
-        <w:rFonts w:ascii="Arial" w:hAnsi="Arial"/>
+        <w:rFonts w:ascii="Times New Roman" w:hAnsi="Times New Roman"/>
         <w:color w:val="404040"/>
         <w:sz w:val="22"/>
       </w:rPr>
@@ -26781,7 +26781,7 @@
     </w:tblStylePr>
     <w:tblStylePr w:type="firstCol">
       <w:rPr>
-        <w:rFonts w:ascii="Arial" w:hAnsi="Arial"/>
+        <w:rFonts w:ascii="Times New Roman" w:hAnsi="Times New Roman"/>
         <w:color w:val="f2f2f2"/>
         <w:sz w:val="22"/>
       </w:rPr>
@@ -26800,7 +26800,7 @@
     </w:tblStylePr>
     <w:tblStylePr w:type="firstRow">
       <w:rPr>
-        <w:rFonts w:ascii="Arial" w:hAnsi="Arial"/>
+        <w:rFonts w:ascii="Times New Roman" w:hAnsi="Times New Roman"/>
         <w:color w:val="f2f2f2"/>
         <w:sz w:val="22"/>
       </w:rPr>
@@ -26819,7 +26819,7 @@
     </w:tblStylePr>
     <w:tblStylePr w:type="lastCol">
       <w:rPr>
-        <w:rFonts w:ascii="Arial" w:hAnsi="Arial"/>
+        <w:rFonts w:ascii="Times New Roman" w:hAnsi="Times New Roman"/>
         <w:color w:val="f2f2f2"/>
         <w:sz w:val="22"/>
       </w:rPr>
@@ -26838,7 +26838,7 @@
     </w:tblStylePr>
     <w:tblStylePr w:type="lastRow">
       <w:rPr>
-        <w:rFonts w:ascii="Arial" w:hAnsi="Arial"/>
+        <w:rFonts w:ascii="Times New Roman" w:hAnsi="Times New Roman"/>
         <w:color w:val="f2f2f2"/>
         <w:sz w:val="22"/>
       </w:rPr>
@@ -26944,7 +26944,7 @@
     </w:tcPr>
     <w:tblStylePr w:type="band1Horz">
       <w:rPr>
-        <w:rFonts w:ascii="Arial" w:hAnsi="Arial"/>
+        <w:rFonts w:ascii="Times New Roman" w:hAnsi="Times New Roman"/>
         <w:color w:val="404040"/>
         <w:sz w:val="22"/>
       </w:rPr>
@@ -26962,7 +26962,7 @@
     </w:tblStylePr>
     <w:tblStylePr w:type="band1Vert">
       <w:rPr>
-        <w:rFonts w:ascii="Arial" w:hAnsi="Arial"/>
+        <w:rFonts w:ascii="Times New Roman" w:hAnsi="Times New Roman"/>
         <w:color w:val="404040"/>
         <w:sz w:val="22"/>
       </w:rPr>
@@ -26980,7 +26980,7 @@
     </w:tblStylePr>
     <w:tblStylePr w:type="band2Horz">
       <w:rPr>
-        <w:rFonts w:ascii="Arial" w:hAnsi="Arial"/>
+        <w:rFonts w:ascii="Times New Roman" w:hAnsi="Times New Roman"/>
         <w:color w:val="404040"/>
         <w:sz w:val="22"/>
       </w:rPr>
@@ -26999,7 +26999,7 @@
     </w:tblStylePr>
     <w:tblStylePr w:type="band2Vert">
       <w:rPr>
-        <w:rFonts w:ascii="Arial" w:hAnsi="Arial"/>
+        <w:rFonts w:ascii="Times New Roman" w:hAnsi="Times New Roman"/>
         <w:color w:val="404040"/>
         <w:sz w:val="22"/>
       </w:rPr>
@@ -27018,7 +27018,7 @@
     </w:tblStylePr>
     <w:tblStylePr w:type="firstCol">
       <w:rPr>
-        <w:rFonts w:ascii="Arial" w:hAnsi="Arial"/>
+        <w:rFonts w:ascii="Times New Roman" w:hAnsi="Times New Roman"/>
         <w:color w:val="f2f2f2"/>
         <w:sz w:val="22"/>
       </w:rPr>
@@ -27037,7 +27037,7 @@
     </w:tblStylePr>
     <w:tblStylePr w:type="firstRow">
       <w:rPr>
-        <w:rFonts w:ascii="Arial" w:hAnsi="Arial"/>
+        <w:rFonts w:ascii="Times New Roman" w:hAnsi="Times New Roman"/>
         <w:color w:val="f2f2f2"/>
         <w:sz w:val="22"/>
       </w:rPr>
@@ -27056,7 +27056,7 @@
     </w:tblStylePr>
     <w:tblStylePr w:type="lastCol">
       <w:rPr>
-        <w:rFonts w:ascii="Arial" w:hAnsi="Arial"/>
+        <w:rFonts w:ascii="Times New Roman" w:hAnsi="Times New Roman"/>
         <w:color w:val="f2f2f2"/>
         <w:sz w:val="22"/>
       </w:rPr>
@@ -27075,7 +27075,7 @@
     </w:tblStylePr>
     <w:tblStylePr w:type="lastRow">
       <w:rPr>
-        <w:rFonts w:ascii="Arial" w:hAnsi="Arial"/>
+        <w:rFonts w:ascii="Times New Roman" w:hAnsi="Times New Roman"/>
         <w:color w:val="f2f2f2"/>
         <w:sz w:val="22"/>
       </w:rPr>
@@ -27188,7 +27188,7 @@
     </w:tcPr>
     <w:tblStylePr w:type="band1Horz">
       <w:rPr>
-        <w:rFonts w:ascii="Arial" w:hAnsi="Arial"/>
+        <w:rFonts w:ascii="Times New Roman" w:hAnsi="Times New Roman"/>
         <w:color w:val="404040"/>
         <w:sz w:val="22"/>
       </w:rPr>
@@ -27206,7 +27206,7 @@
     </w:tblStylePr>
     <w:tblStylePr w:type="band1Vert">
       <w:rPr>
-        <w:rFonts w:ascii="Arial" w:hAnsi="Arial"/>
+        <w:rFonts w:ascii="Times New Roman" w:hAnsi="Times New Roman"/>
         <w:color w:val="404040"/>
         <w:sz w:val="22"/>
       </w:rPr>
@@ -27224,7 +27224,7 @@
     </w:tblStylePr>
     <w:tblStylePr w:type="band2Horz">
       <w:rPr>
-        <w:rFonts w:ascii="Arial" w:hAnsi="Arial"/>
+        <w:rFonts w:ascii="Times New Roman" w:hAnsi="Times New Roman"/>
         <w:color w:val="404040"/>
         <w:sz w:val="22"/>
       </w:rPr>
@@ -27243,7 +27243,7 @@
     </w:tblStylePr>
     <w:tblStylePr w:type="band2Vert">
       <w:rPr>
-        <w:rFonts w:ascii="Arial" w:hAnsi="Arial"/>
+        <w:rFonts w:ascii="Times New Roman" w:hAnsi="Times New Roman"/>
         <w:color w:val="404040"/>
         <w:sz w:val="22"/>
       </w:rPr>
@@ -27262,7 +27262,7 @@
     </w:tblStylePr>
     <w:tblStylePr w:type="firstCol">
       <w:rPr>
-        <w:rFonts w:ascii="Arial" w:hAnsi="Arial"/>
+        <w:rFonts w:ascii="Times New Roman" w:hAnsi="Times New Roman"/>
         <w:color w:val="f2f2f2"/>
         <w:sz w:val="22"/>
       </w:rPr>
@@ -27281,7 +27281,7 @@
     </w:tblStylePr>
     <w:tblStylePr w:type="firstRow">
       <w:rPr>
-        <w:rFonts w:ascii="Arial" w:hAnsi="Arial"/>
+        <w:rFonts w:ascii="Times New Roman" w:hAnsi="Times New Roman"/>
         <w:color w:val="f2f2f2"/>
         <w:sz w:val="22"/>
       </w:rPr>
@@ -27300,7 +27300,7 @@
     </w:tblStylePr>
     <w:tblStylePr w:type="lastCol">
       <w:rPr>
-        <w:rFonts w:ascii="Arial" w:hAnsi="Arial"/>
+        <w:rFonts w:ascii="Times New Roman" w:hAnsi="Times New Roman"/>
         <w:color w:val="f2f2f2"/>
         <w:sz w:val="22"/>
       </w:rPr>
@@ -27319,7 +27319,7 @@
     </w:tblStylePr>
     <w:tblStylePr w:type="lastRow">
       <w:rPr>
-        <w:rFonts w:ascii="Arial" w:hAnsi="Arial"/>
+        <w:rFonts w:ascii="Times New Roman" w:hAnsi="Times New Roman"/>
         <w:color w:val="f2f2f2"/>
         <w:sz w:val="22"/>
       </w:rPr>
@@ -27432,7 +27432,7 @@
     </w:tcPr>
     <w:tblStylePr w:type="band1Horz">
       <w:rPr>
-        <w:rFonts w:ascii="Arial" w:hAnsi="Arial"/>
+        <w:rFonts w:ascii="Times New Roman" w:hAnsi="Times New Roman"/>
         <w:color w:val="404040"/>
         <w:sz w:val="22"/>
       </w:rPr>
@@ -27450,7 +27450,7 @@
     </w:tblStylePr>
     <w:tblStylePr w:type="band1Vert">
       <w:rPr>
-        <w:rFonts w:ascii="Arial" w:hAnsi="Arial"/>
+        <w:rFonts w:ascii="Times New Roman" w:hAnsi="Times New Roman"/>
         <w:color w:val="404040"/>
         <w:sz w:val="22"/>
       </w:rPr>
@@ -27468,7 +27468,7 @@
     </w:tblStylePr>
     <w:tblStylePr w:type="band2Horz">
       <w:rPr>
-        <w:rFonts w:ascii="Arial" w:hAnsi="Arial"/>
+        <w:rFonts w:ascii="Times New Roman" w:hAnsi="Times New Roman"/>
         <w:color w:val="404040"/>
         <w:sz w:val="22"/>
       </w:rPr>
@@ -27487,7 +27487,7 @@
     </w:tblStylePr>
     <w:tblStylePr w:type="band2Vert">
       <w:rPr>
-        <w:rFonts w:ascii="Arial" w:hAnsi="Arial"/>
+        <w:rFonts w:ascii="Times New Roman" w:hAnsi="Times New Roman"/>
         <w:color w:val="404040"/>
         <w:sz w:val="22"/>
       </w:rPr>
@@ -27506,7 +27506,7 @@
     </w:tblStylePr>
     <w:tblStylePr w:type="firstCol">
       <w:rPr>
-        <w:rFonts w:ascii="Arial" w:hAnsi="Arial"/>
+        <w:rFonts w:ascii="Times New Roman" w:hAnsi="Times New Roman"/>
         <w:color w:val="f2f2f2"/>
         <w:sz w:val="22"/>
       </w:rPr>
@@ -27525,7 +27525,7 @@
     </w:tblStylePr>
     <w:tblStylePr w:type="firstRow">
       <w:rPr>
-        <w:rFonts w:ascii="Arial" w:hAnsi="Arial"/>
+        <w:rFonts w:ascii="Times New Roman" w:hAnsi="Times New Roman"/>
         <w:color w:val="f2f2f2"/>
         <w:sz w:val="22"/>
       </w:rPr>
@@ -27544,7 +27544,7 @@
     </w:tblStylePr>
     <w:tblStylePr w:type="lastCol">
       <w:rPr>
-        <w:rFonts w:ascii="Arial" w:hAnsi="Arial"/>
+        <w:rFonts w:ascii="Times New Roman" w:hAnsi="Times New Roman"/>
         <w:color w:val="f2f2f2"/>
         <w:sz w:val="22"/>
       </w:rPr>
@@ -27563,7 +27563,7 @@
     </w:tblStylePr>
     <w:tblStylePr w:type="lastRow">
       <w:rPr>
-        <w:rFonts w:ascii="Arial" w:hAnsi="Arial"/>
+        <w:rFonts w:ascii="Times New Roman" w:hAnsi="Times New Roman"/>
         <w:color w:val="f2f2f2"/>
         <w:sz w:val="22"/>
       </w:rPr>
@@ -27676,7 +27676,7 @@
     </w:tcPr>
     <w:tblStylePr w:type="band1Horz">
       <w:rPr>
-        <w:rFonts w:ascii="Arial" w:hAnsi="Arial"/>
+        <w:rFonts w:ascii="Times New Roman" w:hAnsi="Times New Roman"/>
         <w:color w:val="404040"/>
         <w:sz w:val="22"/>
       </w:rPr>
@@ -27694,7 +27694,7 @@
     </w:tblStylePr>
     <w:tblStylePr w:type="band1Vert">
       <w:rPr>
-        <w:rFonts w:ascii="Arial" w:hAnsi="Arial"/>
+        <w:rFonts w:ascii="Times New Roman" w:hAnsi="Times New Roman"/>
         <w:color w:val="404040"/>
         <w:sz w:val="22"/>
       </w:rPr>
@@ -27712,7 +27712,7 @@
     </w:tblStylePr>
     <w:tblStylePr w:type="band2Horz">
       <w:rPr>
-        <w:rFonts w:ascii="Arial" w:hAnsi="Arial"/>
+        <w:rFonts w:ascii="Times New Roman" w:hAnsi="Times New Roman"/>
         <w:color w:val="404040"/>
         <w:sz w:val="22"/>
       </w:rPr>
@@ -27731,7 +27731,7 @@
     </w:tblStylePr>
     <w:tblStylePr w:type="band2Vert">
       <w:rPr>
-        <w:rFonts w:ascii="Arial" w:hAnsi="Arial"/>
+        <w:rFonts w:ascii="Times New Roman" w:hAnsi="Times New Roman"/>
         <w:color w:val="404040"/>
         <w:sz w:val="22"/>
       </w:rPr>
@@ -27750,7 +27750,7 @@
     </w:tblStylePr>
     <w:tblStylePr w:type="firstCol">
       <w:rPr>
-        <w:rFonts w:ascii="Arial" w:hAnsi="Arial"/>
+        <w:rFonts w:ascii="Times New Roman" w:hAnsi="Times New Roman"/>
         <w:color w:val="f2f2f2"/>
         <w:sz w:val="22"/>
       </w:rPr>
@@ -27769,7 +27769,7 @@
     </w:tblStylePr>
     <w:tblStylePr w:type="firstRow">
       <w:rPr>
-        <w:rFonts w:ascii="Arial" w:hAnsi="Arial"/>
+        <w:rFonts w:ascii="Times New Roman" w:hAnsi="Times New Roman"/>
         <w:color w:val="f2f2f2"/>
         <w:sz w:val="22"/>
       </w:rPr>
@@ -27788,7 +27788,7 @@
     </w:tblStylePr>
     <w:tblStylePr w:type="lastCol">
       <w:rPr>
-        <w:rFonts w:ascii="Arial" w:hAnsi="Arial"/>
+        <w:rFonts w:ascii="Times New Roman" w:hAnsi="Times New Roman"/>
         <w:color w:val="f2f2f2"/>
         <w:sz w:val="22"/>
       </w:rPr>
@@ -27807,7 +27807,7 @@
     </w:tblStylePr>
     <w:tblStylePr w:type="lastRow">
       <w:rPr>
-        <w:rFonts w:ascii="Arial" w:hAnsi="Arial"/>
+        <w:rFonts w:ascii="Times New Roman" w:hAnsi="Times New Roman"/>
         <w:color w:val="f2f2f2"/>
         <w:sz w:val="22"/>
       </w:rPr>
@@ -27920,7 +27920,7 @@
     </w:tcPr>
     <w:tblStylePr w:type="band1Horz">
       <w:rPr>
-        <w:rFonts w:ascii="Arial" w:hAnsi="Arial"/>
+        <w:rFonts w:ascii="Times New Roman" w:hAnsi="Times New Roman"/>
         <w:color w:val="404040"/>
         <w:sz w:val="22"/>
       </w:rPr>
@@ -27938,7 +27938,7 @@
     </w:tblStylePr>
     <w:tblStylePr w:type="band1Vert">
       <w:rPr>
-        <w:rFonts w:ascii="Arial" w:hAnsi="Arial"/>
+        <w:rFonts w:ascii="Times New Roman" w:hAnsi="Times New Roman"/>
         <w:color w:val="404040"/>
         <w:sz w:val="22"/>
       </w:rPr>
@@ -27956,7 +27956,7 @@
     </w:tblStylePr>
     <w:tblStylePr w:type="band2Horz">
       <w:rPr>
-        <w:rFonts w:ascii="Arial" w:hAnsi="Arial"/>
+        <w:rFonts w:ascii="Times New Roman" w:hAnsi="Times New Roman"/>
         <w:color w:val="404040"/>
         <w:sz w:val="22"/>
       </w:rPr>
@@ -27975,7 +27975,7 @@
     </w:tblStylePr>
     <w:tblStylePr w:type="band2Vert">
       <w:rPr>
-        <w:rFonts w:ascii="Arial" w:hAnsi="Arial"/>
+        <w:rFonts w:ascii="Times New Roman" w:hAnsi="Times New Roman"/>
         <w:color w:val="404040"/>
         <w:sz w:val="22"/>
       </w:rPr>
@@ -27994,7 +27994,7 @@
     </w:tblStylePr>
     <w:tblStylePr w:type="firstCol">
       <w:rPr>
-        <w:rFonts w:ascii="Arial" w:hAnsi="Arial"/>
+        <w:rFonts w:ascii="Times New Roman" w:hAnsi="Times New Roman"/>
         <w:color w:val="f2f2f2"/>
         <w:sz w:val="22"/>
       </w:rPr>
@@ -28013,7 +28013,7 @@
     </w:tblStylePr>
     <w:tblStylePr w:type="firstRow">
       <w:rPr>
-        <w:rFonts w:ascii="Arial" w:hAnsi="Arial"/>
+        <w:rFonts w:ascii="Times New Roman" w:hAnsi="Times New Roman"/>
         <w:color w:val="f2f2f2"/>
         <w:sz w:val="22"/>
       </w:rPr>
@@ -28032,7 +28032,7 @@
     </w:tblStylePr>
     <w:tblStylePr w:type="lastCol">
       <w:rPr>
-        <w:rFonts w:ascii="Arial" w:hAnsi="Arial"/>
+        <w:rFonts w:ascii="Times New Roman" w:hAnsi="Times New Roman"/>
         <w:color w:val="f2f2f2"/>
         <w:sz w:val="22"/>
       </w:rPr>
@@ -28051,7 +28051,7 @@
     </w:tblStylePr>
     <w:tblStylePr w:type="lastRow">
       <w:rPr>
-        <w:rFonts w:ascii="Arial" w:hAnsi="Arial"/>
+        <w:rFonts w:ascii="Times New Roman" w:hAnsi="Times New Roman"/>
         <w:color w:val="f2f2f2"/>
         <w:sz w:val="22"/>
       </w:rPr>
@@ -28164,7 +28164,7 @@
     </w:tcPr>
     <w:tblStylePr w:type="band1Horz">
       <w:rPr>
-        <w:rFonts w:ascii="Arial" w:hAnsi="Arial"/>
+        <w:rFonts w:ascii="Times New Roman" w:hAnsi="Times New Roman"/>
         <w:color w:val="404040"/>
         <w:sz w:val="22"/>
       </w:rPr>
@@ -28182,7 +28182,7 @@
     </w:tblStylePr>
     <w:tblStylePr w:type="band1Vert">
       <w:rPr>
-        <w:rFonts w:ascii="Arial" w:hAnsi="Arial"/>
+        <w:rFonts w:ascii="Times New Roman" w:hAnsi="Times New Roman"/>
         <w:color w:val="404040"/>
         <w:sz w:val="22"/>
       </w:rPr>
@@ -28200,7 +28200,7 @@
     </w:tblStylePr>
     <w:tblStylePr w:type="band2Horz">
       <w:rPr>
-        <w:rFonts w:ascii="Arial" w:hAnsi="Arial"/>
+        <w:rFonts w:ascii="Times New Roman" w:hAnsi="Times New Roman"/>
         <w:color w:val="404040"/>
         <w:sz w:val="22"/>
       </w:rPr>
@@ -28219,7 +28219,7 @@
     </w:tblStylePr>
     <w:tblStylePr w:type="band2Vert">
       <w:rPr>
-        <w:rFonts w:ascii="Arial" w:hAnsi="Arial"/>
+        <w:rFonts w:ascii="Times New Roman" w:hAnsi="Times New Roman"/>
         <w:color w:val="404040"/>
         <w:sz w:val="22"/>
       </w:rPr>
@@ -28238,7 +28238,7 @@
     </w:tblStylePr>
     <w:tblStylePr w:type="firstCol">
       <w:rPr>
-        <w:rFonts w:ascii="Arial" w:hAnsi="Arial"/>
+        <w:rFonts w:ascii="Times New Roman" w:hAnsi="Times New Roman"/>
         <w:color w:val="f2f2f2"/>
         <w:sz w:val="22"/>
       </w:rPr>
@@ -28257,7 +28257,7 @@
     </w:tblStylePr>
     <w:tblStylePr w:type="firstRow">
       <w:rPr>
-        <w:rFonts w:ascii="Arial" w:hAnsi="Arial"/>
+        <w:rFonts w:ascii="Times New Roman" w:hAnsi="Times New Roman"/>
         <w:color w:val="f2f2f2"/>
         <w:sz w:val="22"/>
       </w:rPr>
@@ -28276,7 +28276,7 @@
     </w:tblStylePr>
     <w:tblStylePr w:type="lastCol">
       <w:rPr>
-        <w:rFonts w:ascii="Arial" w:hAnsi="Arial"/>
+        <w:rFonts w:ascii="Times New Roman" w:hAnsi="Times New Roman"/>
         <w:color w:val="f2f2f2"/>
         <w:sz w:val="22"/>
       </w:rPr>
@@ -28295,7 +28295,7 @@
     </w:tblStylePr>
     <w:tblStylePr w:type="lastRow">
       <w:rPr>
-        <w:rFonts w:ascii="Arial" w:hAnsi="Arial"/>
+        <w:rFonts w:ascii="Times New Roman" w:hAnsi="Times New Roman"/>
         <w:color w:val="f2f2f2"/>
         <w:sz w:val="22"/>
       </w:rPr>
@@ -28408,7 +28408,7 @@
     </w:tcPr>
     <w:tblStylePr w:type="band1Horz">
       <w:rPr>
-        <w:rFonts w:ascii="Arial" w:hAnsi="Arial"/>
+        <w:rFonts w:ascii="Times New Roman" w:hAnsi="Times New Roman"/>
         <w:color w:val="404040"/>
         <w:sz w:val="22"/>
       </w:rPr>
@@ -28426,7 +28426,7 @@
     </w:tblStylePr>
     <w:tblStylePr w:type="band1Vert">
       <w:rPr>
-        <w:rFonts w:ascii="Arial" w:hAnsi="Arial"/>
+        <w:rFonts w:ascii="Times New Roman" w:hAnsi="Times New Roman"/>
         <w:color w:val="404040"/>
         <w:sz w:val="22"/>
       </w:rPr>
@@ -28444,7 +28444,7 @@
     </w:tblStylePr>
     <w:tblStylePr w:type="band2Horz">
       <w:rPr>
-        <w:rFonts w:ascii="Arial" w:hAnsi="Arial"/>
+        <w:rFonts w:ascii="Times New Roman" w:hAnsi="Times New Roman"/>
         <w:color w:val="404040"/>
         <w:sz w:val="22"/>
       </w:rPr>
@@ -28463,7 +28463,7 @@
     </w:tblStylePr>
     <w:tblStylePr w:type="band2Vert">
       <w:rPr>
-        <w:rFonts w:ascii="Arial" w:hAnsi="Arial"/>
+        <w:rFonts w:ascii="Times New Roman" w:hAnsi="Times New Roman"/>
         <w:color w:val="404040"/>
         <w:sz w:val="22"/>
       </w:rPr>
@@ -28482,7 +28482,7 @@
     </w:tblStylePr>
     <w:tblStylePr w:type="firstCol">
       <w:rPr>
-        <w:rFonts w:ascii="Arial" w:hAnsi="Arial"/>
+        <w:rFonts w:ascii="Times New Roman" w:hAnsi="Times New Roman"/>
         <w:color w:val="f2f2f2"/>
         <w:sz w:val="22"/>
       </w:rPr>
@@ -28501,7 +28501,7 @@
     </w:tblStylePr>
     <w:tblStylePr w:type="firstRow">
       <w:rPr>
-        <w:rFonts w:ascii="Arial" w:hAnsi="Arial"/>
+        <w:rFonts w:ascii="Times New Roman" w:hAnsi="Times New Roman"/>
         <w:color w:val="f2f2f2"/>
         <w:sz w:val="22"/>
       </w:rPr>
@@ -28520,7 +28520,7 @@
     </w:tblStylePr>
     <w:tblStylePr w:type="lastCol">
       <w:rPr>
-        <w:rFonts w:ascii="Arial" w:hAnsi="Arial"/>
+        <w:rFonts w:ascii="Times New Roman" w:hAnsi="Times New Roman"/>
         <w:color w:val="f2f2f2"/>
         <w:sz w:val="22"/>
       </w:rPr>
@@ -28539,7 +28539,7 @@
     </w:tblStylePr>
     <w:tblStylePr w:type="lastRow">
       <w:rPr>
-        <w:rFonts w:ascii="Arial" w:hAnsi="Arial"/>
+        <w:rFonts w:ascii="Times New Roman" w:hAnsi="Times New Roman"/>
         <w:color w:val="f2f2f2"/>
         <w:sz w:val="22"/>
       </w:rPr>
@@ -28652,7 +28652,7 @@
     </w:tcPr>
     <w:tblStylePr w:type="band1Horz">
       <w:rPr>
-        <w:rFonts w:ascii="Arial" w:hAnsi="Arial"/>
+        <w:rFonts w:ascii="Times New Roman" w:hAnsi="Times New Roman"/>
         <w:color w:val="404040"/>
         <w:sz w:val="22"/>
       </w:rPr>
@@ -28670,7 +28670,7 @@
     </w:tblStylePr>
     <w:tblStylePr w:type="band1Vert">
       <w:rPr>
-        <w:rFonts w:ascii="Arial" w:hAnsi="Arial"/>
+        <w:rFonts w:ascii="Times New Roman" w:hAnsi="Times New Roman"/>
         <w:color w:val="404040"/>
         <w:sz w:val="22"/>
       </w:rPr>
@@ -28688,7 +28688,7 @@
     </w:tblStylePr>
     <w:tblStylePr w:type="band2Horz">
       <w:rPr>
-        <w:rFonts w:ascii="Arial" w:hAnsi="Arial"/>
+        <w:rFonts w:ascii="Times New Roman" w:hAnsi="Times New Roman"/>
         <w:color w:val="404040"/>
         <w:sz w:val="22"/>
       </w:rPr>
@@ -28707,7 +28707,7 @@
     </w:tblStylePr>
     <w:tblStylePr w:type="band2Vert">
       <w:rPr>
-        <w:rFonts w:ascii="Arial" w:hAnsi="Arial"/>
+        <w:rFonts w:ascii="Times New Roman" w:hAnsi="Times New Roman"/>
         <w:color w:val="404040"/>
         <w:sz w:val="22"/>
       </w:rPr>
@@ -28726,7 +28726,7 @@
     </w:tblStylePr>
     <w:tblStylePr w:type="firstCol">
       <w:rPr>
-        <w:rFonts w:ascii="Arial" w:hAnsi="Arial"/>
+        <w:rFonts w:ascii="Times New Roman" w:hAnsi="Times New Roman"/>
         <w:color w:val="f2f2f2"/>
         <w:sz w:val="22"/>
       </w:rPr>
@@ -28745,7 +28745,7 @@
     </w:tblStylePr>
     <w:tblStylePr w:type="firstRow">
       <w:rPr>
-        <w:rFonts w:ascii="Arial" w:hAnsi="Arial"/>
+        <w:rFonts w:ascii="Times New Roman" w:hAnsi="Times New Roman"/>
         <w:color w:val="f2f2f2"/>
         <w:sz w:val="22"/>
       </w:rPr>
@@ -28764,7 +28764,7 @@
     </w:tblStylePr>
     <w:tblStylePr w:type="lastCol">
       <w:rPr>
-        <w:rFonts w:ascii="Arial" w:hAnsi="Arial"/>
+        <w:rFonts w:ascii="Times New Roman" w:hAnsi="Times New Roman"/>
         <w:color w:val="f2f2f2"/>
         <w:sz w:val="22"/>
       </w:rPr>
@@ -28783,7 +28783,7 @@
     </w:tblStylePr>
     <w:tblStylePr w:type="lastRow">
       <w:rPr>
-        <w:rFonts w:ascii="Arial" w:hAnsi="Arial"/>
+        <w:rFonts w:ascii="Times New Roman" w:hAnsi="Times New Roman"/>
         <w:color w:val="f2f2f2"/>
         <w:sz w:val="22"/>
       </w:rPr>
@@ -28893,7 +28893,7 @@
     </w:tcPr>
     <w:tblStylePr w:type="band1Horz">
       <w:rPr>
-        <w:rFonts w:ascii="Arial" w:hAnsi="Arial"/>
+        <w:rFonts w:ascii="Times New Roman" w:hAnsi="Times New Roman"/>
         <w:color w:val="404040"/>
         <w:sz w:val="22"/>
       </w:rPr>
@@ -28955,7 +28955,7 @@
     </w:tblStylePr>
     <w:tblStylePr w:type="firstCol">
       <w:rPr>
-        <w:rFonts w:ascii="Arial" w:hAnsi="Arial"/>
+        <w:rFonts w:ascii="Times New Roman" w:hAnsi="Times New Roman"/>
         <w:color w:val="404040"/>
         <w:sz w:val="22"/>
       </w:rPr>
@@ -28973,7 +28973,7 @@
     </w:tblStylePr>
     <w:tblStylePr w:type="firstRow">
       <w:rPr>
-        <w:rFonts w:ascii="Arial" w:hAnsi="Arial"/>
+        <w:rFonts w:ascii="Times New Roman" w:hAnsi="Times New Roman"/>
         <w:color w:val="404040"/>
         <w:sz w:val="22"/>
       </w:rPr>
@@ -28993,7 +28993,7 @@
     </w:tblStylePr>
     <w:tblStylePr w:type="lastCol">
       <w:rPr>
-        <w:rFonts w:ascii="Arial" w:hAnsi="Arial"/>
+        <w:rFonts w:ascii="Times New Roman" w:hAnsi="Times New Roman"/>
         <w:color w:val="404040"/>
         <w:sz w:val="22"/>
       </w:rPr>
@@ -29013,7 +29013,7 @@
     </w:tblStylePr>
     <w:tblStylePr w:type="lastRow">
       <w:rPr>
-        <w:rFonts w:ascii="Arial" w:hAnsi="Arial"/>
+        <w:rFonts w:ascii="Times New Roman" w:hAnsi="Times New Roman"/>
         <w:color w:val="404040"/>
         <w:sz w:val="22"/>
       </w:rPr>
@@ -29124,7 +29124,7 @@
     </w:tcPr>
     <w:tblStylePr w:type="band1Horz">
       <w:rPr>
-        <w:rFonts w:ascii="Arial" w:hAnsi="Arial"/>
+        <w:rFonts w:ascii="Times New Roman" w:hAnsi="Times New Roman"/>
         <w:color w:val="404040"/>
         <w:sz w:val="22"/>
       </w:rPr>
@@ -29186,7 +29186,7 @@
     </w:tblStylePr>
     <w:tblStylePr w:type="firstCol">
       <w:rPr>
-        <w:rFonts w:ascii="Arial" w:hAnsi="Arial"/>
+        <w:rFonts w:ascii="Times New Roman" w:hAnsi="Times New Roman"/>
         <w:color w:val="404040"/>
         <w:sz w:val="22"/>
       </w:rPr>
@@ -29204,7 +29204,7 @@
     </w:tblStylePr>
     <w:tblStylePr w:type="firstRow">
       <w:rPr>
-        <w:rFonts w:ascii="Arial" w:hAnsi="Arial"/>
+        <w:rFonts w:ascii="Times New Roman" w:hAnsi="Times New Roman"/>
         <w:color w:val="404040"/>
         <w:sz w:val="22"/>
       </w:rPr>
@@ -29224,7 +29224,7 @@
     </w:tblStylePr>
     <w:tblStylePr w:type="lastCol">
       <w:rPr>
-        <w:rFonts w:ascii="Arial" w:hAnsi="Arial"/>
+        <w:rFonts w:ascii="Times New Roman" w:hAnsi="Times New Roman"/>
         <w:color w:val="404040"/>
         <w:sz w:val="22"/>
       </w:rPr>
@@ -29244,7 +29244,7 @@
     </w:tblStylePr>
     <w:tblStylePr w:type="lastRow">
       <w:rPr>
-        <w:rFonts w:ascii="Arial" w:hAnsi="Arial"/>
+        <w:rFonts w:ascii="Times New Roman" w:hAnsi="Times New Roman"/>
         <w:color w:val="404040"/>
         <w:sz w:val="22"/>
       </w:rPr>
@@ -29355,7 +29355,7 @@
     </w:tcPr>
     <w:tblStylePr w:type="band1Horz">
       <w:rPr>
-        <w:rFonts w:ascii="Arial" w:hAnsi="Arial"/>
+        <w:rFonts w:ascii="Times New Roman" w:hAnsi="Times New Roman"/>
         <w:color w:val="404040"/>
         <w:sz w:val="22"/>
       </w:rPr>
@@ -29417,7 +29417,7 @@
     </w:tblStylePr>
     <w:tblStylePr w:type="firstCol">
       <w:rPr>
-        <w:rFonts w:ascii="Arial" w:hAnsi="Arial"/>
+        <w:rFonts w:ascii="Times New Roman" w:hAnsi="Times New Roman"/>
         <w:color w:val="404040"/>
         <w:sz w:val="22"/>
       </w:rPr>
@@ -29435,7 +29435,7 @@
     </w:tblStylePr>
     <w:tblStylePr w:type="firstRow">
       <w:rPr>
-        <w:rFonts w:ascii="Arial" w:hAnsi="Arial"/>
+        <w:rFonts w:ascii="Times New Roman" w:hAnsi="Times New Roman"/>
         <w:color w:val="404040"/>
         <w:sz w:val="22"/>
       </w:rPr>
@@ -29455,7 +29455,7 @@
     </w:tblStylePr>
     <w:tblStylePr w:type="lastCol">
       <w:rPr>
-        <w:rFonts w:ascii="Arial" w:hAnsi="Arial"/>
+        <w:rFonts w:ascii="Times New Roman" w:hAnsi="Times New Roman"/>
         <w:color w:val="404040"/>
         <w:sz w:val="22"/>
       </w:rPr>
@@ -29475,7 +29475,7 @@
     </w:tblStylePr>
     <w:tblStylePr w:type="lastRow">
       <w:rPr>
-        <w:rFonts w:ascii="Arial" w:hAnsi="Arial"/>
+        <w:rFonts w:ascii="Times New Roman" w:hAnsi="Times New Roman"/>
         <w:color w:val="404040"/>
         <w:sz w:val="22"/>
       </w:rPr>
@@ -29586,7 +29586,7 @@
     </w:tcPr>
     <w:tblStylePr w:type="band1Horz">
       <w:rPr>
-        <w:rFonts w:ascii="Arial" w:hAnsi="Arial"/>
+        <w:rFonts w:ascii="Times New Roman" w:hAnsi="Times New Roman"/>
         <w:color w:val="404040"/>
         <w:sz w:val="22"/>
       </w:rPr>
@@ -29648,7 +29648,7 @@
     </w:tblStylePr>
     <w:tblStylePr w:type="firstCol">
       <w:rPr>
-        <w:rFonts w:ascii="Arial" w:hAnsi="Arial"/>
+        <w:rFonts w:ascii="Times New Roman" w:hAnsi="Times New Roman"/>
         <w:color w:val="404040"/>
         <w:sz w:val="22"/>
       </w:rPr>
@@ -29666,7 +29666,7 @@
     </w:tblStylePr>
     <w:tblStylePr w:type="firstRow">
       <w:rPr>
-        <w:rFonts w:ascii="Arial" w:hAnsi="Arial"/>
+        <w:rFonts w:ascii="Times New Roman" w:hAnsi="Times New Roman"/>
         <w:color w:val="404040"/>
         <w:sz w:val="22"/>
       </w:rPr>
@@ -29686,7 +29686,7 @@
     </w:tblStylePr>
     <w:tblStylePr w:type="lastCol">
       <w:rPr>
-        <w:rFonts w:ascii="Arial" w:hAnsi="Arial"/>
+        <w:rFonts w:ascii="Times New Roman" w:hAnsi="Times New Roman"/>
         <w:color w:val="404040"/>
         <w:sz w:val="22"/>
       </w:rPr>
@@ -29706,7 +29706,7 @@
     </w:tblStylePr>
     <w:tblStylePr w:type="lastRow">
       <w:rPr>
-        <w:rFonts w:ascii="Arial" w:hAnsi="Arial"/>
+        <w:rFonts w:ascii="Times New Roman" w:hAnsi="Times New Roman"/>
         <w:color w:val="404040"/>
         <w:sz w:val="22"/>
       </w:rPr>
@@ -29817,7 +29817,7 @@
     </w:tcPr>
     <w:tblStylePr w:type="band1Horz">
       <w:rPr>
-        <w:rFonts w:ascii="Arial" w:hAnsi="Arial"/>
+        <w:rFonts w:ascii="Times New Roman" w:hAnsi="Times New Roman"/>
         <w:color w:val="404040"/>
         <w:sz w:val="22"/>
       </w:rPr>
@@ -29879,7 +29879,7 @@
     </w:tblStylePr>
     <w:tblStylePr w:type="firstCol">
       <w:rPr>
-        <w:rFonts w:ascii="Arial" w:hAnsi="Arial"/>
+        <w:rFonts w:ascii="Times New Roman" w:hAnsi="Times New Roman"/>
         <w:color w:val="404040"/>
         <w:sz w:val="22"/>
       </w:rPr>
@@ -29897,7 +29897,7 @@
     </w:tblStylePr>
     <w:tblStylePr w:type="firstRow">
       <w:rPr>
-        <w:rFonts w:ascii="Arial" w:hAnsi="Arial"/>
+        <w:rFonts w:ascii="Times New Roman" w:hAnsi="Times New Roman"/>
         <w:color w:val="404040"/>
         <w:sz w:val="22"/>
       </w:rPr>
@@ -29917,7 +29917,7 @@
     </w:tblStylePr>
     <w:tblStylePr w:type="lastCol">
       <w:rPr>
-        <w:rFonts w:ascii="Arial" w:hAnsi="Arial"/>
+        <w:rFonts w:ascii="Times New Roman" w:hAnsi="Times New Roman"/>
         <w:color w:val="404040"/>
         <w:sz w:val="22"/>
       </w:rPr>
@@ -29937,7 +29937,7 @@
     </w:tblStylePr>
     <w:tblStylePr w:type="lastRow">
       <w:rPr>
-        <w:rFonts w:ascii="Arial" w:hAnsi="Arial"/>
+        <w:rFonts w:ascii="Times New Roman" w:hAnsi="Times New Roman"/>
         <w:color w:val="404040"/>
         <w:sz w:val="22"/>
       </w:rPr>
@@ -30048,7 +30048,7 @@
     </w:tcPr>
     <w:tblStylePr w:type="band1Horz">
       <w:rPr>
-        <w:rFonts w:ascii="Arial" w:hAnsi="Arial"/>
+        <w:rFonts w:ascii="Times New Roman" w:hAnsi="Times New Roman"/>
         <w:color w:val="404040"/>
         <w:sz w:val="22"/>
       </w:rPr>
@@ -30110,7 +30110,7 @@
     </w:tblStylePr>
     <w:tblStylePr w:type="firstCol">
       <w:rPr>
-        <w:rFonts w:ascii="Arial" w:hAnsi="Arial"/>
+        <w:rFonts w:ascii="Times New Roman" w:hAnsi="Times New Roman"/>
         <w:color w:val="404040"/>
         <w:sz w:val="22"/>
       </w:rPr>
@@ -30128,7 +30128,7 @@
     </w:tblStylePr>
     <w:tblStylePr w:type="firstRow">
       <w:rPr>
-        <w:rFonts w:ascii="Arial" w:hAnsi="Arial"/>
+        <w:rFonts w:ascii="Times New Roman" w:hAnsi="Times New Roman"/>
         <w:color w:val="404040"/>
         <w:sz w:val="22"/>
       </w:rPr>
@@ -30148,7 +30148,7 @@
     </w:tblStylePr>
     <w:tblStylePr w:type="lastCol">
       <w:rPr>
-        <w:rFonts w:ascii="Arial" w:hAnsi="Arial"/>
+        <w:rFonts w:ascii="Times New Roman" w:hAnsi="Times New Roman"/>
         <w:color w:val="404040"/>
         <w:sz w:val="22"/>
       </w:rPr>
@@ -30168,7 +30168,7 @@
     </w:tblStylePr>
     <w:tblStylePr w:type="lastRow">
       <w:rPr>
-        <w:rFonts w:ascii="Arial" w:hAnsi="Arial"/>
+        <w:rFonts w:ascii="Times New Roman" w:hAnsi="Times New Roman"/>
         <w:color w:val="404040"/>
         <w:sz w:val="22"/>
       </w:rPr>
@@ -30279,7 +30279,7 @@
     </w:tcPr>
     <w:tblStylePr w:type="band1Horz">
       <w:rPr>
-        <w:rFonts w:ascii="Arial" w:hAnsi="Arial"/>
+        <w:rFonts w:ascii="Times New Roman" w:hAnsi="Times New Roman"/>
         <w:color w:val="404040"/>
         <w:sz w:val="22"/>
       </w:rPr>
@@ -30341,7 +30341,7 @@
     </w:tblStylePr>
     <w:tblStylePr w:type="firstCol">
       <w:rPr>
-        <w:rFonts w:ascii="Arial" w:hAnsi="Arial"/>
+        <w:rFonts w:ascii="Times New Roman" w:hAnsi="Times New Roman"/>
         <w:color w:val="404040"/>
         <w:sz w:val="22"/>
       </w:rPr>
@@ -30359,7 +30359,7 @@
     </w:tblStylePr>
     <w:tblStylePr w:type="firstRow">
       <w:rPr>
-        <w:rFonts w:ascii="Arial" w:hAnsi="Arial"/>
+        <w:rFonts w:ascii="Times New Roman" w:hAnsi="Times New Roman"/>
         <w:color w:val="404040"/>
         <w:sz w:val="22"/>
       </w:rPr>
@@ -30379,7 +30379,7 @@
     </w:tblStylePr>
     <w:tblStylePr w:type="lastCol">
       <w:rPr>
-        <w:rFonts w:ascii="Arial" w:hAnsi="Arial"/>
+        <w:rFonts w:ascii="Times New Roman" w:hAnsi="Times New Roman"/>
         <w:color w:val="404040"/>
         <w:sz w:val="22"/>
       </w:rPr>
@@ -30399,7 +30399,7 @@
     </w:tblStylePr>
     <w:tblStylePr w:type="lastRow">
       <w:rPr>
-        <w:rFonts w:ascii="Arial" w:hAnsi="Arial"/>
+        <w:rFonts w:ascii="Times New Roman" w:hAnsi="Times New Roman"/>
         <w:color w:val="404040"/>
         <w:sz w:val="22"/>
       </w:rPr>
@@ -30500,7 +30500,7 @@
       <w:outlineLvl w:val="6"/>
     </w:pPr>
     <w:rPr>
-      <w:rFonts w:ascii="Arial" w:hAnsi="Arial" w:eastAsia="Arial" w:cs="Arial"/>
+      <w:rFonts w:ascii="Times New Roman" w:hAnsi="Times New Roman" w:eastAsia="Times New Roman" w:cs="Times New Roman"/>
       <w:color w:val="595959" w:themeColor="text1" w:themeTint="A6"/>
     </w:rPr>
   </w:style>
@@ -30521,7 +30521,7 @@
       <w:outlineLvl w:val="7"/>
     </w:pPr>
     <w:rPr>
-      <w:rFonts w:ascii="Arial" w:hAnsi="Arial" w:eastAsia="Arial" w:cs="Arial"/>
+      <w:rFonts w:ascii="Times New Roman" w:hAnsi="Times New Roman" w:eastAsia="Times New Roman" w:cs="Times New Roman"/>
       <w:i/>
       <w:iCs/>
       <w:color w:val="272727" w:themeColor="text1" w:themeTint="D8"/>
@@ -30544,7 +30544,7 @@
       <w:outlineLvl w:val="8"/>
     </w:pPr>
     <w:rPr>
-      <w:rFonts w:ascii="Arial" w:hAnsi="Arial" w:eastAsia="Arial" w:cs="Arial"/>
+      <w:rFonts w:ascii="Times New Roman" w:hAnsi="Times New Roman" w:eastAsia="Times New Roman" w:cs="Times New Roman"/>
       <w:i/>
       <w:iCs/>
       <w:color w:val="272727" w:themeColor="text1" w:themeTint="D8"/>
@@ -30561,7 +30561,7 @@
       <w:ind/>
     </w:pPr>
     <w:rPr>
-      <w:rFonts w:ascii="Arial" w:hAnsi="Arial" w:eastAsia="Arial" w:cs="Arial"/>
+      <w:rFonts w:ascii="Times New Roman" w:hAnsi="Times New Roman" w:eastAsia="Times New Roman" w:cs="Times New Roman"/>
       <w:color w:val="0f4761" w:themeColor="accent1" w:themeShade="BF"/>
       <w:sz w:val="40"/>
       <w:szCs w:val="40"/>
@@ -30578,7 +30578,7 @@
       <w:ind/>
     </w:pPr>
     <w:rPr>
-      <w:rFonts w:ascii="Arial" w:hAnsi="Arial" w:eastAsia="Arial" w:cs="Arial"/>
+      <w:rFonts w:ascii="Times New Roman" w:hAnsi="Times New Roman" w:eastAsia="Times New Roman" w:cs="Times New Roman"/>
       <w:color w:val="0f4761" w:themeColor="accent1" w:themeShade="BF"/>
       <w:sz w:val="32"/>
       <w:szCs w:val="32"/>
@@ -30595,7 +30595,7 @@
       <w:ind/>
     </w:pPr>
     <w:rPr>
-      <w:rFonts w:ascii="Arial" w:hAnsi="Arial" w:eastAsia="Arial" w:cs="Arial"/>
+      <w:rFonts w:ascii="Times New Roman" w:hAnsi="Times New Roman" w:eastAsia="Times New Roman" w:cs="Times New Roman"/>
       <w:color w:val="0f4761" w:themeColor="accent1" w:themeShade="BF"/>
       <w:sz w:val="28"/>
       <w:szCs w:val="28"/>
@@ -30612,7 +30612,7 @@
       <w:ind/>
     </w:pPr>
     <w:rPr>
-      <w:rFonts w:ascii="Arial" w:hAnsi="Arial" w:eastAsia="Arial" w:cs="Arial"/>
+      <w:rFonts w:ascii="Times New Roman" w:hAnsi="Times New Roman" w:eastAsia="Times New Roman" w:cs="Times New Roman"/>
       <w:i/>
       <w:iCs/>
       <w:color w:val="0f4761" w:themeColor="accent1" w:themeShade="BF"/>
@@ -30629,7 +30629,7 @@
       <w:ind/>
     </w:pPr>
     <w:rPr>
-      <w:rFonts w:ascii="Arial" w:hAnsi="Arial" w:eastAsia="Arial" w:cs="Arial"/>
+      <w:rFonts w:ascii="Times New Roman" w:hAnsi="Times New Roman" w:eastAsia="Times New Roman" w:cs="Times New Roman"/>
       <w:color w:val="0f4761" w:themeColor="accent1" w:themeShade="BF"/>
     </w:rPr>
   </w:style>
@@ -30644,7 +30644,7 @@
       <w:ind/>
     </w:pPr>
     <w:rPr>
-      <w:rFonts w:ascii="Arial" w:hAnsi="Arial" w:eastAsia="Arial" w:cs="Arial"/>
+      <w:rFonts w:ascii="Times New Roman" w:hAnsi="Times New Roman" w:eastAsia="Times New Roman" w:cs="Times New Roman"/>
       <w:i/>
       <w:iCs/>
       <w:color w:val="595959" w:themeColor="text1" w:themeTint="A6"/>
@@ -30661,7 +30661,7 @@
       <w:ind/>
     </w:pPr>
     <w:rPr>
-      <w:rFonts w:ascii="Arial" w:hAnsi="Arial" w:eastAsia="Arial" w:cs="Arial"/>
+      <w:rFonts w:ascii="Times New Roman" w:hAnsi="Times New Roman" w:eastAsia="Times New Roman" w:cs="Times New Roman"/>
       <w:color w:val="595959" w:themeColor="text1" w:themeTint="A6"/>
     </w:rPr>
   </w:style>
@@ -30676,7 +30676,7 @@
       <w:ind/>
     </w:pPr>
     <w:rPr>
-      <w:rFonts w:ascii="Arial" w:hAnsi="Arial" w:eastAsia="Arial" w:cs="Arial"/>
+      <w:rFonts w:ascii="Times New Roman" w:hAnsi="Times New Roman" w:eastAsia="Times New Roman" w:cs="Times New Roman"/>
       <w:i/>
       <w:iCs/>
       <w:color w:val="272727" w:themeColor="text1" w:themeTint="D8"/>
@@ -30693,7 +30693,7 @@
       <w:ind/>
     </w:pPr>
     <w:rPr>
-      <w:rFonts w:ascii="Arial" w:hAnsi="Arial" w:eastAsia="Arial" w:cs="Arial"/>
+      <w:rFonts w:ascii="Times New Roman" w:hAnsi="Times New Roman" w:eastAsia="Times New Roman" w:cs="Times New Roman"/>
       <w:i/>
       <w:iCs/>
       <w:color w:val="272727" w:themeColor="text1" w:themeTint="D8"/>
@@ -30710,7 +30710,7 @@
       <w:ind/>
     </w:pPr>
     <w:rPr>
-      <w:rFonts w:ascii="Arial" w:hAnsi="Arial" w:eastAsia="Arial" w:cs="Arial"/>
+      <w:rFonts w:ascii="Times New Roman" w:hAnsi="Times New Roman" w:eastAsia="Times New Roman" w:cs="Times New Roman"/>
       <w:spacing w:val="-10"/>
       <w:sz w:val="56"/>
       <w:szCs w:val="56"/>
@@ -31562,7 +31562,7 @@
     </w:pPr>
     <w:rPr>
       <w:rFonts w:ascii="Times New Roman" w:hAnsi="Times New Roman" w:eastAsia="Times New Roman" w:cs="Times New Roman"/>
-      <w:lang w:eastAsia="es-MX"/>
+      <w:lang w:eastAsia="Times New Roman"/>
     </w:rPr>
   </w:style>
   <w:style w:type="character" w:styleId="722" w:default="1">
@@ -31808,7 +31808,7 @@
     </w:pPr>
     <w:rPr>
       <w:rFonts w:ascii="Times New Roman" w:hAnsi="Times New Roman" w:eastAsia="Times New Roman" w:cs="Times New Roman"/>
-      <w:lang w:eastAsia="es-MX"/>
+      <w:lang w:eastAsia="Times New Roman"/>
     </w:rPr>
   </w:style>
   <w:style w:type="paragraph" w:styleId="727">
@@ -31839,7 +31839,7 @@
     </w:pPr>
     <w:rPr>
       <w:rFonts w:ascii="Times New Roman" w:hAnsi="Times New Roman" w:eastAsia="Times New Roman" w:cs="Times New Roman"/>
-      <w:lang w:eastAsia="es-MX"/>
+      <w:lang w:eastAsia="Times New Roman"/>
     </w:rPr>
   </w:style>
   <w:style w:type="paragraph" w:styleId="729">
@@ -31856,7 +31856,7 @@
     <w:rPr>
       <w:rFonts w:asciiTheme="minorHAnsi" w:hAnsiTheme="minorHAnsi" w:eastAsiaTheme="minorEastAsia" w:cstheme="minorBidi"/>
       <w:sz w:val="21"/>
-      <w:lang w:val="es-ES" w:eastAsia="en-US"/>
+      <w:lang w:val="es-ES" w:eastAsia="Times New Roman"/>
     </w:rPr>
   </w:style>
   <w:style w:type="table" w:styleId="730">
@@ -32064,7 +32064,7 @@
       <w:ind/>
     </w:pPr>
     <w:rPr>
-      <w:rFonts w:ascii="Georgia" w:hAnsi="Georgia" w:eastAsia="Georgia" w:cs="Georgia"/>
+      <w:rFonts w:ascii="Times New Roman" w:hAnsi="Times New Roman" w:eastAsia="Times New Roman" w:cs="Times New Roman"/>
       <w:i/>
       <w:color w:val="666666"/>
       <w:sz w:val="48"/>

--- a/templates/PLANTILLA PROTOCOLO INDIVIDUAL.docx
+++ b/templates/PLANTILLA PROTOCOLO INDIVIDUAL.docx
@@ -511,171 +511,19 @@
     </w:tbl>
     <w:p>
       <w:pPr>
-        <w:pBdr/>
-        <w:spacing/>
-        <w:ind/>
-        <w:jc w:val="center"/>
+        <w:spacing w:before="0" w:after="0" w:line="20" w:lineRule="exact"/>
         <w:rPr>
-          <w:rFonts w:ascii="Times New Roman" w:hAnsi="Times New Roman" w:eastAsia="Times New Roman" w:cs="Times New Roman"/>
-          <w:b/>
-          <w:color w:val="1f3864"/>
+          <w:sz w:val="2"/>
+          <w:szCs w:val="2"/>
         </w:rPr>
       </w:pPr>
-      <w:r>
-        <w:rPr>
-          <w:rtl w:val="0"/>
-        </w:rPr>
-      </w:r>
-      <w:r>
-        <w:rPr>
-          <w:rFonts w:ascii="Times New Roman" w:hAnsi="Times New Roman" w:eastAsia="Times New Roman" w:cs="Times New Roman"/>
-          <w:b/>
-          <w:color w:val="1f3864"/>
-        </w:rPr>
-      </w:r>
-    </w:p>
-    <w:p>
-      <w:pPr>
-        <w:pBdr/>
-        <w:spacing/>
-        <w:ind/>
-        <w:jc w:val="center"/>
-        <w:rPr>
-          <w:rFonts w:ascii="Times New Roman" w:hAnsi="Times New Roman" w:eastAsia="Times New Roman" w:cs="Times New Roman"/>
-          <w:color w:val="1f3864"/>
-        </w:rPr>
-      </w:pPr>
-      <w:r>
-        <w:rPr>
-          <w:rtl w:val="0"/>
-        </w:rPr>
-      </w:r>
-      <w:r>
-        <w:rPr>
-          <w:rFonts w:ascii="Times New Roman" w:hAnsi="Times New Roman" w:eastAsia="Times New Roman" w:cs="Times New Roman"/>
-          <w:color w:val="1f3864"/>
-        </w:rPr>
-      </w:r>
-    </w:p>
-    <w:p>
-      <w:pPr>
-        <w:pBdr/>
-        <w:spacing/>
-        <w:ind/>
-        <w:rPr>
-          <w:rFonts w:ascii="Times New Roman" w:hAnsi="Times New Roman" w:eastAsia="Times New Roman" w:cs="Times New Roman"/>
-          <w:color w:val="1f3864"/>
-          <w:sz w:val="32"/>
-          <w:szCs w:val="32"/>
-        </w:rPr>
-      </w:pPr>
-      <w:r>
-        <w:rPr>
-          <w:rFonts w:ascii="Times New Roman" w:hAnsi="Times New Roman" w:eastAsia="Times New Roman" w:cs="Times New Roman"/>
-          <w:b/>
-          <w:color w:val="1f3864"/>
-          <w:sz w:val="32"/>
-          <w:szCs w:val="32"/>
-          <w:rtl w:val="0"/>
-        </w:rPr>
-        <w:t xml:space="preserve">* Nota</w:t>
-      </w:r>
-      <w:r>
-        <w:rPr>
-          <w:rFonts w:ascii="Times New Roman" w:hAnsi="Times New Roman" w:eastAsia="Times New Roman" w:cs="Times New Roman"/>
-          <w:color w:val="1f3864"/>
-          <w:sz w:val="32"/>
-          <w:szCs w:val="32"/>
-          <w:rtl w:val="0"/>
-        </w:rPr>
-        <w:t xml:space="preserve">: La entrega del protocolo individual debe hacerse en formato </w:t>
-      </w:r>
-      <w:r>
-        <w:rPr>
-          <w:rFonts w:ascii="Times New Roman" w:hAnsi="Times New Roman" w:eastAsia="Times New Roman" w:cs="Times New Roman"/>
-          <w:b/>
-          <w:color w:val="ff0000"/>
-          <w:sz w:val="36"/>
-          <w:szCs w:val="36"/>
-          <w:rtl w:val="0"/>
-        </w:rPr>
-        <w:t xml:space="preserve">PDF</w:t>
-      </w:r>
-      <w:r>
-        <w:rPr>
-          <w:rFonts w:ascii="Times New Roman" w:hAnsi="Times New Roman" w:eastAsia="Times New Roman" w:cs="Times New Roman"/>
-          <w:color w:val="1f3864"/>
-          <w:sz w:val="32"/>
-          <w:szCs w:val="32"/>
-          <w:rtl w:val="0"/>
-        </w:rPr>
-        <w:t xml:space="preserve">, a menos que el profesor indique otro tipo de archivo</w:t>
-      </w:r>
-      <w:r>
-        <w:rPr>
-          <w:rFonts w:ascii="Times New Roman" w:hAnsi="Times New Roman" w:eastAsia="Times New Roman" w:cs="Times New Roman"/>
-          <w:color w:val="1f3864"/>
-          <w:sz w:val="32"/>
-          <w:szCs w:val="32"/>
-        </w:rPr>
-      </w:r>
-    </w:p>
-    <w:p>
-      <w:pPr>
-        <w:pBdr/>
-        <w:spacing/>
-        <w:ind/>
-        <w:jc w:val="center"/>
-        <w:rPr>
-          <w:rFonts w:ascii="Times New Roman" w:hAnsi="Times New Roman" w:eastAsia="Times New Roman" w:cs="Times New Roman"/>
-          <w:b/>
-          <w:color w:val="1f3864"/>
-        </w:rPr>
-      </w:pPr>
-      <w:r>
-        <w:rPr>
-          <w:rtl w:val="0"/>
-        </w:rPr>
-      </w:r>
-      <w:r>
-        <w:rPr>
-          <w:rFonts w:ascii="Times New Roman" w:hAnsi="Times New Roman" w:eastAsia="Times New Roman" w:cs="Times New Roman"/>
-          <w:b/>
-          <w:color w:val="1f3864"/>
-        </w:rPr>
-      </w:r>
-    </w:p>
-    <w:p>
-      <w:pPr>
-        <w:pBdr/>
-        <w:spacing/>
-        <w:ind/>
-        <w:jc w:val="center"/>
-        <w:rPr>
-          <w:rFonts w:ascii="Times New Roman" w:hAnsi="Times New Roman" w:eastAsia="Times New Roman" w:cs="Times New Roman"/>
-          <w:b/>
-          <w:color w:val="1f3864"/>
-        </w:rPr>
-      </w:pPr>
-      <w:r>
-        <w:rPr>
-          <w:rtl w:val="0"/>
-        </w:rPr>
-      </w:r>
-      <w:r>
-        <w:rPr>
-          <w:rFonts w:ascii="Times New Roman" w:hAnsi="Times New Roman" w:eastAsia="Times New Roman" w:cs="Times New Roman"/>
-          <w:b/>
-          <w:color w:val="1f3864"/>
-        </w:rPr>
-      </w:r>
     </w:p>
     <w:sectPr>
       <w:headerReference w:type="default" r:id="rId8"/>
       <w:footerReference w:type="default" r:id="rId9"/>
       <w:footnotePr/>
       <w:endnotePr/>
-      <w:type w:val="nextPage"/>
+      <w:type w:val="continuous"/>
       <w:pgSz w:h="15840" w:orient="portrait" w:w="12240"/>
       <w:pgMar w:top="1417" w:right="1701" w:bottom="1417" w:left="1701" w:header="708" w:footer="708" w:gutter="0"/>
       <w:pgNumType w:start="1"/>
